--- a/plantillas_maestras/17_seguro_no_especificado/contratacion_no_consentida/2_ddos_banco_y_aseguradora/mujer/TPL_0731_2025_SEGURO_NO_ESPECIFICADO_CONTRATACION_NO_CONSENTIDA_BANCO_MUJER_R1.DOCX
+++ b/plantillas_maestras/17_seguro_no_especificado/contratacion_no_consentida/2_ddos_banco_y_aseguradora/mujer/TPL_0731_2025_SEGURO_NO_ESPECIFICADO_CONTRATACION_NO_CONSENTIDA_BANCO_MUJER_R1.DOCX
@@ -423,7 +423,7 @@
           <w14:ligatures w14:val="none"/>
         </w:rPr>
         <w:tab/>
-        <w:t>:       ADMISIÓN A TRÁMITE</w:t>
+        <w:t>: ADMISIÓN A TRÁMITE</w:t>
       </w:r>
     </w:p>
     <w:p>
@@ -796,7 +796,7 @@
           <w:lang w:val="es-ES" w:eastAsia="es-ES"/>
           <w14:ligatures w14:val="none"/>
         </w:rPr>
-        <w:t>Ley N°29571, Código de Protección y Defensa del Consumidor (en adelante, Código)</w:t>
+        <w:t>Ley 29571, Código de Protección y Defensa del Consumidor (en adelante, Código)</w:t>
       </w:r>
       <w:r>
         <w:rPr>
@@ -1031,7 +1031,7 @@
           <w:lang w:val="es-ES" w:eastAsia="es-ES"/>
           <w14:ligatures w14:val="none"/>
         </w:rPr>
-        <w:t>de Protección de Tarjeta Full Nº 0233604</w:t>
+        <w:t>de Protección de Tarjeta Full 023xxxxxx604</w:t>
       </w:r>
       <w:r>
         <w:rPr>
@@ -1359,7 +1359,7 @@
           <w:lang w:val="es-ES" w:eastAsia="es-ES"/>
           <w14:ligatures w14:val="none"/>
         </w:rPr>
-        <w:t>º 8080071 correspondiente al Seguro de Sepelio Grupal para Clientes de Entidades Financieras de Sepelio y la Póliza Nº 27330 correspondiente al Seguro</w:t>
+        <w:t> 8080071 correspondiente al Seguro de Sepelio Grupal para Clientes de Entidades Financieras de Sepelio y la Póliza 27330 correspondiente al Seguro</w:t>
       </w:r>
       <w:r>
         <w:rPr>
@@ -1379,7 +1379,7 @@
           <w:lang w:val="es-ES" w:eastAsia="es-ES"/>
           <w14:ligatures w14:val="none"/>
         </w:rPr>
-        <w:t xml:space="preserve">de Protección de Tarjeta Full Nº 0233604, más </w:t>
+        <w:t xml:space="preserve">de Protección de Tarjeta Full 023xxxxxx604, más </w:t>
       </w:r>
       <w:r>
         <w:rPr>
@@ -1550,7 +1550,7 @@
           <w:lang w:val="es-ES" w:eastAsia="es-ES"/>
           <w14:ligatures w14:val="none"/>
         </w:rPr>
-        <w:t xml:space="preserve">, requirió el reembolso de costos y costas del presente procedimiento.  </w:t>
+        <w:t xml:space="preserve">, requirió el reembolso de costos y costas del presente procedimiento. </w:t>
       </w:r>
     </w:p>
     <w:p>
@@ -1650,7 +1650,7 @@
           <w:lang w:eastAsia="es-PE"/>
           <w14:ligatures w14:val="none"/>
         </w:rPr>
-        <w:t>La Secretaría Técnica de la Comisión de Protección al Consumidor N°1 (en adelante, la Secretaría Técnica), en ejercicio de sus facultades</w:t>
+        <w:t>La Secretaría Técnica de la Comisión de Protección al Consumidor 1 (en adelante, la Secretaría Técnica), en ejercicio de sus facultades</w:t>
       </w:r>
       <w:r>
         <w:rPr>
@@ -1696,7 +1696,7 @@
           <w:lang w:eastAsia="es-PE"/>
           <w14:ligatures w14:val="none"/>
         </w:rPr>
-        <w:t xml:space="preserve">Mapfre Perú Compañía de Seguros y Reaseguros S.A. y Banco Ripley Perú S.A. habrían atribuido indebidamente la Póliza N° 8080071 a </w:t>
+        <w:t xml:space="preserve">Mapfre Perú Compañía de Seguros y Reaseguros S.A. y Banco Ripley Perú S.A. habrían atribuido indebidamente la Póliza 8080071 a </w:t>
       </w:r>
       <w:r>
         <w:rPr>
@@ -1873,7 +1873,7 @@
           <w:shd w:val="clear" w:color="auto" w:fill="FFFFFF"/>
           <w14:ligatures w14:val="none"/>
         </w:rPr>
-        <w:t>° del</w:t>
+        <w:t> del</w:t>
       </w:r>
       <w:r>
         <w:rPr>
@@ -1962,7 +1962,7 @@
           <w:kern w:val="0"/>
           <w14:ligatures w14:val="none"/>
         </w:rPr>
-        <w:t>Mapfre Perú Compañía de Seguros y Reaseguros S.A. y Banco Ripley Perú S.A. habría atribuido indebidamente la Póliza N° 27330 a favor del denunciante, generando el descuento de las primas desde su tarjeta de crédito</w:t>
+        <w:t>Mapfre Perú Compañía de Seguros y Reaseguros S.A. y Banco Ripley Perú S.A. habría atribuido indebidamente la Póliza 27330 a favor del denunciante, generando el descuento de las primas desde su tarjeta de crédito</w:t>
       </w:r>
       <w:r>
         <w:rPr>
@@ -1986,7 +1986,7 @@
           <w:kern w:val="0"/>
           <w14:ligatures w14:val="none"/>
         </w:rPr>
-        <w:t>protección contra los métodos comerciales agresivos o engañosos, tipificado en el artículo 58° del Có</w:t>
+        <w:t>protección contra los métodos comerciales agresivos o engañosos, tipificado en el artículo 58 del Có</w:t>
       </w:r>
       <w:r>
         <w:rPr>
@@ -2064,7 +2064,7 @@
           <w:lang w:eastAsia="es-PE"/>
           <w14:ligatures w14:val="none"/>
         </w:rPr>
-        <w:t xml:space="preserve">Mapfre Perú Compañía de Seguros y Reaseguros S.A. no habría cumplido con remitir la Póliza N° 8080071 al correo electrónico </w:t>
+        <w:t xml:space="preserve">Mapfre Perú Compañía de Seguros y Reaseguros S.A. no habría cumplido con remitir la Póliza 8080071 al correo electrónico </w:t>
       </w:r>
       <w:r>
         <w:rPr>
@@ -2145,7 +2145,7 @@
           <w:kern w:val="0"/>
           <w14:ligatures w14:val="none"/>
         </w:rPr>
-        <w:t xml:space="preserve">inciso e) del artículo 47° </w:t>
+        <w:t xml:space="preserve">inciso e) del artículo 47 </w:t>
       </w:r>
       <w:r>
         <w:rPr>
@@ -2229,7 +2229,7 @@
           <w:lang w:eastAsia="es-PE"/>
           <w14:ligatures w14:val="none"/>
         </w:rPr>
-        <w:t xml:space="preserve">Mapfre Perú Compañía de Seguros y Reaseguros S.A. no habría cumplido con remitir la Póliza N° 27330 al correo electrónico del </w:t>
+        <w:t xml:space="preserve">Mapfre Perú Compañía de Seguros y Reaseguros S.A. no habría cumplido con remitir la Póliza 27330 al correo electrónico del </w:t>
       </w:r>
       <w:r>
         <w:rPr>
@@ -2302,7 +2302,7 @@
           <w:kern w:val="0"/>
           <w14:ligatures w14:val="none"/>
         </w:rPr>
-        <w:t xml:space="preserve">inciso e) del artículo 47° </w:t>
+        <w:t xml:space="preserve">inciso e) del artículo 47 </w:t>
       </w:r>
       <w:r>
         <w:rPr>
@@ -2433,7 +2433,7 @@
           <w:lang w:eastAsia="es-PE"/>
           <w14:ligatures w14:val="none"/>
         </w:rPr>
-        <w:t>ndencia entre lo que esperaba recibir de parte del proveedor y lo que realmente recibió. Por consiguiente, corresponde calificar el hecho materia de denuncia como una presunta infracción al deber de idoneidad, tipificado en los artículos 18° y 19° del Código</w:t>
+        <w:t>ndencia entre lo que esperaba recibir de parte del proveedor y lo que realmente recibió. Por consiguiente, corresponde calificar el hecho materia de denuncia como una presunta infracción al deber de idoneidad, tipificado en los artículos 18 y 19 del Código</w:t>
       </w:r>
       <w:r>
         <w:rPr>
@@ -2515,7 +2515,7 @@
           <w:lang w:eastAsia="es-PE"/>
           <w14:ligatures w14:val="none"/>
         </w:rPr>
-        <w:t>Banco Ripley Perú S.A. habría consignado un número telefónico y correo electrónico en las Pólizas N° 8080071 y N° 27330 que no pertenecían al denunciante</w:t>
+        <w:t>Banco Ripley Perú S.A. habría consignado un número telefónico y correo electrónico en las Pólizas 8080071 y 27330 que no pertenecían al denunciante</w:t>
       </w:r>
       <w:r>
         <w:rPr>
@@ -2533,7 +2533,7 @@
           <w:lang w:eastAsia="es-PE"/>
           <w14:ligatures w14:val="none"/>
         </w:rPr>
-        <w:t>involucraría una presunta afectación a sus expectativas, quien no habría encontrado una correspondencia entre lo que esperaba recibir de parte del proveedor y lo que realmente recibió. Por consiguiente, corresponde calificar el hecho materia de denuncia como una presunta infracción al deber de idoneidad, tipificado en los artículos 18° y 19° del Código</w:t>
+        <w:t>involucraría una presunta afectación a sus expectativas, quien no habría encontrado una correspondencia entre lo que esperaba recibir de parte del proveedor y lo que realmente recibió. Por consiguiente, corresponde calificar el hecho materia de denuncia como una presunta infracción al deber de idoneidad, tipificado en los artículos 18 y 19 del Código</w:t>
       </w:r>
       <w:r>
         <w:rPr>
@@ -2622,7 +2622,7 @@
           <w:lang w:eastAsia="es-PE"/>
           <w14:ligatures w14:val="none"/>
         </w:rPr>
-        <w:t>III.       REQUERIMIENTO DE INFORMACION</w:t>
+        <w:t>III. REQUERIMIENTO DE INFORMACION</w:t>
       </w:r>
     </w:p>
     <w:p>
@@ -2736,7 +2736,7 @@
           <w:lang w:val="es-ES" w:eastAsia="es-ES"/>
           <w14:ligatures w14:val="none"/>
         </w:rPr>
-        <w:t>(i) presentar una copia completa, legible y debidamente suscrita de la Póliza Nº   8080071 y la Póliza Nº 27330 materia de denuncia (ii) presentar los medios probatorios que acrediten que remitió la Póliza Nº   8080071 y la Póliza Nº 27330 al consumidor; y, (iii) presentar los medios probatorios que acrediten que los datos de correo electrónico y número telefónico consignadas en las pólizas materia de denuncia pertenecen al consumidor</w:t>
+        <w:t>(i) presentar una copia completa, legible y debidamente suscrita de la Póliza 8080071 y la Póliza 27330 materia de denuncia (ii) presentar los medios probatorios que acrediten que remitió la Póliza 8080071 y la Póliza 27330 al consumidor; y, (iii) presentar los medios probatorios que acrediten que los datos de correo electrónico y número telefónico consignadas en las pólizas materia de denuncia pertenecen al consumidor</w:t>
       </w:r>
       <w:r>
         <w:rPr>
@@ -2830,7 +2830,7 @@
           <w:lang w:eastAsia="es-ES"/>
           <w14:ligatures w14:val="none"/>
         </w:rPr>
-        <w:t>(i) presentar una copia debidamente suscrita de la Póliza Nº   8080071 y la Póliza Nº 27330 materia de denuncia; y, (ii) presentar todas las comunicaciones cursadas con la parte denunciante en virtud de los hechos materia de denuncia</w:t>
+        <w:t>(i) presentar una copia debidamente suscrita de la Póliza 8080071 y la Póliza 27330 materia de denuncia; y, (ii) presentar todas las comunicaciones cursadas con la parte denunciante en virtud de los hechos materia de denuncia</w:t>
       </w:r>
       <w:r>
         <w:rPr>
@@ -2884,7 +2884,7 @@
           <w:lang w:eastAsia="es-PE"/>
           <w14:ligatures w14:val="none"/>
         </w:rPr>
-        <w:t xml:space="preserve">RESOLUCIÓN DE LA SECRETARÍA TÉCNICA  </w:t>
+        <w:t xml:space="preserve">RESOLUCIÓN DE LA SECRETARÍA TÉCNICA </w:t>
       </w:r>
     </w:p>
     <w:p>
@@ -3257,7 +3257,7 @@
           <w:lang w:eastAsia="es-PE"/>
           <w14:ligatures w14:val="none"/>
         </w:rPr>
-        <w:t>°</w:t>
+        <w:t/>
       </w:r>
       <w:r>
         <w:rPr>
@@ -3338,7 +3338,7 @@
           <w:lang w:eastAsia="es-PE"/>
           <w14:ligatures w14:val="none"/>
         </w:rPr>
-        <w:t>Póliza N° 8080071 a favor del denunciante, generando el descuento de las primas desde su tarjeta de crédito.</w:t>
+        <w:t>Póliza 8080071 a favor del denunciante, generando el descuento de las primas desde su tarjeta de crédito.</w:t>
       </w:r>
     </w:p>
     <w:p>
@@ -3409,7 +3409,7 @@
           <w:lang w:eastAsia="es-PE"/>
           <w14:ligatures w14:val="none"/>
         </w:rPr>
-        <w:t>°</w:t>
+        <w:t/>
       </w:r>
       <w:r>
         <w:rPr>
@@ -3446,7 +3446,7 @@
           <w:lang w:eastAsia="es-PE"/>
           <w14:ligatures w14:val="none"/>
         </w:rPr>
-        <w:t>Póliza N° 27330 a favor del denunciante, generando el descuento de las primas desde su tarjeta de crédito</w:t>
+        <w:t>Póliza 27330 a favor del denunciante, generando el descuento de las primas desde su tarjeta de crédito</w:t>
       </w:r>
       <w:r>
         <w:rPr>
@@ -3567,7 +3567,7 @@
           <w:lang w:eastAsia="es-PE"/>
           <w14:ligatures w14:val="none"/>
         </w:rPr>
-        <w:t>°</w:t>
+        <w:t/>
       </w:r>
       <w:r>
         <w:rPr>
@@ -3613,7 +3613,7 @@
           <w:lang w:eastAsia="es-PE"/>
           <w14:ligatures w14:val="none"/>
         </w:rPr>
-        <w:t>Póliza N° 8080071 al correo electrónico del denunciante.</w:t>
+        <w:t>Póliza 8080071 al correo electrónico del denunciante.</w:t>
       </w:r>
     </w:p>
     <w:p>
@@ -3712,7 +3712,7 @@
           <w:lang w:eastAsia="es-PE"/>
           <w14:ligatures w14:val="none"/>
         </w:rPr>
-        <w:t>°</w:t>
+        <w:t/>
       </w:r>
       <w:r>
         <w:rPr>
@@ -3758,7 +3758,7 @@
           <w:lang w:eastAsia="es-PE"/>
           <w14:ligatures w14:val="none"/>
         </w:rPr>
-        <w:t>Póliza N° 27330 al correo electrónico del denunciante.</w:t>
+        <w:t>Póliza 27330 al correo electrónico del denunciante.</w:t>
       </w:r>
     </w:p>
     <w:p>
@@ -3828,7 +3828,7 @@
           <w:lang w:eastAsia="es-PE"/>
           <w14:ligatures w14:val="none"/>
         </w:rPr>
-        <w:t>artículos 18° y 19°</w:t>
+        <w:t>artículos 18 y 19</w:t>
       </w:r>
       <w:r>
         <w:rPr>
@@ -3963,7 +3963,7 @@
           <w:lang w:eastAsia="es-PE"/>
           <w14:ligatures w14:val="none"/>
         </w:rPr>
-        <w:t xml:space="preserve"> infracción a los artículos 18° y 19°</w:t>
+        <w:t xml:space="preserve"> infracción a los artículos 18 y 19</w:t>
       </w:r>
       <w:r>
         <w:rPr>
@@ -4009,7 +4009,7 @@
           <w:lang w:eastAsia="es-PE"/>
           <w14:ligatures w14:val="none"/>
         </w:rPr>
-        <w:t>habría consignado un número telefónico y correo electrónico en las Pólizas N° 8080071 y N° 27330 que no pertenecían al denunciante.</w:t>
+        <w:t>habría consignado un número telefónico y correo electrónico en las Pólizas 8080071 y 27330 que no pertenecían al denunciante.</w:t>
       </w:r>
     </w:p>
     <w:p>
@@ -4428,7 +4428,7 @@
           <w:lang w:eastAsia="es-PE"/>
           <w14:ligatures w14:val="none"/>
         </w:rPr>
-        <w:t>°</w:t>
+        <w:t/>
       </w:r>
       <w:r>
         <w:rPr>
@@ -4515,7 +4515,7 @@
           <w:kern w:val="0"/>
           <w14:ligatures w14:val="none"/>
         </w:rPr>
-        <w:t xml:space="preserve">. Ello, a fin de que la Comisión pueda meritar dicha documentación, conforme lo establece el artículo 110º del </w:t>
+        <w:t xml:space="preserve">. Ello, a fin de que la Comisión pueda meritar dicha documentación, conforme lo establece el artículo 110 del </w:t>
       </w:r>
       <w:r>
         <w:rPr>
@@ -4764,7 +4764,7 @@
           <w:lang w:eastAsia="es-PE"/>
           <w14:ligatures w14:val="none"/>
         </w:rPr>
-        <w:t>°</w:t>
+        <w:t/>
       </w:r>
       <w:r>
         <w:rPr>
@@ -5018,7 +5018,7 @@
           <w:lang w:val="es-ES" w:eastAsia="es-ES"/>
           <w14:ligatures w14:val="none"/>
         </w:rPr>
-        <w:t xml:space="preserve">Nº </w:t>
+        <w:t xml:space="preserve"/>
       </w:r>
       <w:r>
         <w:rPr>
@@ -5048,7 +5048,7 @@
           <w:lang w:val="es-ES" w:eastAsia="es-ES"/>
           <w14:ligatures w14:val="none"/>
         </w:rPr>
-        <w:t xml:space="preserve">y la Póliza Nº 27330 </w:t>
+        <w:t xml:space="preserve">y la Póliza 27330 </w:t>
       </w:r>
       <w:r>
         <w:rPr>
@@ -5098,7 +5098,7 @@
           <w:lang w:val="es-ES" w:eastAsia="es-ES"/>
           <w14:ligatures w14:val="none"/>
         </w:rPr>
-        <w:t xml:space="preserve">Nº  </w:t>
+        <w:t xml:space="preserve"/>
       </w:r>
       <w:r>
         <w:rPr>
@@ -5118,7 +5118,7 @@
           <w:lang w:val="es-ES" w:eastAsia="es-ES"/>
           <w14:ligatures w14:val="none"/>
         </w:rPr>
-        <w:t xml:space="preserve">y la Póliza Nº </w:t>
+        <w:t xml:space="preserve">y la Póliza </w:t>
       </w:r>
       <w:r>
         <w:rPr>
@@ -5320,7 +5320,7 @@
           <w:lang w:eastAsia="es-ES"/>
           <w14:ligatures w14:val="none"/>
         </w:rPr>
-        <w:t>(i) presentar una copia debidamente suscrita de la Póliza Nº   8080071 y la Póliza Nº 27330 materia de denuncia; y, (ii) presentar todas las comunicaciones cursadas con la parte denunciante en virtud de los hechos materia de denuncia</w:t>
+        <w:t>(i) presentar una copia debidamente suscrita de la Póliza 8080071 y la Póliza 27330 materia de denuncia; y, (ii) presentar todas las comunicaciones cursadas con la parte denunciante en virtud de los hechos materia de denuncia</w:t>
       </w:r>
       <w:r>
         <w:rPr>
@@ -5400,7 +5400,7 @@
           <w:lang w:eastAsia="es-PE"/>
           <w14:ligatures w14:val="none"/>
         </w:rPr>
-        <w:t>°</w:t>
+        <w:t/>
       </w:r>
       <w:r>
         <w:rPr>
@@ -5441,7 +5441,7 @@
           <w:lang w:eastAsia="es-PE"/>
           <w14:ligatures w14:val="none"/>
         </w:rPr>
-        <w:t>°</w:t>
+        <w:t/>
       </w:r>
       <w:r>
         <w:rPr>
@@ -5461,7 +5461,7 @@
           <w:lang w:eastAsia="es-PE"/>
           <w14:ligatures w14:val="none"/>
         </w:rPr>
-        <w:t>°</w:t>
+        <w:t/>
       </w:r>
       <w:r>
         <w:rPr>
@@ -5481,7 +5481,7 @@
           <w:lang w:eastAsia="es-PE"/>
           <w14:ligatures w14:val="none"/>
         </w:rPr>
-        <w:t>°</w:t>
+        <w:t/>
       </w:r>
       <w:r>
         <w:rPr>
@@ -5533,7 +5533,7 @@
           <w:lang w:eastAsia="es-PE"/>
           <w14:ligatures w14:val="none"/>
         </w:rPr>
-        <w:t>°</w:t>
+        <w:t/>
       </w:r>
       <w:r>
         <w:rPr>
@@ -5635,7 +5635,7 @@
           <w:lang w:eastAsia="es-PE"/>
           <w14:ligatures w14:val="none"/>
         </w:rPr>
-        <w:t>°</w:t>
+        <w:t/>
       </w:r>
       <w:r>
         <w:rPr>
@@ -5720,7 +5720,7 @@
           <w:kern w:val="0"/>
           <w14:ligatures w14:val="none"/>
         </w:rPr>
-        <w:t xml:space="preserve"> comunicar a las partes que, de acuerdo a lo señalado por el artículo 29° del Decreto Legislativo N° 807</w:t>
+        <w:t xml:space="preserve"> comunicar a las partes que, de acuerdo a lo señalado por el artículo 29 del Decreto Legislativo 807</w:t>
       </w:r>
       <w:r>
         <w:rPr>
@@ -6027,7 +6027,7 @@
           <w:rFonts w:ascii="Arial Narrow" w:hAnsi="Arial Narrow"/>
           <w:color w:val="000000"/>
         </w:rPr>
-        <w:t>°</w:t>
+        <w:t/>
       </w:r>
       <w:r>
         <w:rPr>
@@ -6041,7 +6041,7 @@
           <w:rFonts w:ascii="Arial Narrow" w:hAnsi="Arial Narrow"/>
           <w:color w:val="000000"/>
         </w:rPr>
-        <w:t>°</w:t>
+        <w:t/>
       </w:r>
       <w:r>
         <w:rPr>
@@ -6354,7 +6354,7 @@
           <w:kern w:val="0"/>
           <w14:ligatures w14:val="none"/>
         </w:rPr>
-        <w:t> Protección al Consumidor N° 1</w:t>
+        <w:t> Protección al Consumidor 1</w:t>
       </w:r>
     </w:p>
     <w:p>
@@ -6606,7 +6606,7 @@
           <w:sz w:val="16"/>
           <w:szCs w:val="16"/>
         </w:rPr>
-        <w:t xml:space="preserve">           </w:t>
+        <w:t xml:space="preserve"> </w:t>
       </w:r>
       <w:r>
         <w:rPr>
@@ -6624,7 +6624,7 @@
           <w:sz w:val="16"/>
           <w:szCs w:val="16"/>
         </w:rPr>
-        <w:t xml:space="preserve">LEY N° 29571, CÓDIGO DE PROTECCIÓN Y DEFENSA DEL CONSUMIDOR, publicado el 2 de setiembre de 2010 y modificado por Decreto Legislativo N° 1308  </w:t>
+        <w:t xml:space="preserve">LEY 29571, CÓDIGO DE PROTECCIÓN Y DEFENSA DEL CONSUMIDOR, publicado el 2 de setiembre de 2010 y modificado por Decreto Legislativo 1308 </w:t>
       </w:r>
     </w:p>
     <w:p>
@@ -6654,7 +6654,7 @@
           <w:sz w:val="16"/>
           <w:szCs w:val="16"/>
         </w:rPr>
-        <w:t xml:space="preserve">  </w:t>
+        <w:t xml:space="preserve"> </w:t>
       </w:r>
     </w:p>
     <w:p>
@@ -6674,7 +6674,7 @@
           <w:sz w:val="16"/>
           <w:szCs w:val="16"/>
         </w:rPr>
-        <w:t xml:space="preserve">El Instituto Nacional de Defensa de la Competencia y de la Protección de la Propiedad Intelectual (Indecopi) es la autoridad con competencia primaria y de alcance nacional para conocer las presuntas infracciones a las disposiciones contenidas en el presente Código, así como para imponer las sanciones y medidas correctivas establecidas en el presente capítulo, conforme al Decreto Legislativo N° 1033, Ley de Organización y Funciones del Indecopi. Dicha competencia solo puede ser negada cuando ella haya sido asignada o se asigne a favor de otro organismo por norma expresa con rango de ley.  </w:t>
+        <w:t xml:space="preserve">El Instituto Nacional de Defensa de la Competencia y de la Protección de la Propiedad Intelectual (Indecopi) es la autoridad con competencia primaria y de alcance nacional para conocer las presuntas infracciones a las disposiciones contenidas en el presente Código, así como para imponer las sanciones y medidas correctivas establecidas en el presente capítulo, conforme al Decreto Legislativo 1033, Ley de Organización y Funciones del Indecopi. Dicha competencia solo puede ser negada cuando ella haya sido asignada o se asigne a favor de otro organismo por norma expresa con rango de ley. </w:t>
       </w:r>
     </w:p>
     <w:p>
@@ -6694,7 +6694,7 @@
           <w:sz w:val="16"/>
           <w:szCs w:val="16"/>
         </w:rPr>
-        <w:t xml:space="preserve">(…).  </w:t>
+        <w:t xml:space="preserve">(…). </w:t>
       </w:r>
     </w:p>
     <w:p>
@@ -6738,7 +6738,7 @@
           <w:sz w:val="16"/>
           <w:szCs w:val="16"/>
         </w:rPr>
-        <w:t xml:space="preserve">LEY DE ORGANIZACIÓN Y FUNCIONES DEL INDECOPI, APROBADA POR DECRETO LEGISLATIVO N° 1033  </w:t>
+        <w:t xml:space="preserve">LEY DE ORGANIZACIÓN Y FUNCIONES DEL INDECOPI, APROBADA POR DECRETO LEGISLATIVO 1033 </w:t>
       </w:r>
     </w:p>
     <w:p>
@@ -6768,7 +6768,7 @@
           <w:sz w:val="16"/>
           <w:szCs w:val="16"/>
         </w:rPr>
-        <w:t xml:space="preserve"> De la Comisión de Protección al Consumidor.-  </w:t>
+        <w:t xml:space="preserve"> De la Comisión de Protección al Consumidor.- </w:t>
       </w:r>
     </w:p>
     <w:p>
@@ -6788,7 +6788,7 @@
           <w:sz w:val="16"/>
           <w:szCs w:val="16"/>
         </w:rPr>
-        <w:t xml:space="preserve">Corresponde a la Comisión de Protección al Consumidor velar por el cumplimiento de la Ley de Protección al Consumidor y de las leyes que, en general, protegen a los consumidores de la falta de idoneidad de los bienes y servicios en función de la información brindada, de las omisiones de información y de la discriminación en el consumo, así como de aquellas que complementen o sustituyan a las anteriores.  </w:t>
+        <w:t xml:space="preserve">Corresponde a la Comisión de Protección al Consumidor velar por el cumplimiento de la Ley de Protección al Consumidor y de las leyes que, en general, protegen a los consumidores de la falta de idoneidad de los bienes y servicios en función de la información brindada, de las omisiones de información y de la discriminación en el consumo, así como de aquellas que complementen o sustituyan a las anteriores. </w:t>
       </w:r>
     </w:p>
     <w:p>
@@ -6832,7 +6832,7 @@
           <w:sz w:val="16"/>
           <w:szCs w:val="16"/>
         </w:rPr>
-        <w:t xml:space="preserve">LEY SOBRE FACULTADES, NORMAS Y ORGANIZACIÓN DEL INDECOPI, APROBADA POR DECRETO LEGISLATIVO N° 807  </w:t>
+        <w:t xml:space="preserve">LEY SOBRE FACULTADES, NORMAS Y ORGANIZACIÓN DEL INDECOPI, APROBADA POR DECRETO LEGISLATIVO 807 </w:t>
       </w:r>
     </w:p>
     <w:p>
@@ -6862,7 +6862,7 @@
           <w:sz w:val="16"/>
           <w:szCs w:val="16"/>
         </w:rPr>
-        <w:t xml:space="preserve">- El Secretario Técnico se encargará de la tramitación del procedimiento. Para ello, cuenta con las siguientes facultades:  </w:t>
+        <w:t xml:space="preserve">- El Secretario Técnico se encargará de la tramitación del procedimiento. Para ello, cuenta con las siguientes facultades: </w:t>
       </w:r>
     </w:p>
     <w:p>
@@ -6882,7 +6882,7 @@
           <w:sz w:val="16"/>
           <w:szCs w:val="16"/>
         </w:rPr>
-        <w:t xml:space="preserve">(...)  </w:t>
+        <w:t xml:space="preserve">(...) </w:t>
       </w:r>
     </w:p>
     <w:p>
@@ -6902,7 +6902,7 @@
           <w:sz w:val="16"/>
           <w:szCs w:val="16"/>
         </w:rPr>
-        <w:t xml:space="preserve">c) Admitir denuncias a trámite, en aquellos casos en que la Comisión le haya delegado esta facultad.  </w:t>
+        <w:t xml:space="preserve">c) Admitir denuncias a trámite, en aquellos casos en que la Comisión le haya delegado esta facultad. </w:t>
       </w:r>
     </w:p>
     <w:p>
@@ -6922,7 +6922,7 @@
           <w:sz w:val="16"/>
           <w:szCs w:val="16"/>
         </w:rPr>
-        <w:t xml:space="preserve">(...).  </w:t>
+        <w:t xml:space="preserve">(...). </w:t>
       </w:r>
     </w:p>
     <w:p>
@@ -6969,7 +6969,7 @@
           <w:sz w:val="16"/>
           <w:szCs w:val="16"/>
         </w:rPr>
-        <w:t xml:space="preserve">           </w:t>
+        <w:t xml:space="preserve"> </w:t>
       </w:r>
       <w:r>
         <w:rPr>
@@ -6987,7 +6987,7 @@
           <w:sz w:val="16"/>
           <w:szCs w:val="16"/>
         </w:rPr>
-        <w:t xml:space="preserve">LEY N° 29571, CÓDIGO DE PROTECCIÓN Y DEFENSA DEL CONSUMIDOR, publicado el 2 de setiembre de 2010 y modificado por Decreto Legislativo N° 1308   </w:t>
+        <w:t xml:space="preserve">LEY 29571, CÓDIGO DE PROTECCIÓN Y DEFENSA DEL CONSUMIDOR, publicado el 2 de setiembre de 2010 y modificado por Decreto Legislativo 1308 </w:t>
       </w:r>
     </w:p>
     <w:p>
@@ -7295,7 +7295,7 @@
           <w:sz w:val="16"/>
           <w:szCs w:val="16"/>
         </w:rPr>
-        <w:t xml:space="preserve">           </w:t>
+        <w:t xml:space="preserve"> </w:t>
       </w:r>
       <w:r>
         <w:rPr>
@@ -7313,7 +7313,7 @@
           <w:sz w:val="16"/>
           <w:szCs w:val="16"/>
         </w:rPr>
-        <w:t xml:space="preserve">LEY N° 29571, CÓDIGO DE PROTECCIÓN Y DEFENSA DEL CONSUMIDOR, publicado el 2 de setiembre de 2010 y modificado por Decreto Legislativo N° 1308   </w:t>
+        <w:t xml:space="preserve">LEY 29571, CÓDIGO DE PROTECCIÓN Y DEFENSA DEL CONSUMIDOR, publicado el 2 de setiembre de 2010 y modificado por Decreto Legislativo 1308 </w:t>
       </w:r>
     </w:p>
     <w:p>
@@ -7452,7 +7452,7 @@
           <w:sz w:val="16"/>
           <w:szCs w:val="16"/>
         </w:rPr>
-        <w:t xml:space="preserve">           </w:t>
+        <w:t xml:space="preserve"> </w:t>
       </w:r>
       <w:r>
         <w:rPr>
@@ -7470,7 +7470,7 @@
           <w:sz w:val="16"/>
           <w:szCs w:val="16"/>
         </w:rPr>
-        <w:t xml:space="preserve">LEY N° 29571, CÓDIGO DE PROTECCIÓN Y DEFENSA DEL CONSUMIDOR, publicado el 2 de setiembre de 2010 y modificado por Decreto Legislativo N° 1308   </w:t>
+        <w:t xml:space="preserve">LEY 29571, CÓDIGO DE PROTECCIÓN Y DEFENSA DEL CONSUMIDOR, publicado el 2 de setiembre de 2010 y modificado por Decreto Legislativo 1308 </w:t>
       </w:r>
     </w:p>
     <w:p>
@@ -7494,7 +7494,7 @@
           <w:sz w:val="16"/>
           <w:szCs w:val="16"/>
         </w:rPr>
-        <w:t xml:space="preserve">Artículo 18.- Idoneidad   </w:t>
+        <w:t xml:space="preserve">Artículo 18.- Idoneidad </w:t>
       </w:r>
     </w:p>
     <w:p>
@@ -7514,7 +7514,7 @@
           <w:sz w:val="16"/>
           <w:szCs w:val="16"/>
         </w:rPr>
-        <w:t xml:space="preserve">Se entiende por idoneidad la correspondencia entre lo que un consumidor espera y lo que efectivamente recibe, en función a lo que se le hubiera ofrecido, la publicidad e información transmitida, las condiciones y circunstancias de la transacción, las características y naturaleza del producto o servicio, el precio, entre otros factores, atendiendo a las circunstancias del caso.    </w:t>
+        <w:t xml:space="preserve">Se entiende por idoneidad la correspondencia entre lo que un consumidor espera y lo que efectivamente recibe, en función a lo que se le hubiera ofrecido, la publicidad e información transmitida, las condiciones y circunstancias de la transacción, las características y naturaleza del producto o servicio, el precio, entre otros factores, atendiendo a las circunstancias del caso. </w:t>
       </w:r>
     </w:p>
     <w:p>
@@ -7635,7 +7635,7 @@
           <w:sz w:val="16"/>
           <w:szCs w:val="16"/>
         </w:rPr>
-        <w:t xml:space="preserve">           </w:t>
+        <w:t xml:space="preserve"> </w:t>
       </w:r>
       <w:r>
         <w:rPr>
@@ -7653,7 +7653,7 @@
           <w:sz w:val="16"/>
           <w:szCs w:val="16"/>
         </w:rPr>
-        <w:t xml:space="preserve">CÓDIGO PROCESAL CIVIL   </w:t>
+        <w:t xml:space="preserve">CÓDIGO PROCESAL CIVIL </w:t>
       </w:r>
     </w:p>
     <w:p>
@@ -7703,7 +7703,7 @@
           <w:sz w:val="16"/>
           <w:szCs w:val="16"/>
         </w:rPr>
-        <w:t xml:space="preserve">1.  Observar los requisitos previstos para la demanda, en lo que corresponda; </w:t>
+        <w:t xml:space="preserve">1. Observar los requisitos previstos para la demanda, en lo que corresponda; </w:t>
       </w:r>
     </w:p>
     <w:p>
@@ -7723,7 +7723,7 @@
           <w:sz w:val="16"/>
           <w:szCs w:val="16"/>
         </w:rPr>
-        <w:t xml:space="preserve">2.  Pronunciarse respecto de cada uno de los hechos expuestos en la demanda. El silencio, la respuesta evasiva o la negativa genérica pueden ser apreciados por el Juez como reconocimiento de verdad de los hechos alegados; </w:t>
+        <w:t xml:space="preserve">2. Pronunciarse respecto de cada uno de los hechos expuestos en la demanda. El silencio, la respuesta evasiva o la negativa genérica pueden ser apreciados por el Juez como reconocimiento de verdad de los hechos alegados; </w:t>
       </w:r>
     </w:p>
     <w:p>
@@ -7743,7 +7743,7 @@
           <w:sz w:val="16"/>
           <w:szCs w:val="16"/>
         </w:rPr>
-        <w:t xml:space="preserve">3.  Reconocer o negar categóricamente la autenticidad de los documentos que se le atribuyen, o aceptar o negar, de igual manera, la recepción de documentos que se alega le fueron enviados. El silencio puede ser apreciado por el Juez como reconocimiento o aceptación de recepción de los documentos; </w:t>
+        <w:t xml:space="preserve">3. Reconocer o negar categóricamente la autenticidad de los documentos que se le atribuyen, o aceptar o negar, de igual manera, la recepción de documentos que se alega le fueron enviados. El silencio puede ser apreciado por el Juez como reconocimiento o aceptación de recepción de los documentos; </w:t>
       </w:r>
     </w:p>
     <w:p>
@@ -7763,7 +7763,7 @@
           <w:sz w:val="16"/>
           <w:szCs w:val="16"/>
         </w:rPr>
-        <w:t xml:space="preserve">4.  Exponer los hechos en que funda su defensa en forma precisa, ordenada y clara; </w:t>
+        <w:t xml:space="preserve">4. Exponer los hechos en que funda su defensa en forma precisa, ordenada y clara; </w:t>
       </w:r>
     </w:p>
     <w:p>
@@ -7783,7 +7783,7 @@
           <w:sz w:val="16"/>
           <w:szCs w:val="16"/>
         </w:rPr>
-        <w:t xml:space="preserve">5.  Ofrecer los medios probatorios; y </w:t>
+        <w:t xml:space="preserve">5. Ofrecer los medios probatorios; y </w:t>
       </w:r>
     </w:p>
     <w:p>
@@ -7803,7 +7803,7 @@
           <w:sz w:val="16"/>
           <w:szCs w:val="16"/>
         </w:rPr>
-        <w:t>6.  Incluir su firma o la de su representante o de su apoderado, y la del Abogado. El Secretario respectivo certificará la huella digital del demandado analfabeto.</w:t>
+        <w:t>6. Incluir su firma o la de su representante o de su apoderado, y la del Abogado. El Secretario respectivo certificará la huella digital del demandado analfabeto.</w:t>
       </w:r>
     </w:p>
     <w:p>
@@ -7854,7 +7854,7 @@
           <w:szCs w:val="16"/>
         </w:rPr>
         <w:tab/>
-        <w:t>El número de trabajadores se atenderá siempre que la empresa haya sido constituida antes de la vigencia de la Ley Nº 30056, publicada el 2 de julio de 2013, que modificó el artículo 5º del Texto Único Ordenado de la Ley de Promoción de la Competitividad, Formalización y Desarrollo de la Micro y Pequeña Empresa y de Acceso al Empleo Decente (LEY MYPE). Ello, en la medida que la Tercera Disposición Complementaria Transitoria de la norma modificatoria precisa que las empresas constituidas antes de la entrada en vigencia de dicha Ley se rigen por los requisitos de acogimiento al régimen de las micro y pequeñas empresas regulados en el Decreto Legislativo 1086.</w:t>
+        <w:t>El número de trabajadores se atenderá siempre que la empresa haya sido constituida antes de la vigencia de la Ley 30056, publicada el 2 de julio de 2013, que modificó el artículo 5 del Texto Único Ordenado de la Ley de Promoción de la Competitividad, Formalización y Desarrollo de la Micro y Pequeña Empresa y de Acceso al Empleo Decente (LEY MYPE). Ello, en la medida que la Tercera Disposición Complementaria Transitoria de la norma modificatoria precisa que las empresas constituidas antes de la entrada en vigencia de dicha Ley se rigen por los requisitos de acogimiento al régimen de las micro y pequeñas empresas regulados en el Decreto Legislativo 1086.</w:t>
       </w:r>
     </w:p>
     <w:p>
@@ -7933,7 +7933,7 @@
           <w:sz w:val="16"/>
           <w:szCs w:val="16"/>
         </w:rPr>
-        <w:t>publicado el 2 de setiembre de 2010 y modificado por Decreto Legislativo N° 1308</w:t>
+        <w:t>publicado el 2 de setiembre de 2010 y modificado por Decreto Legislativo 1308</w:t>
       </w:r>
     </w:p>
     <w:p>
@@ -7965,7 +7965,7 @@
           <w:sz w:val="16"/>
           <w:szCs w:val="16"/>
         </w:rPr>
-        <w:t>Artículo 110º.- Sanciones Administrativas</w:t>
+        <w:t>Artículo 110.- Sanciones Administrativas</w:t>
       </w:r>
     </w:p>
     <w:p>
@@ -8206,15 +8206,15 @@
           <w:szCs w:val="16"/>
           <w:vertAlign w:val="superscript"/>
         </w:rPr>
-        <w:t xml:space="preserve">  </w:t>
-      </w:r>
-      <w:r>
-        <w:rPr>
-          <w:rFonts w:ascii="Arial Narrow" w:hAnsi="Arial Narrow" w:cs="Arial"/>
-          <w:sz w:val="16"/>
-          <w:szCs w:val="16"/>
-        </w:rPr>
-        <w:t xml:space="preserve">     </w:t>
+        <w:t xml:space="preserve"> </w:t>
+      </w:r>
+      <w:r>
+        <w:rPr>
+          <w:rFonts w:ascii="Arial Narrow" w:hAnsi="Arial Narrow" w:cs="Arial"/>
+          <w:sz w:val="16"/>
+          <w:szCs w:val="16"/>
+        </w:rPr>
+        <w:t xml:space="preserve"> </w:t>
       </w:r>
       <w:r>
         <w:rPr>
@@ -8250,7 +8250,7 @@
           <w:sz w:val="16"/>
           <w:szCs w:val="16"/>
         </w:rPr>
-        <w:t>publicado el 2 de setiembre de 2010 y modificado por Decreto Legislativo N° 1308</w:t>
+        <w:t>publicado el 2 de setiembre de 2010 y modificado por Decreto Legislativo 1308</w:t>
       </w:r>
     </w:p>
     <w:p>
@@ -8293,7 +8293,7 @@
           <w:sz w:val="16"/>
           <w:szCs w:val="16"/>
         </w:rPr>
-        <w:t>El órgano resolutivo puede sancionar las infracciones administrativas a que se refiere el artículo 108º con amonestación y multas de hasta cuatrocientos cincuenta (450) Unidades Impositivas Tributarias (UIT), las cuales son calificadas de la siguiente manera:</w:t>
+        <w:t>El órgano resolutivo puede sancionar las infracciones administrativas a que se refiere el artículo 108 con amonestación y multas de hasta cuatrocientos cincuenta (450) Unidades Impositivas Tributarias (UIT), las cuales son calificadas de la siguiente manera:</w:t>
       </w:r>
     </w:p>
     <w:p>
@@ -8406,7 +8406,7 @@
           <w:sz w:val="16"/>
           <w:szCs w:val="16"/>
         </w:rPr>
-        <w:t>En caso de que el proveedor incumpla un acuerdo conciliatorio o cualquier otro acuerdo que de forma indubitable deje constancia de la manifestación de voluntad expresa de las partes de dar por culminada la controversia, o un laudo arbitral, el órgano resolutivo puede sancionar con una multa entre una (1) Unidad Impositiva Tributaria y doscientos (200) Unidades Impositivas Tributarias. Para la graduación se observan los criterios establecidos en el presente Código y supletoriamente, los criterios que establece la Ley N° 27444, Ley del Procedimiento Administrativo General o la norma que la sustituya o complemente.</w:t>
+        <w:t>En caso de que el proveedor incumpla un acuerdo conciliatorio o cualquier otro acuerdo que de forma indubitable deje constancia de la manifestación de voluntad expresa de las partes de dar por culminada la controversia, o un laudo arbitral, el órgano resolutivo puede sancionar con una multa entre una (1) Unidad Impositiva Tributaria y doscientos (200) Unidades Impositivas Tributarias. Para la graduación se observan los criterios establecidos en el presente Código y supletoriamente, los criterios que establece la Ley 27444, Ley del Procedimiento Administrativo General o la norma que la sustituya o complemente.</w:t>
       </w:r>
     </w:p>
     <w:p>
@@ -8468,7 +8468,7 @@
           <w:sz w:val="16"/>
           <w:szCs w:val="16"/>
         </w:rPr>
-        <w:t xml:space="preserve">        </w:t>
+        <w:t xml:space="preserve"> </w:t>
       </w:r>
       <w:r>
         <w:rPr>
@@ -9213,7 +9213,7 @@
           <w:sz w:val="16"/>
           <w:szCs w:val="16"/>
         </w:rPr>
-        <w:t xml:space="preserve">         </w:t>
+        <w:t xml:space="preserve"> </w:t>
       </w:r>
       <w:r>
         <w:rPr>
@@ -9249,7 +9249,7 @@
           <w:sz w:val="16"/>
           <w:szCs w:val="16"/>
         </w:rPr>
-        <w:t>publicado el 2 de setiembre de 2010 y modificado por Decreto Legislativo N° 1308</w:t>
+        <w:t>publicado el 2 de setiembre de 2010 y modificado por Decreto Legislativo 1308</w:t>
       </w:r>
     </w:p>
     <w:p>
@@ -9412,7 +9412,7 @@
           <w:sz w:val="16"/>
           <w:szCs w:val="16"/>
         </w:rPr>
-        <w:t xml:space="preserve">         </w:t>
+        <w:t xml:space="preserve"> </w:t>
       </w:r>
       <w:r>
         <w:rPr>
@@ -9534,7 +9534,7 @@
           <w:szCs w:val="16"/>
         </w:rPr>
         <w:tab/>
-        <w:t>DECRETO LEGISLATIVO Nº 807, LEY SOBRE FACULTADES, NORMAS Y ORGANIZACIÓN DEL INDECOPI FACULTADES DE LAS COMISIONES Y OFICINAS DEL INDECOPI.</w:t>
+        <w:t>DECRETO LEGISLATIVO 807, LEY SOBRE FACULTADES, NORMAS Y ORGANIZACIÓN DEL INDECOPI FACULTADES DE LAS COMISIONES Y OFICINAS DEL INDECOPI.</w:t>
       </w:r>
     </w:p>
     <w:p>
@@ -9557,7 +9557,7 @@
           <w:sz w:val="16"/>
           <w:szCs w:val="16"/>
         </w:rPr>
-        <w:t xml:space="preserve">Artículo 29º.- </w:t>
+        <w:t xml:space="preserve">Artículo 29.- </w:t>
       </w:r>
       <w:r>
         <w:rPr>
@@ -9918,7 +9918,7 @@
               <w:sz w:val="16"/>
               <w:szCs w:val="16"/>
             </w:rPr>
-            <w:t xml:space="preserve">CNICA DE LA    </w:t>
+            <w:t xml:space="preserve">CNICA DE LA </w:t>
           </w:r>
         </w:p>
         <w:p>

--- a/plantillas_maestras/17_seguro_no_especificado/contratacion_no_consentida/2_ddos_banco_y_aseguradora/mujer/TPL_0731_2025_SEGURO_NO_ESPECIFICADO_CONTRATACION_NO_CONSENTIDA_BANCO_MUJER_R1.DOCX
+++ b/plantillas_maestras/17_seguro_no_especificado/contratacion_no_consentida/2_ddos_banco_y_aseguradora/mujer/TPL_0731_2025_SEGURO_NO_ESPECIFICADO_CONTRATACION_NO_CONSENTIDA_BANCO_MUJER_R1.DOCX
@@ -121,7 +121,7 @@
           <w:lang w:eastAsia="es-PE"/>
           <w14:ligatures w14:val="none"/>
         </w:rPr>
-        <w:t>DENUNCIANTE</w:t>
+        <w:t xml:space="preserve">DENUNCIANTE:[DENUNCIANTE] (LA SEÑORA [APELLIDO])</w:t>
       </w:r>
       <w:r>
         <w:rPr>
@@ -133,7 +133,7 @@
           <w14:ligatures w14:val="none"/>
         </w:rPr>
         <w:tab/>
-        <w:t>:</w:t>
+        <w:t/>
       </w:r>
       <w:r>
         <w:rPr>
@@ -155,62 +155,62 @@
           <w:lang w:eastAsia="es-PE"/>
           <w14:ligatures w14:val="none"/>
         </w:rPr>
-        <w:t xml:space="preserve">LIZZETH AMIRALI VILLANUEVA VELASQUEZ </w:t>
-      </w:r>
-      <w:r>
-        <w:rPr>
-          <w:rFonts w:ascii="Arial Narrow" w:eastAsia="Arial Narrow" w:hAnsi="Arial Narrow" w:cs="Arial Narrow"/>
-          <w:b/>
-          <w:color w:val="000000"/>
-          <w:kern w:val="0"/>
-          <w:lang w:eastAsia="es-PE"/>
-          <w14:ligatures w14:val="none"/>
-        </w:rPr>
-        <w:t>(</w:t>
-      </w:r>
-      <w:r>
-        <w:rPr>
-          <w:rFonts w:ascii="Arial Narrow" w:eastAsia="Arial Narrow" w:hAnsi="Arial Narrow" w:cs="Arial Narrow"/>
-          <w:b/>
-          <w:color w:val="000000"/>
-          <w:kern w:val="0"/>
-          <w:lang w:eastAsia="es-PE"/>
-          <w14:ligatures w14:val="none"/>
-        </w:rPr>
-        <w:t>LA SEÑORA</w:t>
-      </w:r>
-      <w:r>
-        <w:rPr>
-          <w:rFonts w:ascii="Arial Narrow" w:eastAsia="Arial Narrow" w:hAnsi="Arial Narrow" w:cs="Arial Narrow"/>
-          <w:b/>
-          <w:color w:val="000000"/>
-          <w:kern w:val="0"/>
-          <w:lang w:eastAsia="es-PE"/>
-          <w14:ligatures w14:val="none"/>
-        </w:rPr>
-        <w:t xml:space="preserve"> </w:t>
-      </w:r>
-      <w:r>
-        <w:rPr>
-          <w:rFonts w:ascii="Arial Narrow" w:eastAsia="Arial Narrow" w:hAnsi="Arial Narrow" w:cs="Arial Narrow"/>
-          <w:b/>
-          <w:color w:val="000000"/>
-          <w:kern w:val="0"/>
-          <w:lang w:eastAsia="es-PE"/>
-          <w14:ligatures w14:val="none"/>
-        </w:rPr>
-        <w:t>VILLANUEVA</w:t>
-      </w:r>
-      <w:r>
-        <w:rPr>
-          <w:rFonts w:ascii="Arial Narrow" w:eastAsia="Arial Narrow" w:hAnsi="Arial Narrow" w:cs="Arial Narrow"/>
-          <w:b/>
-          <w:color w:val="000000"/>
-          <w:kern w:val="0"/>
-          <w:lang w:eastAsia="es-PE"/>
-          <w14:ligatures w14:val="none"/>
-        </w:rPr>
-        <w:t>)</w:t>
+        <w:t xml:space="preserve"/>
+      </w:r>
+      <w:r>
+        <w:rPr>
+          <w:rFonts w:ascii="Arial Narrow" w:eastAsia="Arial Narrow" w:hAnsi="Arial Narrow" w:cs="Arial Narrow"/>
+          <w:b/>
+          <w:color w:val="000000"/>
+          <w:kern w:val="0"/>
+          <w:lang w:eastAsia="es-PE"/>
+          <w14:ligatures w14:val="none"/>
+        </w:rPr>
+        <w:t/>
+      </w:r>
+      <w:r>
+        <w:rPr>
+          <w:rFonts w:ascii="Arial Narrow" w:eastAsia="Arial Narrow" w:hAnsi="Arial Narrow" w:cs="Arial Narrow"/>
+          <w:b/>
+          <w:color w:val="000000"/>
+          <w:kern w:val="0"/>
+          <w:lang w:eastAsia="es-PE"/>
+          <w14:ligatures w14:val="none"/>
+        </w:rPr>
+        <w:t/>
+      </w:r>
+      <w:r>
+        <w:rPr>
+          <w:rFonts w:ascii="Arial Narrow" w:eastAsia="Arial Narrow" w:hAnsi="Arial Narrow" w:cs="Arial Narrow"/>
+          <w:b/>
+          <w:color w:val="000000"/>
+          <w:kern w:val="0"/>
+          <w:lang w:eastAsia="es-PE"/>
+          <w14:ligatures w14:val="none"/>
+        </w:rPr>
+        <w:t xml:space="preserve"/>
+      </w:r>
+      <w:r>
+        <w:rPr>
+          <w:rFonts w:ascii="Arial Narrow" w:eastAsia="Arial Narrow" w:hAnsi="Arial Narrow" w:cs="Arial Narrow"/>
+          <w:b/>
+          <w:color w:val="000000"/>
+          <w:kern w:val="0"/>
+          <w:lang w:eastAsia="es-PE"/>
+          <w14:ligatures w14:val="none"/>
+        </w:rPr>
+        <w:t/>
+      </w:r>
+      <w:r>
+        <w:rPr>
+          <w:rFonts w:ascii="Arial Narrow" w:eastAsia="Arial Narrow" w:hAnsi="Arial Narrow" w:cs="Arial Narrow"/>
+          <w:b/>
+          <w:color w:val="000000"/>
+          <w:kern w:val="0"/>
+          <w:lang w:eastAsia="es-PE"/>
+          <w14:ligatures w14:val="none"/>
+        </w:rPr>
+        <w:t/>
       </w:r>
     </w:p>
     <w:p>
@@ -692,7 +692,7 @@
           <w:lang w:val="es-ES" w:eastAsia="es-ES"/>
           <w14:ligatures w14:val="none"/>
         </w:rPr>
-        <w:t xml:space="preserve">Mediante </w:t>
+        <w:t xml:space="preserve">Mediante el escrito del 23 de marzo de 2025, la señora [APELLIDO] denunció al Banco y a Mapfre por presuntas infracciones a la Ley 29571, Código de Protección y Defensa del Consumidor (en adelante, Código), señalando lo siguiente:</w:t>
       </w:r>
       <w:r>
         <w:rPr>
@@ -702,7 +702,7 @@
           <w:lang w:val="es-ES" w:eastAsia="es-ES"/>
           <w14:ligatures w14:val="none"/>
         </w:rPr>
-        <w:t xml:space="preserve">el escrito del </w:t>
+        <w:t xml:space="preserve"/>
       </w:r>
       <w:r>
         <w:rPr>
@@ -712,7 +712,7 @@
           <w:lang w:val="es-ES" w:eastAsia="es-ES"/>
           <w14:ligatures w14:val="none"/>
         </w:rPr>
-        <w:t>23</w:t>
+        <w:t/>
       </w:r>
       <w:r>
         <w:rPr>
@@ -722,7 +722,7 @@
           <w:lang w:val="es-ES" w:eastAsia="es-ES"/>
           <w14:ligatures w14:val="none"/>
         </w:rPr>
-        <w:t xml:space="preserve"> de </w:t>
+        <w:t xml:space="preserve"/>
       </w:r>
       <w:r>
         <w:rPr>
@@ -732,7 +732,7 @@
           <w:lang w:val="es-ES" w:eastAsia="es-ES"/>
           <w14:ligatures w14:val="none"/>
         </w:rPr>
-        <w:t>marzo</w:t>
+        <w:t/>
       </w:r>
       <w:r>
         <w:rPr>
@@ -740,7 +740,7 @@
           <w:kern w:val="0"/>
           <w14:ligatures w14:val="none"/>
         </w:rPr>
-        <w:t xml:space="preserve"> de 2025, la </w:t>
+        <w:t xml:space="preserve"/>
       </w:r>
       <w:r>
         <w:rPr>
@@ -748,7 +748,7 @@
           <w:kern w:val="0"/>
           <w14:ligatures w14:val="none"/>
         </w:rPr>
-        <w:t xml:space="preserve">señora </w:t>
+        <w:t xml:space="preserve"/>
       </w:r>
       <w:r>
         <w:rPr>
@@ -756,7 +756,7 @@
           <w:kern w:val="0"/>
           <w14:ligatures w14:val="none"/>
         </w:rPr>
-        <w:t xml:space="preserve">Villanueva </w:t>
+        <w:t xml:space="preserve"/>
       </w:r>
       <w:r>
         <w:rPr>
@@ -766,7 +766,7 @@
           <w:lang w:val="es-ES" w:eastAsia="es-ES"/>
           <w14:ligatures w14:val="none"/>
         </w:rPr>
-        <w:t xml:space="preserve">denunció al Banco y a </w:t>
+        <w:t xml:space="preserve"/>
       </w:r>
       <w:r>
         <w:rPr>
@@ -776,7 +776,7 @@
           <w:lang w:val="es-ES" w:eastAsia="es-ES"/>
           <w14:ligatures w14:val="none"/>
         </w:rPr>
-        <w:t xml:space="preserve">Mapfre </w:t>
+        <w:t xml:space="preserve"/>
       </w:r>
       <w:r>
         <w:rPr>
@@ -786,7 +786,7 @@
           <w:lang w:val="es-ES" w:eastAsia="es-ES"/>
           <w14:ligatures w14:val="none"/>
         </w:rPr>
-        <w:t xml:space="preserve">por presuntas infracciones a la </w:t>
+        <w:t xml:space="preserve"/>
       </w:r>
       <w:r>
         <w:rPr>
@@ -796,7 +796,7 @@
           <w:lang w:val="es-ES" w:eastAsia="es-ES"/>
           <w14:ligatures w14:val="none"/>
         </w:rPr>
-        <w:t>Ley 29571, Código de Protección y Defensa del Consumidor (en adelante, Código)</w:t>
+        <w:t/>
       </w:r>
       <w:r>
         <w:rPr>
@@ -817,7 +817,7 @@
           <w:lang w:val="es-ES" w:eastAsia="es-ES"/>
           <w14:ligatures w14:val="none"/>
         </w:rPr>
-        <w:t xml:space="preserve">, señalando </w:t>
+        <w:t xml:space="preserve"/>
       </w:r>
       <w:r>
         <w:rPr>
@@ -828,7 +828,7 @@
           <w:lang w:val="es-ES" w:eastAsia="es-ES"/>
           <w14:ligatures w14:val="none"/>
         </w:rPr>
-        <w:t>lo siguiente:</w:t>
+        <w:t/>
       </w:r>
     </w:p>
     <w:p>
@@ -1283,7 +1283,7 @@
           <w:lang w:val="es-ES" w:eastAsia="es-ES"/>
           <w14:ligatures w14:val="none"/>
         </w:rPr>
-        <w:t xml:space="preserve">La </w:t>
+        <w:t xml:space="preserve">La señora [APELLIDO] solicitó, en calidad de medida correctiva, que el Banco cumpla con la devolución de los cobros indebidos respecto a la Póliza N 8080071 correspondiente al Seguro de Sepelio Grupal para Clientes de Entidades Financieras de Sepelio y la Póliza 27330 correspondiente al Seguro de Protección de Tarjeta Full 023xxxxxx604, más los intereses legales; así como también, solicitó que se elimine cualquier cargo generado por dicha transacción. Asimismo, solicitó la corrección de su historial crediticio afectado por los cobros indebidos del Banco. Además, requirió el reembolso de costos y costas del presente procedimiento. </w:t>
       </w:r>
       <w:r>
         <w:rPr>
@@ -1291,7 +1291,7 @@
           <w:kern w:val="0"/>
           <w14:ligatures w14:val="none"/>
         </w:rPr>
-        <w:t xml:space="preserve">señora </w:t>
+        <w:t xml:space="preserve"/>
       </w:r>
       <w:r>
         <w:rPr>
@@ -1299,7 +1299,7 @@
           <w:kern w:val="0"/>
           <w14:ligatures w14:val="none"/>
         </w:rPr>
-        <w:t xml:space="preserve">Villanueva </w:t>
+        <w:t xml:space="preserve"/>
       </w:r>
       <w:r>
         <w:rPr>
@@ -1309,7 +1309,7 @@
           <w:lang w:val="es-ES" w:eastAsia="es-ES"/>
           <w14:ligatures w14:val="none"/>
         </w:rPr>
-        <w:t xml:space="preserve">solicitó, en calidad de </w:t>
+        <w:t xml:space="preserve"/>
       </w:r>
       <w:r>
         <w:rPr>
@@ -1319,7 +1319,7 @@
           <w:lang w:val="es-ES" w:eastAsia="es-ES"/>
           <w14:ligatures w14:val="none"/>
         </w:rPr>
-        <w:t xml:space="preserve">medida correctiva, que el Banco cumpla </w:t>
+        <w:t xml:space="preserve"/>
       </w:r>
       <w:r>
         <w:rPr>
@@ -1329,7 +1329,7 @@
           <w:lang w:val="es-ES" w:eastAsia="es-ES"/>
           <w14:ligatures w14:val="none"/>
         </w:rPr>
-        <w:t>con la devolución de los cobros indebidos respecto a la Póliza</w:t>
+        <w:t/>
       </w:r>
       <w:r>
         <w:rPr>
@@ -1339,7 +1339,7 @@
           <w:lang w:val="es-ES" w:eastAsia="es-ES"/>
           <w14:ligatures w14:val="none"/>
         </w:rPr>
-        <w:t xml:space="preserve"> </w:t>
+        <w:t xml:space="preserve"/>
       </w:r>
       <w:r>
         <w:rPr>
@@ -1349,7 +1349,7 @@
           <w:lang w:val="es-ES" w:eastAsia="es-ES"/>
           <w14:ligatures w14:val="none"/>
         </w:rPr>
-        <w:t>N</w:t>
+        <w:t/>
       </w:r>
       <w:r>
         <w:rPr>
@@ -1359,7 +1359,7 @@
           <w:lang w:val="es-ES" w:eastAsia="es-ES"/>
           <w14:ligatures w14:val="none"/>
         </w:rPr>
-        <w:t> 8080071 correspondiente al Seguro de Sepelio Grupal para Clientes de Entidades Financieras de Sepelio y la Póliza 27330 correspondiente al Seguro</w:t>
+        <w:t/>
       </w:r>
       <w:r>
         <w:rPr>
@@ -1369,7 +1369,7 @@
           <w:lang w:val="es-ES" w:eastAsia="es-ES"/>
           <w14:ligatures w14:val="none"/>
         </w:rPr>
-        <w:t xml:space="preserve"> </w:t>
+        <w:t xml:space="preserve"/>
       </w:r>
       <w:r>
         <w:rPr>
@@ -1379,7 +1379,7 @@
           <w:lang w:val="es-ES" w:eastAsia="es-ES"/>
           <w14:ligatures w14:val="none"/>
         </w:rPr>
-        <w:t xml:space="preserve">de Protección de Tarjeta Full 023xxxxxx604, más </w:t>
+        <w:t xml:space="preserve"/>
       </w:r>
       <w:r>
         <w:rPr>
@@ -1389,7 +1389,7 @@
           <w:lang w:val="es-ES" w:eastAsia="es-ES"/>
           <w14:ligatures w14:val="none"/>
         </w:rPr>
-        <w:t>los</w:t>
+        <w:t/>
       </w:r>
       <w:r>
         <w:rPr>
@@ -1399,7 +1399,7 @@
           <w:lang w:val="es-ES" w:eastAsia="es-ES"/>
           <w14:ligatures w14:val="none"/>
         </w:rPr>
-        <w:t xml:space="preserve"> intereses legales; así </w:t>
+        <w:t xml:space="preserve"/>
       </w:r>
       <w:r>
         <w:rPr>
@@ -1410,7 +1410,7 @@
           <w14:ligatures w14:val="none"/>
         </w:rPr>
         <w:lastRenderedPageBreak/>
-        <w:t xml:space="preserve">como también, </w:t>
+        <w:t xml:space="preserve"/>
       </w:r>
       <w:r>
         <w:rPr>
@@ -1420,7 +1420,7 @@
           <w:lang w:val="es-ES" w:eastAsia="es-ES"/>
           <w14:ligatures w14:val="none"/>
         </w:rPr>
-        <w:t xml:space="preserve">solicitó que </w:t>
+        <w:t xml:space="preserve"/>
       </w:r>
       <w:r>
         <w:rPr>
@@ -1430,7 +1430,7 @@
           <w:lang w:val="es-ES" w:eastAsia="es-ES"/>
           <w14:ligatures w14:val="none"/>
         </w:rPr>
-        <w:t>se elimine cualquier cargo generado por dicha transacción.</w:t>
+        <w:t/>
       </w:r>
       <w:r>
         <w:rPr>
@@ -1440,7 +1440,7 @@
           <w:lang w:val="es-ES" w:eastAsia="es-ES"/>
           <w14:ligatures w14:val="none"/>
         </w:rPr>
-        <w:t xml:space="preserve"> </w:t>
+        <w:t xml:space="preserve"/>
       </w:r>
       <w:r>
         <w:rPr>
@@ -1450,7 +1450,7 @@
           <w:lang w:val="es-ES" w:eastAsia="es-ES"/>
           <w14:ligatures w14:val="none"/>
         </w:rPr>
-        <w:t xml:space="preserve">Asimismo, solicitó </w:t>
+        <w:t xml:space="preserve"/>
       </w:r>
       <w:r>
         <w:rPr>
@@ -1460,7 +1460,7 @@
           <w:lang w:val="es-ES" w:eastAsia="es-ES"/>
           <w14:ligatures w14:val="none"/>
         </w:rPr>
-        <w:t xml:space="preserve">la corrección de </w:t>
+        <w:t xml:space="preserve"/>
       </w:r>
       <w:r>
         <w:rPr>
@@ -1470,7 +1470,7 @@
           <w:lang w:val="es-ES" w:eastAsia="es-ES"/>
           <w14:ligatures w14:val="none"/>
         </w:rPr>
-        <w:t>su</w:t>
+        <w:t/>
       </w:r>
       <w:r>
         <w:rPr>
@@ -1480,7 +1480,7 @@
           <w:lang w:val="es-ES" w:eastAsia="es-ES"/>
           <w14:ligatures w14:val="none"/>
         </w:rPr>
-        <w:t xml:space="preserve"> historial </w:t>
+        <w:t xml:space="preserve"/>
       </w:r>
       <w:r>
         <w:rPr>
@@ -1490,7 +1490,7 @@
           <w:lang w:val="es-ES" w:eastAsia="es-ES"/>
           <w14:ligatures w14:val="none"/>
         </w:rPr>
-        <w:t>crediticio</w:t>
+        <w:t/>
       </w:r>
       <w:r>
         <w:rPr>
@@ -1500,7 +1500,7 @@
           <w:lang w:val="es-ES" w:eastAsia="es-ES"/>
           <w14:ligatures w14:val="none"/>
         </w:rPr>
-        <w:t xml:space="preserve"> afectado </w:t>
+        <w:t xml:space="preserve"/>
       </w:r>
       <w:r>
         <w:rPr>
@@ -1510,7 +1510,7 @@
           <w:lang w:val="es-ES" w:eastAsia="es-ES"/>
           <w14:ligatures w14:val="none"/>
         </w:rPr>
-        <w:t xml:space="preserve">por los cobros indebidos </w:t>
+        <w:t xml:space="preserve"/>
       </w:r>
       <w:r>
         <w:rPr>
@@ -1520,7 +1520,7 @@
           <w:lang w:val="es-ES" w:eastAsia="es-ES"/>
           <w14:ligatures w14:val="none"/>
         </w:rPr>
-        <w:t>del Banco</w:t>
+        <w:t/>
       </w:r>
       <w:r>
         <w:rPr>
@@ -1530,7 +1530,7 @@
           <w:lang w:val="es-ES" w:eastAsia="es-ES"/>
           <w14:ligatures w14:val="none"/>
         </w:rPr>
-        <w:t xml:space="preserve">. </w:t>
+        <w:t xml:space="preserve"/>
       </w:r>
       <w:r>
         <w:rPr>
@@ -1540,7 +1540,7 @@
           <w:lang w:val="es-ES" w:eastAsia="es-ES"/>
           <w14:ligatures w14:val="none"/>
         </w:rPr>
-        <w:t>Además</w:t>
+        <w:t/>
       </w:r>
       <w:r>
         <w:rPr>
@@ -1550,7 +1550,7 @@
           <w:lang w:val="es-ES" w:eastAsia="es-ES"/>
           <w14:ligatures w14:val="none"/>
         </w:rPr>
-        <w:t xml:space="preserve">, requirió el reembolso de costos y costas del presente procedimiento. </w:t>
+        <w:t xml:space="preserve"/>
       </w:r>
     </w:p>
     <w:p>
@@ -2922,7 +2922,7 @@
           <w:lang w:eastAsia="es-PE"/>
           <w14:ligatures w14:val="none"/>
         </w:rPr>
-        <w:t xml:space="preserve">PRIMERO: </w:t>
+        <w:t xml:space="preserve">PRIMERO: admitir a trámite la denuncia del 23 de marzo de 2025, interpuesta por la señora [APELLIDO] Velásquez contra Banco Ripley Perú S.A. y Mapfre Perú Compañía de Seguros y Reaseguros S.A., por lo siguiente:</w:t>
       </w:r>
       <w:r>
         <w:rPr>
@@ -2933,7 +2933,7 @@
           <w:lang w:eastAsia="es-PE"/>
           <w14:ligatures w14:val="none"/>
         </w:rPr>
-        <w:t xml:space="preserve">admitir a trámite la denuncia </w:t>
+        <w:t xml:space="preserve"/>
       </w:r>
       <w:r>
         <w:rPr>
@@ -2943,7 +2943,7 @@
           <w:lang w:val="es-ES" w:eastAsia="es-ES"/>
           <w14:ligatures w14:val="none"/>
         </w:rPr>
-        <w:t xml:space="preserve">del </w:t>
+        <w:t xml:space="preserve"/>
       </w:r>
       <w:r>
         <w:rPr>
@@ -2953,7 +2953,7 @@
           <w:lang w:val="es-ES" w:eastAsia="es-ES"/>
           <w14:ligatures w14:val="none"/>
         </w:rPr>
-        <w:t xml:space="preserve">23 de marzo de </w:t>
+        <w:t xml:space="preserve"/>
       </w:r>
       <w:r>
         <w:rPr>
@@ -2963,7 +2963,7 @@
           <w:lang w:val="es-ES" w:eastAsia="es-ES"/>
           <w14:ligatures w14:val="none"/>
         </w:rPr>
-        <w:t>2025</w:t>
+        <w:t/>
       </w:r>
       <w:r>
         <w:rPr>
@@ -2971,7 +2971,7 @@
           <w:kern w:val="0"/>
           <w14:ligatures w14:val="none"/>
         </w:rPr>
-        <w:t>,</w:t>
+        <w:t/>
       </w:r>
       <w:r>
         <w:rPr>
@@ -2981,7 +2981,7 @@
           <w:lang w:val="es-ES" w:eastAsia="es-ES"/>
           <w14:ligatures w14:val="none"/>
         </w:rPr>
-        <w:t xml:space="preserve"> </w:t>
+        <w:t xml:space="preserve"/>
       </w:r>
       <w:r>
         <w:rPr>
@@ -2992,7 +2992,7 @@
           <w:lang w:eastAsia="es-PE"/>
           <w14:ligatures w14:val="none"/>
         </w:rPr>
-        <w:t xml:space="preserve">interpuesta por </w:t>
+        <w:t xml:space="preserve"/>
       </w:r>
       <w:r>
         <w:rPr>
@@ -3000,7 +3000,7 @@
           <w:kern w:val="0"/>
           <w14:ligatures w14:val="none"/>
         </w:rPr>
-        <w:t>la</w:t>
+        <w:t/>
       </w:r>
       <w:r>
         <w:rPr>
@@ -3008,7 +3008,7 @@
           <w:kern w:val="0"/>
           <w14:ligatures w14:val="none"/>
         </w:rPr>
-        <w:t xml:space="preserve"> señora Lizzeth Amirali Villanueva </w:t>
+        <w:t xml:space="preserve"/>
       </w:r>
       <w:r>
         <w:rPr>
@@ -3016,7 +3016,7 @@
           <w:kern w:val="0"/>
           <w14:ligatures w14:val="none"/>
         </w:rPr>
-        <w:t>Velásquez</w:t>
+        <w:t/>
       </w:r>
       <w:r>
         <w:rPr>
@@ -3024,7 +3024,7 @@
           <w:kern w:val="0"/>
           <w14:ligatures w14:val="none"/>
         </w:rPr>
-        <w:t xml:space="preserve"> </w:t>
+        <w:t xml:space="preserve"/>
       </w:r>
       <w:r>
         <w:rPr>
@@ -3035,7 +3035,7 @@
           <w:lang w:eastAsia="es-PE"/>
           <w14:ligatures w14:val="none"/>
         </w:rPr>
-        <w:t>contra</w:t>
+        <w:t/>
       </w:r>
       <w:bookmarkStart w:id="6" w:name="_Hlk138779332"/>
       <w:r>
@@ -3047,7 +3047,7 @@
           <w:lang w:eastAsia="es-PE"/>
           <w14:ligatures w14:val="none"/>
         </w:rPr>
-        <w:t xml:space="preserve"> </w:t>
+        <w:t xml:space="preserve"/>
       </w:r>
       <w:r>
         <w:rPr>
@@ -3058,7 +3058,7 @@
           <w:lang w:eastAsia="es-PE"/>
           <w14:ligatures w14:val="none"/>
         </w:rPr>
-        <w:t xml:space="preserve">Banco Ripley </w:t>
+        <w:t xml:space="preserve"/>
       </w:r>
       <w:r>
         <w:rPr>
@@ -3069,7 +3069,7 @@
           <w:lang w:eastAsia="es-PE"/>
           <w14:ligatures w14:val="none"/>
         </w:rPr>
-        <w:t>Perú</w:t>
+        <w:t/>
       </w:r>
       <w:r>
         <w:rPr>
@@ -3080,7 +3080,7 @@
           <w:lang w:eastAsia="es-PE"/>
           <w14:ligatures w14:val="none"/>
         </w:rPr>
-        <w:t xml:space="preserve"> S.A. </w:t>
+        <w:t xml:space="preserve"/>
       </w:r>
       <w:r>
         <w:rPr>
@@ -3091,44 +3091,44 @@
           <w:lang w:eastAsia="es-PE"/>
           <w14:ligatures w14:val="none"/>
         </w:rPr>
-        <w:t xml:space="preserve">y </w:t>
+        <w:t xml:space="preserve"/>
       </w:r>
       <w:bookmarkStart w:id="7" w:name="_Hlk193897545"/>
       <w:r>
         <w:rPr>
           <w:rFonts w:ascii="Arial Narrow" w:eastAsia="Calibri" w:hAnsi="Arial Narrow" w:cs="Times New Roman"/>
         </w:rPr>
-        <w:t xml:space="preserve">Mapfre </w:t>
+        <w:t xml:space="preserve"/>
       </w:r>
       <w:r>
         <w:rPr>
           <w:rFonts w:ascii="Arial Narrow" w:eastAsia="Calibri" w:hAnsi="Arial Narrow" w:cs="Times New Roman"/>
         </w:rPr>
-        <w:t>Perú</w:t>
+        <w:t/>
       </w:r>
       <w:r>
         <w:rPr>
           <w:rFonts w:ascii="Arial Narrow" w:eastAsia="Calibri" w:hAnsi="Arial Narrow" w:cs="Times New Roman"/>
         </w:rPr>
-        <w:t xml:space="preserve"> </w:t>
+        <w:t xml:space="preserve"/>
       </w:r>
       <w:r>
         <w:rPr>
           <w:rFonts w:ascii="Arial Narrow" w:eastAsia="Calibri" w:hAnsi="Arial Narrow" w:cs="Times New Roman"/>
         </w:rPr>
-        <w:t>C</w:t>
+        <w:t/>
       </w:r>
       <w:r>
         <w:rPr>
           <w:rFonts w:ascii="Arial Narrow" w:eastAsia="Calibri" w:hAnsi="Arial Narrow" w:cs="Times New Roman"/>
         </w:rPr>
-        <w:t>ompañía</w:t>
+        <w:t/>
       </w:r>
       <w:r>
         <w:rPr>
           <w:rFonts w:ascii="Arial Narrow" w:eastAsia="Calibri" w:hAnsi="Arial Narrow" w:cs="Times New Roman"/>
         </w:rPr>
-        <w:t xml:space="preserve"> de Seguros y Reaseguros S.A.</w:t>
+        <w:t xml:space="preserve"/>
       </w:r>
       <w:bookmarkEnd w:id="7"/>
       <w:r>
@@ -3140,7 +3140,7 @@
           <w:lang w:eastAsia="es-PE"/>
           <w14:ligatures w14:val="none"/>
         </w:rPr>
-        <w:t xml:space="preserve">, </w:t>
+        <w:t xml:space="preserve"/>
       </w:r>
       <w:r>
         <w:rPr>
@@ -3150,7 +3150,7 @@
           <w:lang w:eastAsia="es-PE"/>
           <w14:ligatures w14:val="none"/>
         </w:rPr>
-        <w:t>por</w:t>
+        <w:t/>
       </w:r>
       <w:bookmarkEnd w:id="6"/>
       <w:r>
@@ -3161,7 +3161,7 @@
           <w:lang w:eastAsia="es-PE"/>
           <w14:ligatures w14:val="none"/>
         </w:rPr>
-        <w:t xml:space="preserve"> </w:t>
+        <w:t xml:space="preserve"/>
       </w:r>
       <w:r>
         <w:rPr>
@@ -3171,7 +3171,7 @@
           <w:lang w:eastAsia="es-PE"/>
           <w14:ligatures w14:val="none"/>
         </w:rPr>
-        <w:t>lo siguiente</w:t>
+        <w:t/>
       </w:r>
       <w:r>
         <w:rPr>
@@ -3181,7 +3181,7 @@
           <w:lang w:eastAsia="es-PE"/>
           <w14:ligatures w14:val="none"/>
         </w:rPr>
-        <w:t>:</w:t>
+        <w:t/>
       </w:r>
     </w:p>
     <w:p>
@@ -5858,7 +5858,7 @@
           <w:kern w:val="0"/>
           <w14:ligatures w14:val="none"/>
         </w:rPr>
-        <w:t xml:space="preserve">DÉCIMO </w:t>
+        <w:t xml:space="preserve">DÉCIMO PRIMERO: requerir a la señora [APELLIDO] Velásquez y Banco Ripley Perú S.A. para que, dentro del plazo de dos (2) días hábiles siguientes a la fecha en que reciba la notificación en su bandeja de correo electrónico, efectúe la confirmación de recepción de la notificación remitida por este despacho a su correo electrónico, de conformidad con el segundo párrafo del numeral 4 del artículo 20 del Texto Único Ordenado de la Ley del Procedimiento Administrativo General, aprobado mediante Decreto Supremo 006-2026-JUS, bajo apercibimiento de rehacer el acto de notificación y notificarle conforme al numeral 1 del artículo 20 del citado cuerpo normativo.</w:t>
       </w:r>
       <w:r>
         <w:rPr>
@@ -5866,7 +5866,7 @@
           <w:b/>
           <w:bCs/>
         </w:rPr>
-        <w:t>PRIMERO</w:t>
+        <w:t/>
       </w:r>
       <w:r>
         <w:rPr>
@@ -5876,7 +5876,7 @@
           <w:kern w:val="0"/>
           <w14:ligatures w14:val="none"/>
         </w:rPr>
-        <w:t>:</w:t>
+        <w:t/>
       </w:r>
       <w:r>
         <w:rPr>
@@ -5886,7 +5886,7 @@
           <w:kern w:val="0"/>
           <w14:ligatures w14:val="none"/>
         </w:rPr>
-        <w:t xml:space="preserve"> </w:t>
+        <w:t xml:space="preserve"/>
       </w:r>
       <w:bookmarkStart w:id="14" w:name="_Hlk182351875"/>
       <w:r>
@@ -5897,7 +5897,7 @@
           <w:kern w:val="0"/>
           <w14:ligatures w14:val="none"/>
         </w:rPr>
-        <w:t>requerir</w:t>
+        <w:t/>
       </w:r>
       <w:r>
         <w:rPr>
@@ -5907,7 +5907,7 @@
           <w:kern w:val="0"/>
           <w14:ligatures w14:val="none"/>
         </w:rPr>
-        <w:t xml:space="preserve"> a</w:t>
+        <w:t xml:space="preserve"/>
       </w:r>
       <w:r>
         <w:rPr>
@@ -5917,7 +5917,7 @@
           <w:kern w:val="0"/>
           <w14:ligatures w14:val="none"/>
         </w:rPr>
-        <w:t xml:space="preserve"> </w:t>
+        <w:t xml:space="preserve"/>
       </w:r>
       <w:r>
         <w:rPr>
@@ -5925,7 +5925,7 @@
           <w:kern w:val="0"/>
           <w14:ligatures w14:val="none"/>
         </w:rPr>
-        <w:t xml:space="preserve">la señora Lizzeth Amirali Villanueva </w:t>
+        <w:t xml:space="preserve"/>
       </w:r>
       <w:r>
         <w:rPr>
@@ -5933,7 +5933,7 @@
           <w:kern w:val="0"/>
           <w14:ligatures w14:val="none"/>
         </w:rPr>
-        <w:t>Velásquez</w:t>
+        <w:t/>
       </w:r>
       <w:r>
         <w:rPr>
@@ -5943,7 +5943,7 @@
           <w:kern w:val="0"/>
           <w14:ligatures w14:val="none"/>
         </w:rPr>
-        <w:t xml:space="preserve"> </w:t>
+        <w:t xml:space="preserve"/>
       </w:r>
       <w:r>
         <w:rPr>
@@ -5953,7 +5953,7 @@
           <w:kern w:val="0"/>
           <w14:ligatures w14:val="none"/>
         </w:rPr>
-        <w:t xml:space="preserve">y </w:t>
+        <w:t xml:space="preserve"/>
       </w:r>
       <w:r>
         <w:rPr>
@@ -5964,7 +5964,7 @@
           <w:lang w:eastAsia="es-PE"/>
           <w14:ligatures w14:val="none"/>
         </w:rPr>
-        <w:t xml:space="preserve">Banco Ripley </w:t>
+        <w:t xml:space="preserve"/>
       </w:r>
       <w:r>
         <w:rPr>
@@ -5975,7 +5975,7 @@
           <w:lang w:eastAsia="es-PE"/>
           <w14:ligatures w14:val="none"/>
         </w:rPr>
-        <w:t>Perú</w:t>
+        <w:t/>
       </w:r>
       <w:r>
         <w:rPr>
@@ -5986,7 +5986,7 @@
           <w:lang w:eastAsia="es-PE"/>
           <w14:ligatures w14:val="none"/>
         </w:rPr>
-        <w:t xml:space="preserve"> S.A.</w:t>
+        <w:t xml:space="preserve"/>
       </w:r>
       <w:r>
         <w:rPr>
@@ -5996,7 +5996,7 @@
           <w:lang w:eastAsia="es-PE"/>
           <w14:ligatures w14:val="none"/>
         </w:rPr>
-        <w:t xml:space="preserve"> </w:t>
+        <w:t xml:space="preserve"/>
       </w:r>
       <w:r>
         <w:rPr>
@@ -6006,21 +6006,21 @@
           <w:kern w:val="0"/>
           <w14:ligatures w14:val="none"/>
         </w:rPr>
-        <w:t xml:space="preserve">para </w:t>
+        <w:t xml:space="preserve"/>
       </w:r>
       <w:r>
         <w:rPr>
           <w:rFonts w:ascii="Arial Narrow" w:hAnsi="Arial Narrow"/>
           <w:color w:val="000000"/>
         </w:rPr>
-        <w:t>que, dentro del plazo de dos (2) días hábiles siguientes a la fecha en que reciba la notificación en su bandeja de correo electrónico, efectúe la confirmación</w:t>
+        <w:t/>
       </w:r>
       <w:r>
         <w:rPr>
           <w:rFonts w:ascii="Arial Narrow" w:hAnsi="Arial Narrow"/>
           <w:color w:val="000000"/>
         </w:rPr>
-        <w:t xml:space="preserve"> de recepción de la notificación remitida por este despacho a su correo electrónico, de conformidad con el segundo párrafo del numeral 4 del artículo 20</w:t>
+        <w:t xml:space="preserve"/>
       </w:r>
       <w:r>
         <w:rPr>
@@ -6034,7 +6034,7 @@
           <w:rFonts w:ascii="Arial Narrow" w:hAnsi="Arial Narrow"/>
           <w:color w:val="000000"/>
         </w:rPr>
-        <w:t xml:space="preserve"> del Texto Único Ordenado de la Ley del Procedimiento Administrativo General, aprobado mediante Decreto Supremo 006-2026-JUS, bajo apercibimiento de rehacer el acto de notificación y notificarle conforme al numeral 1 del artículo 20</w:t>
+        <w:t xml:space="preserve"/>
       </w:r>
       <w:r>
         <w:rPr>
@@ -6048,7 +6048,7 @@
           <w:rFonts w:ascii="Arial Narrow" w:hAnsi="Arial Narrow"/>
           <w:color w:val="000000"/>
         </w:rPr>
-        <w:t xml:space="preserve"> del citado cuerpo normativo</w:t>
+        <w:t xml:space="preserve"/>
       </w:r>
       <w:r>
         <w:rPr>
@@ -6061,7 +6061,7 @@
         <w:rPr>
           <w:rFonts w:ascii="Arial Narrow" w:hAnsi="Arial Narrow" w:cs="Arial"/>
         </w:rPr>
-        <w:t>.</w:t>
+        <w:t/>
       </w:r>
       <w:bookmarkEnd w:id="14"/>
     </w:p>

--- a/plantillas_maestras/17_seguro_no_especificado/contratacion_no_consentida/2_ddos_banco_y_aseguradora/mujer/TPL_0731_2025_SEGURO_NO_ESPECIFICADO_CONTRATACION_NO_CONSENTIDA_BANCO_MUJER_R1.DOCX
+++ b/plantillas_maestras/17_seguro_no_especificado/contratacion_no_consentida/2_ddos_banco_y_aseguradora/mujer/TPL_0731_2025_SEGURO_NO_ESPECIFICADO_CONTRATACION_NO_CONSENTIDA_BANCO_MUJER_R1.DOCX
@@ -800,6 +800,7 @@
       </w:r>
       <w:r>
         <w:rPr>
+          <w:rStyle w:val="Refdenotaalpie"/>
           <w:rFonts w:ascii="Arial Narrow" w:eastAsia="Times New Roman" w:hAnsi="Arial Narrow" w:cs="Times New Roman"/>
           <w:color w:val="000000"/>
           <w:kern w:val="0"/>
@@ -1654,6 +1655,7 @@
       </w:r>
       <w:r>
         <w:rPr>
+          <w:rStyle w:val="Refdenotaalpie"/>
           <w:rFonts w:ascii="Arial Narrow" w:eastAsia="Calibri" w:hAnsi="Arial Narrow" w:cs="Times New Roman"/>
           <w:vertAlign w:val="superscript"/>
         </w:rPr>
@@ -1895,6 +1897,7 @@
       </w:r>
       <w:r>
         <w:rPr>
+          <w:rStyle w:val="Refdenotaalpie"/>
           <w:rFonts w:ascii="Arial Narrow" w:eastAsia="Calibri" w:hAnsi="Arial Narrow" w:cs="Arial"/>
           <w:vertAlign w:val="superscript"/>
         </w:rPr>
@@ -2157,6 +2160,7 @@
       </w:r>
       <w:r>
         <w:rPr>
+          <w:rStyle w:val="Refdenotaalpie"/>
           <w:rFonts w:ascii="Arial Narrow" w:eastAsia="Calibri" w:hAnsi="Arial Narrow" w:cs="Arial"/>
           <w:vertAlign w:val="superscript"/>
         </w:rPr>
@@ -2437,6 +2441,7 @@
       </w:r>
       <w:r>
         <w:rPr>
+          <w:rStyle w:val="Refdenotaalpie"/>
           <w:rFonts w:ascii="Arial Narrow" w:eastAsia="Calibri" w:hAnsi="Arial Narrow" w:cs="Arial"/>
           <w:vertAlign w:val="superscript"/>
         </w:rPr>
@@ -4442,6 +4447,7 @@
       </w:r>
       <w:r>
         <w:rPr>
+          <w:rStyle w:val="Refdenotaalpie"/>
           <w:rFonts w:ascii="Arial Narrow" w:eastAsia="Arial Narrow" w:hAnsi="Arial Narrow" w:cs="Arial Narrow"/>
           <w:kern w:val="0"/>
           <w:vertAlign w:val="superscript"/>
@@ -4502,6 +4508,7 @@
       </w:r>
       <w:r>
         <w:rPr>
+          <w:rStyle w:val="Refdenotaalpie"/>
           <w:rFonts w:ascii="Arial Narrow" w:eastAsia="Calibri" w:hAnsi="Arial Narrow" w:cs="Arial"/>
           <w:kern w:val="0"/>
           <w:vertAlign w:val="superscript"/>
@@ -4528,6 +4535,7 @@
       </w:r>
       <w:r>
         <w:rPr>
+          <w:rStyle w:val="Refdenotaalpie"/>
           <w:rFonts w:ascii="Arial Narrow" w:eastAsia="Calibri" w:hAnsi="Arial Narrow" w:cs="Arial"/>
           <w:spacing w:val="-2"/>
           <w:kern w:val="0"/>
@@ -4788,6 +4796,7 @@
       </w:r>
       <w:r>
         <w:rPr>
+          <w:rStyle w:val="Refdenotaalpie"/>
           <w:rFonts w:ascii="Arial Narrow" w:eastAsia="Calibri" w:hAnsi="Arial Narrow" w:cs="Arial"/>
           <w:spacing w:val="-2"/>
           <w:kern w:val="0"/>
@@ -5414,6 +5423,7 @@
       </w:r>
       <w:r>
         <w:rPr>
+          <w:rStyle w:val="Refdenotaalpie"/>
           <w:rFonts w:ascii="Arial Narrow" w:eastAsia="Arial Narrow" w:hAnsi="Arial Narrow" w:cs="Times New Roman"/>
           <w:color w:val="000000"/>
           <w:kern w:val="0"/>
@@ -5495,6 +5505,7 @@
       </w:r>
       <w:r>
         <w:rPr>
+          <w:rStyle w:val="Refdenotaalpie"/>
           <w:rFonts w:ascii="Arial Narrow" w:eastAsia="Arial Narrow" w:hAnsi="Arial Narrow" w:cs="Times New Roman"/>
           <w:color w:val="000000"/>
           <w:kern w:val="0"/>
@@ -5547,6 +5558,7 @@
       </w:r>
       <w:r>
         <w:rPr>
+          <w:rStyle w:val="Refdenotaalpie"/>
           <w:rFonts w:ascii="Arial Narrow" w:eastAsia="Arial Narrow" w:hAnsi="Arial Narrow" w:cs="Times New Roman"/>
           <w:color w:val="000000"/>
           <w:kern w:val="0"/>
@@ -5649,6 +5661,7 @@
       </w:r>
       <w:r>
         <w:rPr>
+          <w:rStyle w:val="Refdenotaalpie"/>
           <w:rFonts w:ascii="Arial Narrow" w:eastAsia="Arial Narrow" w:hAnsi="Arial Narrow" w:cs="Times New Roman"/>
           <w:color w:val="000000"/>
           <w:kern w:val="0"/>
@@ -5724,6 +5737,7 @@
       </w:r>
       <w:r>
         <w:rPr>
+          <w:rStyle w:val="Refdenotaalpie"/>
           <w:rFonts w:ascii="Arial Narrow" w:eastAsia="Calibri" w:hAnsi="Arial Narrow" w:cs="Arial"/>
           <w:kern w:val="0"/>
           <w:vertAlign w:val="superscript"/>
@@ -6052,6 +6066,7 @@
       </w:r>
       <w:r>
         <w:rPr>
+          <w:rStyle w:val="Refdenotaalpie"/>
           <w:rFonts w:ascii="Arial Narrow" w:hAnsi="Arial Narrow"/>
           <w:vertAlign w:val="superscript"/>
         </w:rPr>
@@ -6464,14 +6479,14 @@
         <w:tab w:val="right" w:pos="8838"/>
       </w:tabs>
       <w:rPr>
-        <w:rFonts w:ascii="Arial" w:eastAsia="Arial" w:hAnsi="Arial" w:cs="Arial"/>
+        <w:rFonts w:ascii="Arial Narrow" w:eastAsia="Arial" w:hAnsi="Arial Narrow" w:cs="Arial"/>
         <w:sz w:val="16"/>
         <w:szCs w:val="16"/>
       </w:rPr>
     </w:pPr>
     <w:r>
       <w:rPr>
-        <w:rFonts w:ascii="Arial" w:eastAsia="Arial" w:hAnsi="Arial" w:cs="Arial"/>
+        <w:rFonts w:ascii="Arial Narrow" w:eastAsia="Arial" w:hAnsi="Arial Narrow" w:cs="Arial"/>
         <w:sz w:val="16"/>
         <w:szCs w:val="16"/>
       </w:rPr>
@@ -6526,6 +6541,7 @@
           <w:rFonts w:ascii="Arial Narrow" w:hAnsi="Arial Narrow" w:cs="Arial"/>
           <w:sz w:val="16"/>
           <w:szCs w:val="16"/>
+          <w:vertAlign w:val="superscript"/>
         </w:rPr>
         <w:footnoteRef/>
       </w:r>
@@ -6597,6 +6613,7 @@
           <w:rFonts w:ascii="Arial Narrow" w:hAnsi="Arial Narrow" w:cs="Arial"/>
           <w:sz w:val="16"/>
           <w:szCs w:val="16"/>
+          <w:vertAlign w:val="superscript"/>
         </w:rPr>
         <w:footnoteRef/>
       </w:r>
@@ -6960,6 +6977,7 @@
           <w:rFonts w:ascii="Arial Narrow" w:hAnsi="Arial Narrow" w:cs="Arial"/>
           <w:sz w:val="16"/>
           <w:szCs w:val="16"/>
+          <w:vertAlign w:val="superscript"/>
         </w:rPr>
         <w:footnoteRef/>
       </w:r>
@@ -7286,6 +7304,7 @@
           <w:rFonts w:ascii="Arial Narrow" w:hAnsi="Arial Narrow" w:cs="Arial"/>
           <w:sz w:val="16"/>
           <w:szCs w:val="16"/>
+          <w:vertAlign w:val="superscript"/>
         </w:rPr>
         <w:footnoteRef/>
       </w:r>
@@ -7443,6 +7462,7 @@
           <w:rFonts w:ascii="Arial Narrow" w:hAnsi="Arial Narrow" w:cs="Arial"/>
           <w:sz w:val="16"/>
           <w:szCs w:val="16"/>
+          <w:vertAlign w:val="superscript"/>
         </w:rPr>
         <w:footnoteRef/>
       </w:r>
@@ -7626,6 +7646,7 @@
           <w:rFonts w:ascii="Arial Narrow" w:hAnsi="Arial Narrow" w:cs="Arial"/>
           <w:sz w:val="16"/>
           <w:szCs w:val="16"/>
+          <w:vertAlign w:val="superscript"/>
         </w:rPr>
         <w:footnoteRef/>
       </w:r>
@@ -7836,6 +7857,7 @@
           <w:rFonts w:ascii="Arial Narrow" w:hAnsi="Arial Narrow" w:cs="Arial"/>
           <w:sz w:val="16"/>
           <w:szCs w:val="16"/>
+          <w:vertAlign w:val="superscript"/>
         </w:rPr>
         <w:footnoteRef/>
       </w:r>
@@ -7888,6 +7910,7 @@
           <w:rFonts w:ascii="Arial Narrow" w:hAnsi="Arial Narrow" w:cs="Arial"/>
           <w:sz w:val="16"/>
           <w:szCs w:val="16"/>
+          <w:vertAlign w:val="superscript"/>
         </w:rPr>
         <w:footnoteRef/>
       </w:r>
@@ -8077,6 +8100,7 @@
           <w:rFonts w:ascii="Arial Narrow" w:hAnsi="Arial Narrow" w:cs="Arial"/>
           <w:sz w:val="16"/>
           <w:szCs w:val="16"/>
+          <w:vertAlign w:val="superscript"/>
         </w:rPr>
         <w:footnoteRef/>
       </w:r>
@@ -8191,7 +8215,7 @@
       </w:pPr>
       <w:r>
         <w:rPr>
-          <w:rStyle w:val="TextonotapieCar"/>
+          <w:rStyle w:val="Refdenotaalpie"/>
           <w:rFonts w:ascii="Arial Narrow" w:hAnsi="Arial Narrow" w:cs="Arial"/>
           <w:sz w:val="16"/>
           <w:szCs w:val="16"/>
@@ -8459,6 +8483,7 @@
           <w:rFonts w:ascii="Arial Narrow" w:hAnsi="Arial Narrow" w:cs="Arial"/>
           <w:sz w:val="16"/>
           <w:szCs w:val="16"/>
+          <w:vertAlign w:val="superscript"/>
         </w:rPr>
         <w:footnoteRef/>
       </w:r>
@@ -9204,6 +9229,7 @@
           <w:rFonts w:ascii="Arial Narrow" w:hAnsi="Arial Narrow" w:cs="Arial"/>
           <w:sz w:val="16"/>
           <w:szCs w:val="16"/>
+          <w:vertAlign w:val="superscript"/>
         </w:rPr>
         <w:footnoteRef/>
       </w:r>
@@ -9403,6 +9429,7 @@
           <w:rFonts w:ascii="Arial Narrow" w:hAnsi="Arial Narrow" w:cs="Arial"/>
           <w:sz w:val="16"/>
           <w:szCs w:val="16"/>
+          <w:vertAlign w:val="superscript"/>
         </w:rPr>
         <w:footnoteRef/>
       </w:r>
@@ -9512,6 +9539,7 @@
           <w:bCs/>
           <w:sz w:val="16"/>
           <w:szCs w:val="16"/>
+          <w:vertAlign w:val="superscript"/>
         </w:rPr>
         <w:footnoteRef/>
       </w:r>
@@ -9601,6 +9629,7 @@
           <w:rFonts w:ascii="Arial Narrow" w:hAnsi="Arial Narrow" w:cs="Arial"/>
           <w:sz w:val="16"/>
           <w:szCs w:val="16"/>
+          <w:vertAlign w:val="superscript"/>
         </w:rPr>
         <w:footnoteRef/>
       </w:r>
@@ -12019,6 +12048,17 @@
       <w:szCs w:val="20"/>
     </w:rPr>
   </w:style>
+  <w:style w:type="character" w:styleId="FootnoteReference">
+    <w:name w:val="footnote reference"/>
+    <w:basedOn w:val="Fuentedeprrafopredeter"/>
+    <w:uiPriority w:val="99"/>
+    <w:semiHidden/>
+    <w:unhideWhenUsed/>
+    <w:rPr>
+      <w:rFonts w:ascii="Arial Narrow" w:hAnsi="Arial Narrow"/>
+      <w:vertAlign w:val="superscript"/>
+    </w:rPr>
+  </w:style>
 </w:styles>
 </file>
 

--- a/plantillas_maestras/17_seguro_no_especificado/contratacion_no_consentida/2_ddos_banco_y_aseguradora/mujer/TPL_0731_2025_SEGURO_NO_ESPECIFICADO_CONTRATACION_NO_CONSENTIDA_BANCO_MUJER_R1.DOCX
+++ b/plantillas_maestras/17_seguro_no_especificado/contratacion_no_consentida/2_ddos_banco_y_aseguradora/mujer/TPL_0731_2025_SEGURO_NO_ESPECIFICADO_CONTRATACION_NO_CONSENTIDA_BANCO_MUJER_R1.DOCX
@@ -1,8 +1,8 @@
 
 <file path=word/document.xml><?xml version="1.0" encoding="utf-8"?>
-<w:document xmlns:wpc="http://schemas.microsoft.com/office/word/2010/wordprocessingCanvas" xmlns:cx="http://schemas.microsoft.com/office/drawing/2014/chartex" xmlns:cx1="http://schemas.microsoft.com/office/drawing/2015/9/8/chartex" xmlns:cx2="http://schemas.microsoft.com/office/drawing/2015/10/21/chartex" xmlns:cx3="http://schemas.microsoft.com/office/drawing/2016/5/9/chartex" xmlns:cx4="http://schemas.microsoft.com/office/drawing/2016/5/10/chartex" xmlns:cx5="http://schemas.microsoft.com/office/drawing/2016/5/11/chartex" xmlns:cx6="http://schemas.microsoft.com/office/drawing/2016/5/12/chartex" xmlns:cx7="http://schemas.microsoft.com/office/drawing/2016/5/13/chartex" xmlns:cx8="http://schemas.microsoft.com/office/drawing/2016/5/14/chartex" xmlns:mc="http://schemas.openxmlformats.org/markup-compatibility/2006" xmlns:aink="http://schemas.microsoft.com/office/drawing/2016/ink" xmlns:am3d="http://schemas.microsoft.com/office/drawing/2017/model3d" xmlns:o="urn:schemas-microsoft-com:office:office" xmlns:oel="http://schemas.microsoft.com/office/2019/extlst" xmlns:r="http://schemas.openxmlformats.org/officeDocument/2006/relationships" xmlns:m="http://schemas.openxmlformats.org/officeDocument/2006/math" xmlns:v="urn:schemas-microsoft-com:vml" xmlns:wp14="http://schemas.microsoft.com/office/word/2010/wordprocessingDrawing" xmlns:wp="http://schemas.openxmlformats.org/drawingml/2006/wordprocessingDrawing" xmlns:w10="urn:schemas-microsoft-com:office:word" xmlns:w="http://schemas.openxmlformats.org/wordprocessingml/2006/main" xmlns:w14="http://schemas.microsoft.com/office/word/2010/wordml" xmlns:w15="http://schemas.microsoft.com/office/word/2012/wordml" xmlns:w16cex="http://schemas.microsoft.com/office/word/2018/wordml/cex" xmlns:w16cid="http://schemas.microsoft.com/office/word/2016/wordml/cid" xmlns:w16="http://schemas.microsoft.com/office/word/2018/wordml" xmlns:w16du="http://schemas.microsoft.com/office/word/2023/wordml/word16du" xmlns:w16sdtdh="http://schemas.microsoft.com/office/word/2020/wordml/sdtdatahash" xmlns:w16sdtfl="http://schemas.microsoft.com/office/word/2024/wordml/sdtformatlock" xmlns:w16se="http://schemas.microsoft.com/office/word/2015/wordml/symex" xmlns:wpg="http://schemas.microsoft.com/office/word/2010/wordprocessingGroup" xmlns:wpi="http://schemas.microsoft.com/office/word/2010/wordprocessingInk" xmlns:wne="http://schemas.microsoft.com/office/word/2006/wordml" xmlns:wps="http://schemas.microsoft.com/office/word/2010/wordprocessingShape" mc:Ignorable="w14 w15 w16se w16cid w16 w16cex w16sdtdh w16sdtfl w16du wp14">
+<w:document xmlns:ns1="http://schemas.openxmlformats.org/markup-compatibility/2006" xmlns:ns2="http://schemas.microsoft.com/office/word/2010/wordml" xmlns:ns3="http://schemas.openxmlformats.org/officeDocument/2006/relationships" xmlns:w="http://schemas.openxmlformats.org/wordprocessingml/2006/main" ns1:Ignorable="w14 w15 w16se w16cid w16 w16cex w16sdtdh w16sdtfl w16du wp14">
   <w:body>
-    <w:p>
+    <w:p ns2:paraId="6722F86A" ns2:textId="64B116BF">
       <w:pPr>
         <w:tabs>
           <w:tab w:val="left" w:pos="1701"/>
@@ -14,7 +14,7 @@
           <w:color w:val="000000"/>
           <w:kern w:val="0"/>
           <w:lang w:eastAsia="es-PE"/>
-          <w14:ligatures w14:val="none"/>
+          <ns2:ligatures ns2:val="none"/>
         </w:rPr>
       </w:pPr>
       <w:bookmarkStart w:id="0" w:name="_Hlk80343540"/>
@@ -25,7 +25,7 @@
           <w:color w:val="000000"/>
           <w:kern w:val="0"/>
           <w:lang w:eastAsia="es-PE"/>
-          <w14:ligatures w14:val="none"/>
+          <ns2:ligatures ns2:val="none"/>
         </w:rPr>
         <w:t xml:space="preserve">EXPEDIENTE </w:t>
       </w:r>
@@ -36,7 +36,7 @@
           <w:color w:val="000000"/>
           <w:kern w:val="0"/>
           <w:lang w:eastAsia="es-PE"/>
-          <w14:ligatures w14:val="none"/>
+          <ns2:ligatures ns2:val="none"/>
         </w:rPr>
         <w:tab/>
         <w:t>:</w:t>
@@ -48,7 +48,7 @@
           <w:color w:val="000000"/>
           <w:kern w:val="0"/>
           <w:lang w:eastAsia="es-PE"/>
-          <w14:ligatures w14:val="none"/>
+          <ns2:ligatures ns2:val="none"/>
         </w:rPr>
         <w:tab/>
       </w:r>
@@ -61,7 +61,7 @@
           <w:kern w:val="0"/>
           <w:shd w:val="clear" w:color="auto" w:fill="FFFFFF"/>
           <w:lang w:eastAsia="es-PE"/>
-          <w14:ligatures w14:val="none"/>
+          <ns2:ligatures ns2:val="none"/>
         </w:rPr>
         <w:t>0</w:t>
       </w:r>
@@ -74,7 +74,7 @@
           <w:kern w:val="0"/>
           <w:shd w:val="clear" w:color="auto" w:fill="FFFFFF"/>
           <w:lang w:eastAsia="es-PE"/>
-          <w14:ligatures w14:val="none"/>
+          <ns2:ligatures ns2:val="none"/>
         </w:rPr>
         <w:t>731</w:t>
       </w:r>
@@ -87,12 +87,12 @@
           <w:kern w:val="0"/>
           <w:shd w:val="clear" w:color="auto" w:fill="FFFFFF"/>
           <w:lang w:eastAsia="es-PE"/>
-          <w14:ligatures w14:val="none"/>
+          <ns2:ligatures ns2:val="none"/>
         </w:rPr>
         <w:t>-2025/CC1</w:t>
       </w:r>
     </w:p>
-    <w:p>
+    <w:p ns2:paraId="43A0F2EB" ns2:textId="1C6CCE5F">
       <w:pPr>
         <w:tabs>
           <w:tab w:val="left" w:pos="1701"/>
@@ -109,17 +109,17 @@
           <w:kern w:val="0"/>
           <w:shd w:val="clear" w:color="auto" w:fill="FFFFFF"/>
           <w:lang w:eastAsia="es-PE"/>
-          <w14:ligatures w14:val="none"/>
-        </w:rPr>
-      </w:pPr>
-      <w:r>
-        <w:rPr>
-          <w:rFonts w:ascii="Arial Narrow" w:eastAsia="Arial Narrow" w:hAnsi="Arial Narrow" w:cs="Arial Narrow"/>
-          <w:b/>
-          <w:color w:val="000000"/>
-          <w:kern w:val="0"/>
-          <w:lang w:eastAsia="es-PE"/>
-          <w14:ligatures w14:val="none"/>
+          <ns2:ligatures ns2:val="none"/>
+        </w:rPr>
+      </w:pPr>
+      <w:r>
+        <w:rPr>
+          <w:rFonts w:ascii="Arial Narrow" w:eastAsia="Arial Narrow" w:hAnsi="Arial Narrow" w:cs="Arial Narrow"/>
+          <w:b/>
+          <w:color w:val="000000"/>
+          <w:kern w:val="0"/>
+          <w:lang w:eastAsia="es-PE"/>
+          <ns2:ligatures ns2:val="none"/>
         </w:rPr>
         <w:t xml:space="preserve">DENUNCIANTE:[DENUNCIANTE] (LA SEÑORA [APELLIDO])</w:t>
       </w:r>
@@ -130,7 +130,7 @@
           <w:color w:val="000000"/>
           <w:kern w:val="0"/>
           <w:lang w:eastAsia="es-PE"/>
-          <w14:ligatures w14:val="none"/>
+          <ns2:ligatures ns2:val="none"/>
         </w:rPr>
         <w:tab/>
         <w:t/>
@@ -142,7 +142,7 @@
           <w:color w:val="000000"/>
           <w:kern w:val="0"/>
           <w:lang w:eastAsia="es-PE"/>
-          <w14:ligatures w14:val="none"/>
+          <ns2:ligatures ns2:val="none"/>
         </w:rPr>
         <w:tab/>
       </w:r>
@@ -153,7 +153,7 @@
           <w:color w:val="000000"/>
           <w:kern w:val="0"/>
           <w:lang w:eastAsia="es-PE"/>
-          <w14:ligatures w14:val="none"/>
+          <ns2:ligatures ns2:val="none"/>
         </w:rPr>
         <w:t xml:space="preserve"/>
       </w:r>
@@ -164,7 +164,7 @@
           <w:color w:val="000000"/>
           <w:kern w:val="0"/>
           <w:lang w:eastAsia="es-PE"/>
-          <w14:ligatures w14:val="none"/>
+          <ns2:ligatures ns2:val="none"/>
         </w:rPr>
         <w:t/>
       </w:r>
@@ -175,7 +175,7 @@
           <w:color w:val="000000"/>
           <w:kern w:val="0"/>
           <w:lang w:eastAsia="es-PE"/>
-          <w14:ligatures w14:val="none"/>
+          <ns2:ligatures ns2:val="none"/>
         </w:rPr>
         <w:t/>
       </w:r>
@@ -186,7 +186,7 @@
           <w:color w:val="000000"/>
           <w:kern w:val="0"/>
           <w:lang w:eastAsia="es-PE"/>
-          <w14:ligatures w14:val="none"/>
+          <ns2:ligatures ns2:val="none"/>
         </w:rPr>
         <w:t xml:space="preserve"/>
       </w:r>
@@ -197,7 +197,7 @@
           <w:color w:val="000000"/>
           <w:kern w:val="0"/>
           <w:lang w:eastAsia="es-PE"/>
-          <w14:ligatures w14:val="none"/>
+          <ns2:ligatures ns2:val="none"/>
         </w:rPr>
         <w:t/>
       </w:r>
@@ -208,12 +208,12 @@
           <w:color w:val="000000"/>
           <w:kern w:val="0"/>
           <w:lang w:eastAsia="es-PE"/>
-          <w14:ligatures w14:val="none"/>
+          <ns2:ligatures ns2:val="none"/>
         </w:rPr>
         <w:t/>
       </w:r>
     </w:p>
-    <w:p>
+    <w:p ns2:paraId="1093F73E" ns2:textId="02963A49">
       <w:pPr>
         <w:tabs>
           <w:tab w:val="left" w:pos="1701"/>
@@ -228,17 +228,17 @@
           <w:color w:val="000000"/>
           <w:kern w:val="0"/>
           <w:lang w:eastAsia="es-PE"/>
-          <w14:ligatures w14:val="none"/>
-        </w:rPr>
-      </w:pPr>
-      <w:r>
-        <w:rPr>
-          <w:rFonts w:ascii="Arial Narrow" w:eastAsia="Arial Narrow" w:hAnsi="Arial Narrow" w:cs="Arial Narrow"/>
-          <w:b/>
-          <w:color w:val="000000"/>
-          <w:kern w:val="0"/>
-          <w:lang w:eastAsia="es-PE"/>
-          <w14:ligatures w14:val="none"/>
+          <ns2:ligatures ns2:val="none"/>
+        </w:rPr>
+      </w:pPr>
+      <w:r>
+        <w:rPr>
+          <w:rFonts w:ascii="Arial Narrow" w:eastAsia="Arial Narrow" w:hAnsi="Arial Narrow" w:cs="Arial Narrow"/>
+          <w:b/>
+          <w:color w:val="000000"/>
+          <w:kern w:val="0"/>
+          <w:lang w:eastAsia="es-PE"/>
+          <ns2:ligatures ns2:val="none"/>
         </w:rPr>
         <w:t>DENUNCIADOS</w:t>
       </w:r>
@@ -249,7 +249,7 @@
           <w:color w:val="000000"/>
           <w:kern w:val="0"/>
           <w:lang w:eastAsia="es-PE"/>
-          <w14:ligatures w14:val="none"/>
+          <ns2:ligatures ns2:val="none"/>
         </w:rPr>
         <w:tab/>
         <w:t>:</w:t>
@@ -261,7 +261,7 @@
           <w:color w:val="000000"/>
           <w:kern w:val="0"/>
           <w:lang w:eastAsia="es-PE"/>
-          <w14:ligatures w14:val="none"/>
+          <ns2:ligatures ns2:val="none"/>
         </w:rPr>
         <w:tab/>
       </w:r>
@@ -272,7 +272,7 @@
           <w:color w:val="000000"/>
           <w:kern w:val="0"/>
           <w:lang w:eastAsia="es-PE"/>
-          <w14:ligatures w14:val="none"/>
+          <ns2:ligatures ns2:val="none"/>
         </w:rPr>
         <w:t xml:space="preserve">BANCO RIPLEY PERU S.A. </w:t>
       </w:r>
@@ -283,12 +283,12 @@
           <w:color w:val="000000"/>
           <w:kern w:val="0"/>
           <w:lang w:eastAsia="es-PE"/>
-          <w14:ligatures w14:val="none"/>
+          <ns2:ligatures ns2:val="none"/>
         </w:rPr>
         <w:t>(BANCO)</w:t>
       </w:r>
     </w:p>
-    <w:p>
+    <w:p ns2:paraId="1780BF25" ns2:textId="3E3366F5">
       <w:pPr>
         <w:tabs>
           <w:tab w:val="left" w:pos="1701"/>
@@ -303,17 +303,17 @@
           <w:color w:val="000000"/>
           <w:kern w:val="0"/>
           <w:lang w:eastAsia="es-PE"/>
-          <w14:ligatures w14:val="none"/>
-        </w:rPr>
-      </w:pPr>
-      <w:r>
-        <w:rPr>
-          <w:rFonts w:ascii="Arial Narrow" w:eastAsia="Arial Narrow" w:hAnsi="Arial Narrow" w:cs="Arial Narrow"/>
-          <w:b/>
-          <w:color w:val="000000"/>
-          <w:kern w:val="0"/>
-          <w:lang w:eastAsia="es-PE"/>
-          <w14:ligatures w14:val="none"/>
+          <ns2:ligatures ns2:val="none"/>
+        </w:rPr>
+      </w:pPr>
+      <w:r>
+        <w:rPr>
+          <w:rFonts w:ascii="Arial Narrow" w:eastAsia="Arial Narrow" w:hAnsi="Arial Narrow" w:cs="Arial Narrow"/>
+          <w:b/>
+          <w:color w:val="000000"/>
+          <w:kern w:val="0"/>
+          <w:lang w:eastAsia="es-PE"/>
+          <ns2:ligatures ns2:val="none"/>
         </w:rPr>
         <w:tab/>
       </w:r>
@@ -324,7 +324,7 @@
           <w:color w:val="000000"/>
           <w:kern w:val="0"/>
           <w:lang w:eastAsia="es-PE"/>
-          <w14:ligatures w14:val="none"/>
+          <ns2:ligatures ns2:val="none"/>
         </w:rPr>
         <w:tab/>
       </w:r>
@@ -335,7 +335,7 @@
           <w:color w:val="000000"/>
           <w:kern w:val="0"/>
           <w:lang w:eastAsia="es-PE"/>
-          <w14:ligatures w14:val="none"/>
+          <ns2:ligatures ns2:val="none"/>
         </w:rPr>
         <w:t xml:space="preserve">MAPFRE PERU COMPAÑIA DE SEGUROS Y REASEGUROS </w:t>
       </w:r>
@@ -346,7 +346,7 @@
           <w:color w:val="000000"/>
           <w:kern w:val="0"/>
           <w:lang w:eastAsia="es-PE"/>
-          <w14:ligatures w14:val="none"/>
+          <ns2:ligatures ns2:val="none"/>
         </w:rPr>
         <w:t xml:space="preserve">S.A. </w:t>
       </w:r>
@@ -357,7 +357,7 @@
           <w:color w:val="000000"/>
           <w:kern w:val="0"/>
           <w:lang w:eastAsia="es-PE"/>
-          <w14:ligatures w14:val="none"/>
+          <ns2:ligatures ns2:val="none"/>
         </w:rPr>
         <w:t>(</w:t>
       </w:r>
@@ -368,7 +368,7 @@
           <w:color w:val="000000"/>
           <w:kern w:val="0"/>
           <w:lang w:eastAsia="es-PE"/>
-          <w14:ligatures w14:val="none"/>
+          <ns2:ligatures ns2:val="none"/>
         </w:rPr>
         <w:t>MAPFRE</w:t>
       </w:r>
@@ -379,12 +379,12 @@
           <w:color w:val="000000"/>
           <w:kern w:val="0"/>
           <w:lang w:eastAsia="es-PE"/>
-          <w14:ligatures w14:val="none"/>
+          <ns2:ligatures ns2:val="none"/>
         </w:rPr>
         <w:t>)</w:t>
       </w:r>
     </w:p>
-    <w:p>
+    <w:p ns2:paraId="2C08B8E9" ns2:textId="6E06E4F6">
       <w:pPr>
         <w:tabs>
           <w:tab w:val="left" w:pos="1701"/>
@@ -399,17 +399,17 @@
           <w:color w:val="000000"/>
           <w:kern w:val="0"/>
           <w:lang w:eastAsia="es-PE"/>
-          <w14:ligatures w14:val="none"/>
-        </w:rPr>
-      </w:pPr>
-      <w:r>
-        <w:rPr>
-          <w:rFonts w:ascii="Arial Narrow" w:eastAsia="Arial Narrow" w:hAnsi="Arial Narrow" w:cs="Arial Narrow"/>
-          <w:b/>
-          <w:color w:val="000000"/>
-          <w:kern w:val="0"/>
-          <w:lang w:eastAsia="es-PE"/>
-          <w14:ligatures w14:val="none"/>
+          <ns2:ligatures ns2:val="none"/>
+        </w:rPr>
+      </w:pPr>
+      <w:r>
+        <w:rPr>
+          <w:rFonts w:ascii="Arial Narrow" w:eastAsia="Arial Narrow" w:hAnsi="Arial Narrow" w:cs="Arial Narrow"/>
+          <w:b/>
+          <w:color w:val="000000"/>
+          <w:kern w:val="0"/>
+          <w:lang w:eastAsia="es-PE"/>
+          <ns2:ligatures ns2:val="none"/>
         </w:rPr>
         <w:t>MATERIAS</w:t>
       </w:r>
@@ -420,13 +420,13 @@
           <w:color w:val="000000"/>
           <w:kern w:val="0"/>
           <w:lang w:eastAsia="es-PE"/>
-          <w14:ligatures w14:val="none"/>
+          <ns2:ligatures ns2:val="none"/>
         </w:rPr>
         <w:tab/>
         <w:t>: ADMISIÓN A TRÁMITE</w:t>
       </w:r>
     </w:p>
-    <w:p>
+    <w:p ns2:paraId="65AA893A" ns2:textId="77777777">
       <w:pPr>
         <w:tabs>
           <w:tab w:val="left" w:pos="1701"/>
@@ -441,22 +441,22 @@
           <w:color w:val="000000"/>
           <w:kern w:val="0"/>
           <w:lang w:eastAsia="es-PE"/>
-          <w14:ligatures w14:val="none"/>
-        </w:rPr>
-      </w:pPr>
-      <w:r>
-        <w:rPr>
-          <w:rFonts w:ascii="Arial Narrow" w:eastAsia="Arial Narrow" w:hAnsi="Arial Narrow" w:cs="Arial Narrow"/>
-          <w:b/>
-          <w:color w:val="000000"/>
-          <w:kern w:val="0"/>
-          <w:lang w:eastAsia="es-PE"/>
-          <w14:ligatures w14:val="none"/>
+          <ns2:ligatures ns2:val="none"/>
+        </w:rPr>
+      </w:pPr>
+      <w:r>
+        <w:rPr>
+          <w:rFonts w:ascii="Arial Narrow" w:eastAsia="Arial Narrow" w:hAnsi="Arial Narrow" w:cs="Arial Narrow"/>
+          <w:b/>
+          <w:color w:val="000000"/>
+          <w:kern w:val="0"/>
+          <w:lang w:eastAsia="es-PE"/>
+          <ns2:ligatures ns2:val="none"/>
         </w:rPr>
         <w:t>REQUERIMIENTO DE INFORMACIÓN</w:t>
       </w:r>
     </w:p>
-    <w:p>
+    <w:p ns2:paraId="5A5F53F4" ns2:textId="77777777">
       <w:pPr>
         <w:tabs>
           <w:tab w:val="left" w:pos="1701"/>
@@ -470,17 +470,17 @@
           <w:color w:val="000000"/>
           <w:kern w:val="0"/>
           <w:lang w:eastAsia="es-PE"/>
-          <w14:ligatures w14:val="none"/>
-        </w:rPr>
-      </w:pPr>
-      <w:r>
-        <w:rPr>
-          <w:rFonts w:ascii="Arial Narrow" w:eastAsia="Arial Narrow" w:hAnsi="Arial Narrow" w:cs="Arial Narrow"/>
-          <w:b/>
-          <w:color w:val="000000"/>
-          <w:kern w:val="0"/>
-          <w:lang w:eastAsia="es-PE"/>
-          <w14:ligatures w14:val="none"/>
+          <ns2:ligatures ns2:val="none"/>
+        </w:rPr>
+      </w:pPr>
+      <w:r>
+        <w:rPr>
+          <w:rFonts w:ascii="Arial Narrow" w:eastAsia="Arial Narrow" w:hAnsi="Arial Narrow" w:cs="Arial Narrow"/>
+          <w:b/>
+          <w:color w:val="000000"/>
+          <w:kern w:val="0"/>
+          <w:lang w:eastAsia="es-PE"/>
+          <ns2:ligatures ns2:val="none"/>
         </w:rPr>
         <w:t xml:space="preserve">RESOLUCIÓN </w:t>
       </w:r>
@@ -491,7 +491,7 @@
           <w:color w:val="000000"/>
           <w:kern w:val="0"/>
           <w:lang w:eastAsia="es-PE"/>
-          <w14:ligatures w14:val="none"/>
+          <ns2:ligatures ns2:val="none"/>
         </w:rPr>
         <w:tab/>
         <w:t>:</w:t>
@@ -503,13 +503,13 @@
           <w:color w:val="000000"/>
           <w:kern w:val="0"/>
           <w:lang w:eastAsia="es-PE"/>
-          <w14:ligatures w14:val="none"/>
+          <ns2:ligatures ns2:val="none"/>
         </w:rPr>
         <w:tab/>
         <w:t>1</w:t>
       </w:r>
     </w:p>
-    <w:p>
+    <w:p ns2:paraId="1624A856" ns2:textId="77777777">
       <w:pPr>
         <w:tabs>
           <w:tab w:val="left" w:pos="1014"/>
@@ -522,11 +522,11 @@
           <w:kern w:val="0"/>
           <w:shd w:val="clear" w:color="auto" w:fill="FFFFFF"/>
           <w:lang w:eastAsia="es-PE"/>
-          <w14:ligatures w14:val="none"/>
-        </w:rPr>
-      </w:pPr>
-    </w:p>
-    <w:p>
+          <ns2:ligatures ns2:val="none"/>
+        </w:rPr>
+      </w:pPr>
+    </w:p>
+    <w:p ns2:paraId="175AA5EA" ns2:textId="74E4450D">
       <w:pPr>
         <w:tabs>
           <w:tab w:val="left" w:pos="1014"/>
@@ -539,7 +539,7 @@
           <w:kern w:val="0"/>
           <w:shd w:val="clear" w:color="auto" w:fill="FFFFFF"/>
           <w:lang w:eastAsia="es-PE"/>
-          <w14:ligatures w14:val="none"/>
+          <ns2:ligatures ns2:val="none"/>
         </w:rPr>
       </w:pPr>
       <w:r>
@@ -549,7 +549,7 @@
           <w:kern w:val="0"/>
           <w:shd w:val="clear" w:color="auto" w:fill="FFFFFF"/>
           <w:lang w:eastAsia="es-PE"/>
-          <w14:ligatures w14:val="none"/>
+          <ns2:ligatures ns2:val="none"/>
         </w:rPr>
         <w:t xml:space="preserve">Lima, </w:t>
       </w:r>
@@ -560,7 +560,7 @@
           <w:kern w:val="0"/>
           <w:shd w:val="clear" w:color="auto" w:fill="FFFFFF"/>
           <w:lang w:eastAsia="es-PE"/>
-          <w14:ligatures w14:val="none"/>
+          <ns2:ligatures ns2:val="none"/>
         </w:rPr>
         <w:t>28</w:t>
       </w:r>
@@ -571,7 +571,7 @@
           <w:kern w:val="0"/>
           <w:shd w:val="clear" w:color="auto" w:fill="FFFFFF"/>
           <w:lang w:eastAsia="es-PE"/>
-          <w14:ligatures w14:val="none"/>
+          <ns2:ligatures ns2:val="none"/>
         </w:rPr>
         <w:t xml:space="preserve"> </w:t>
       </w:r>
@@ -582,7 +582,7 @@
           <w:kern w:val="0"/>
           <w:shd w:val="clear" w:color="auto" w:fill="FFFFFF"/>
           <w:lang w:eastAsia="es-PE"/>
-          <w14:ligatures w14:val="none"/>
+          <ns2:ligatures ns2:val="none"/>
         </w:rPr>
         <w:t xml:space="preserve">de </w:t>
       </w:r>
@@ -593,7 +593,7 @@
           <w:kern w:val="0"/>
           <w:shd w:val="clear" w:color="auto" w:fill="FFFFFF"/>
           <w:lang w:eastAsia="es-PE"/>
-          <w14:ligatures w14:val="none"/>
+          <ns2:ligatures ns2:val="none"/>
         </w:rPr>
         <w:t>abril</w:t>
       </w:r>
@@ -604,12 +604,12 @@
           <w:kern w:val="0"/>
           <w:shd w:val="clear" w:color="auto" w:fill="FFFFFF"/>
           <w:lang w:eastAsia="es-PE"/>
-          <w14:ligatures w14:val="none"/>
+          <ns2:ligatures ns2:val="none"/>
         </w:rPr>
         <w:t xml:space="preserve"> de 2025</w:t>
       </w:r>
     </w:p>
-    <w:p>
+    <w:p ns2:paraId="0B9BBE1B" ns2:textId="77777777">
       <w:pPr>
         <w:tabs>
           <w:tab w:val="left" w:pos="1014"/>
@@ -621,11 +621,11 @@
           <w:color w:val="000000"/>
           <w:kern w:val="0"/>
           <w:lang w:eastAsia="es-PE"/>
-          <w14:ligatures w14:val="none"/>
-        </w:rPr>
-      </w:pPr>
-    </w:p>
-    <w:p>
+          <ns2:ligatures ns2:val="none"/>
+        </w:rPr>
+      </w:pPr>
+    </w:p>
+    <w:p ns2:paraId="70D8B8D8" ns2:textId="77777777">
       <w:pPr>
         <w:numPr>
           <w:ilvl w:val="0"/>
@@ -639,22 +639,22 @@
           <w:color w:val="000000"/>
           <w:kern w:val="0"/>
           <w:lang w:eastAsia="es-PE"/>
-          <w14:ligatures w14:val="none"/>
-        </w:rPr>
-      </w:pPr>
-      <w:r>
-        <w:rPr>
-          <w:rFonts w:ascii="Arial Narrow" w:eastAsia="Arial Narrow" w:hAnsi="Arial Narrow" w:cs="Arial Narrow"/>
-          <w:b/>
-          <w:color w:val="000000"/>
-          <w:kern w:val="0"/>
-          <w:lang w:eastAsia="es-PE"/>
-          <w14:ligatures w14:val="none"/>
+          <ns2:ligatures ns2:val="none"/>
+        </w:rPr>
+      </w:pPr>
+      <w:r>
+        <w:rPr>
+          <w:rFonts w:ascii="Arial Narrow" w:eastAsia="Arial Narrow" w:hAnsi="Arial Narrow" w:cs="Arial Narrow"/>
+          <w:b/>
+          <w:color w:val="000000"/>
+          <w:kern w:val="0"/>
+          <w:lang w:eastAsia="es-PE"/>
+          <ns2:ligatures ns2:val="none"/>
         </w:rPr>
         <w:t xml:space="preserve">HECHOS </w:t>
       </w:r>
     </w:p>
-    <w:p>
+    <w:p ns2:paraId="453828A9" ns2:textId="77777777">
       <w:pPr>
         <w:spacing w:after="0" w:line="240" w:lineRule="auto"/>
         <w:jc w:val="both"/>
@@ -663,11 +663,11 @@
           <w:color w:val="000000"/>
           <w:kern w:val="0"/>
           <w:lang w:eastAsia="es-PE"/>
-          <w14:ligatures w14:val="none"/>
-        </w:rPr>
-      </w:pPr>
-    </w:p>
-    <w:p>
+          <ns2:ligatures ns2:val="none"/>
+        </w:rPr>
+      </w:pPr>
+    </w:p>
+    <w:p ns2:paraId="167CAE58" ns2:textId="111D6E42">
       <w:pPr>
         <w:numPr>
           <w:ilvl w:val="1"/>
@@ -681,7 +681,7 @@
           <w:color w:val="000000"/>
           <w:kern w:val="0"/>
           <w:lang w:val="es-ES" w:eastAsia="es-ES"/>
-          <w14:ligatures w14:val="none"/>
+          <ns2:ligatures ns2:val="none"/>
         </w:rPr>
       </w:pPr>
       <w:r>
@@ -690,7 +690,7 @@
           <w:color w:val="000000"/>
           <w:kern w:val="0"/>
           <w:lang w:val="es-ES" w:eastAsia="es-ES"/>
-          <w14:ligatures w14:val="none"/>
+          <ns2:ligatures ns2:val="none"/>
         </w:rPr>
         <w:t xml:space="preserve">Mediante el escrito del 23 de marzo de 2025, la señora [APELLIDO] denunció al Banco y a Mapfre por presuntas infracciones a la Ley 29571, Código de Protección y Defensa del Consumidor (en adelante, Código), señalando lo siguiente:</w:t>
       </w:r>
@@ -700,7 +700,7 @@
           <w:color w:val="000000"/>
           <w:kern w:val="0"/>
           <w:lang w:val="es-ES" w:eastAsia="es-ES"/>
-          <w14:ligatures w14:val="none"/>
+          <ns2:ligatures ns2:val="none"/>
         </w:rPr>
         <w:t xml:space="preserve"/>
       </w:r>
@@ -710,7 +710,7 @@
           <w:color w:val="000000"/>
           <w:kern w:val="0"/>
           <w:lang w:val="es-ES" w:eastAsia="es-ES"/>
-          <w14:ligatures w14:val="none"/>
+          <ns2:ligatures ns2:val="none"/>
         </w:rPr>
         <w:t/>
       </w:r>
@@ -720,7 +720,7 @@
           <w:color w:val="000000"/>
           <w:kern w:val="0"/>
           <w:lang w:val="es-ES" w:eastAsia="es-ES"/>
-          <w14:ligatures w14:val="none"/>
+          <ns2:ligatures ns2:val="none"/>
         </w:rPr>
         <w:t xml:space="preserve"/>
       </w:r>
@@ -730,7 +730,7 @@
           <w:color w:val="000000"/>
           <w:kern w:val="0"/>
           <w:lang w:val="es-ES" w:eastAsia="es-ES"/>
-          <w14:ligatures w14:val="none"/>
+          <ns2:ligatures ns2:val="none"/>
         </w:rPr>
         <w:t/>
       </w:r>
@@ -738,7 +738,7 @@
         <w:rPr>
           <w:rFonts w:ascii="Arial Narrow" w:eastAsia="Calibri" w:hAnsi="Arial Narrow" w:cs="Arial"/>
           <w:kern w:val="0"/>
-          <w14:ligatures w14:val="none"/>
+          <ns2:ligatures ns2:val="none"/>
         </w:rPr>
         <w:t xml:space="preserve"/>
       </w:r>
@@ -746,7 +746,7 @@
         <w:rPr>
           <w:rFonts w:ascii="Arial Narrow" w:eastAsia="Calibri" w:hAnsi="Arial Narrow" w:cs="Arial"/>
           <w:kern w:val="0"/>
-          <w14:ligatures w14:val="none"/>
+          <ns2:ligatures ns2:val="none"/>
         </w:rPr>
         <w:t xml:space="preserve"/>
       </w:r>
@@ -754,7 +754,7 @@
         <w:rPr>
           <w:rFonts w:ascii="Arial Narrow" w:eastAsia="Calibri" w:hAnsi="Arial Narrow" w:cs="Arial"/>
           <w:kern w:val="0"/>
-          <w14:ligatures w14:val="none"/>
+          <ns2:ligatures ns2:val="none"/>
         </w:rPr>
         <w:t xml:space="preserve"/>
       </w:r>
@@ -764,7 +764,7 @@
           <w:color w:val="000000"/>
           <w:kern w:val="0"/>
           <w:lang w:val="es-ES" w:eastAsia="es-ES"/>
-          <w14:ligatures w14:val="none"/>
+          <ns2:ligatures ns2:val="none"/>
         </w:rPr>
         <w:t xml:space="preserve"/>
       </w:r>
@@ -774,7 +774,7 @@
           <w:color w:val="000000"/>
           <w:kern w:val="0"/>
           <w:lang w:val="es-ES" w:eastAsia="es-ES"/>
-          <w14:ligatures w14:val="none"/>
+          <ns2:ligatures ns2:val="none"/>
         </w:rPr>
         <w:t xml:space="preserve"/>
       </w:r>
@@ -784,7 +784,7 @@
           <w:color w:val="000000"/>
           <w:kern w:val="0"/>
           <w:lang w:val="es-ES" w:eastAsia="es-ES"/>
-          <w14:ligatures w14:val="none"/>
+          <ns2:ligatures ns2:val="none"/>
         </w:rPr>
         <w:t xml:space="preserve"/>
       </w:r>
@@ -794,7 +794,7 @@
           <w:color w:val="000000"/>
           <w:kern w:val="0"/>
           <w:lang w:val="es-ES" w:eastAsia="es-ES"/>
-          <w14:ligatures w14:val="none"/>
+          <ns2:ligatures ns2:val="none"/>
         </w:rPr>
         <w:t/>
       </w:r>
@@ -806,7 +806,7 @@
           <w:kern w:val="0"/>
           <w:vertAlign w:val="superscript"/>
           <w:lang w:val="es-ES" w:eastAsia="es-ES"/>
-          <w14:ligatures w14:val="none"/>
+          <ns2:ligatures ns2:val="none"/>
         </w:rPr>
         <w:footnoteReference w:id="1"/>
       </w:r>
@@ -816,7 +816,7 @@
           <w:color w:val="000000"/>
           <w:kern w:val="0"/>
           <w:lang w:val="es-ES" w:eastAsia="es-ES"/>
-          <w14:ligatures w14:val="none"/>
+          <ns2:ligatures ns2:val="none"/>
         </w:rPr>
         <w:t xml:space="preserve"/>
       </w:r>
@@ -827,12 +827,12 @@
           <w:color w:val="000000"/>
           <w:kern w:val="0"/>
           <w:lang w:val="es-ES" w:eastAsia="es-ES"/>
-          <w14:ligatures w14:val="none"/>
+          <ns2:ligatures ns2:val="none"/>
         </w:rPr>
         <w:t/>
       </w:r>
     </w:p>
-    <w:p>
+    <w:p ns2:paraId="48391C5E" ns2:textId="77777777">
       <w:pPr>
         <w:spacing w:after="0" w:line="240" w:lineRule="auto"/>
         <w:jc w:val="both"/>
@@ -841,11 +841,11 @@
           <w:color w:val="000000"/>
           <w:kern w:val="0"/>
           <w:lang w:val="es-ES" w:eastAsia="es-ES"/>
-          <w14:ligatures w14:val="none"/>
-        </w:rPr>
-      </w:pPr>
-    </w:p>
-    <w:p>
+          <ns2:ligatures ns2:val="none"/>
+        </w:rPr>
+      </w:pPr>
+    </w:p>
+    <w:p ns2:paraId="41B589BE" ns2:textId="214FBCF2">
       <w:pPr>
         <w:numPr>
           <w:ilvl w:val="2"/>
@@ -865,7 +865,7 @@
           <w:color w:val="000000"/>
           <w:kern w:val="0"/>
           <w:lang w:eastAsia="es-ES"/>
-          <w14:ligatures w14:val="none"/>
+          <ns2:ligatures ns2:val="none"/>
         </w:rPr>
       </w:pPr>
       <w:r>
@@ -874,12 +874,12 @@
           <w:color w:val="000000"/>
           <w:kern w:val="0"/>
           <w:lang w:eastAsia="es-ES"/>
-          <w14:ligatures w14:val="none"/>
+          <ns2:ligatures ns2:val="none"/>
         </w:rPr>
         <w:t>El 21 de marzo de 2024, se dirigió a las instalaciones del Banco con el objetivo de solicitar una nueva tarjeta de crédito, debido a que la anterior había vencido. En ese momento, se le proporcionó una tarjeta de crédito de reemplazo.</w:t>
       </w:r>
     </w:p>
-    <w:p>
+    <w:p ns2:paraId="6C7208B0" ns2:textId="77777777">
       <w:pPr>
         <w:tabs>
           <w:tab w:val="left" w:pos="567"/>
@@ -894,11 +894,11 @@
           <w:color w:val="000000"/>
           <w:kern w:val="0"/>
           <w:lang w:eastAsia="es-ES"/>
-          <w14:ligatures w14:val="none"/>
-        </w:rPr>
-      </w:pPr>
-    </w:p>
-    <w:p>
+          <ns2:ligatures ns2:val="none"/>
+        </w:rPr>
+      </w:pPr>
+    </w:p>
+    <w:p ns2:paraId="6DC4352E" ns2:textId="170AEB44">
       <w:pPr>
         <w:numPr>
           <w:ilvl w:val="2"/>
@@ -918,7 +918,7 @@
           <w:color w:val="000000"/>
           <w:kern w:val="0"/>
           <w:lang w:eastAsia="es-ES"/>
-          <w14:ligatures w14:val="none"/>
+          <ns2:ligatures ns2:val="none"/>
         </w:rPr>
       </w:pPr>
       <w:r>
@@ -927,12 +927,12 @@
           <w:color w:val="000000"/>
           <w:kern w:val="0"/>
           <w:lang w:eastAsia="es-ES"/>
-          <w14:ligatures w14:val="none"/>
+          <ns2:ligatures ns2:val="none"/>
         </w:rPr>
         <w:t>El 28 de octubre de 2024, se dirigió nuevamente a las instalaciones del Banco Ripley para presentar un reclamo con la finalidad de solicitar una explicación sobre el origen de una deuda superior a S/ 30.00, dado que, en el mes de octubre, no había realizado ningún consumo.</w:t>
       </w:r>
     </w:p>
-    <w:p>
+    <w:p ns2:paraId="1B391F9F" ns2:textId="77777777">
       <w:pPr>
         <w:tabs>
           <w:tab w:val="left" w:pos="567"/>
@@ -947,11 +947,11 @@
           <w:color w:val="000000"/>
           <w:kern w:val="0"/>
           <w:lang w:eastAsia="es-ES"/>
-          <w14:ligatures w14:val="none"/>
-        </w:rPr>
-      </w:pPr>
-    </w:p>
-    <w:p>
+          <ns2:ligatures ns2:val="none"/>
+        </w:rPr>
+      </w:pPr>
+    </w:p>
+    <w:p ns2:paraId="5BAE265C" ns2:textId="07CF6176">
       <w:pPr>
         <w:numPr>
           <w:ilvl w:val="2"/>
@@ -971,7 +971,7 @@
           <w:color w:val="000000"/>
           <w:kern w:val="0"/>
           <w:lang w:eastAsia="es-ES"/>
-          <w14:ligatures w14:val="none"/>
+          <ns2:ligatures ns2:val="none"/>
         </w:rPr>
       </w:pPr>
       <w:r>
@@ -980,7 +980,7 @@
           <w:color w:val="000000"/>
           <w:kern w:val="0"/>
           <w:lang w:eastAsia="es-ES"/>
-          <w14:ligatures w14:val="none"/>
+          <ns2:ligatures ns2:val="none"/>
         </w:rPr>
         <w:t xml:space="preserve">Mediante una carta, el 28 de octubre del 2024, el Banco le respondió indicándole que el día 28 de octubre del 2024 se dieron de baja las pólizas del </w:t>
       </w:r>
@@ -990,7 +990,7 @@
           <w:color w:val="000000"/>
           <w:kern w:val="0"/>
           <w:lang w:val="es-ES" w:eastAsia="es-ES"/>
-          <w14:ligatures w14:val="none"/>
+          <ns2:ligatures ns2:val="none"/>
         </w:rPr>
         <w:t>Seguro de Sepelio Grupal para Clientes de Entidades Financieras de Sepelio</w:t>
       </w:r>
@@ -1000,7 +1000,7 @@
           <w:color w:val="000000"/>
           <w:kern w:val="0"/>
           <w:lang w:eastAsia="es-ES"/>
-          <w14:ligatures w14:val="none"/>
+          <ns2:ligatures ns2:val="none"/>
         </w:rPr>
         <w:t xml:space="preserve">, cuya prima mensual era de S/14.90, y </w:t>
       </w:r>
@@ -1010,7 +1010,7 @@
           <w:color w:val="000000"/>
           <w:kern w:val="0"/>
           <w:lang w:val="es-ES" w:eastAsia="es-ES"/>
-          <w14:ligatures w14:val="none"/>
+          <ns2:ligatures ns2:val="none"/>
         </w:rPr>
         <w:t>Seguro</w:t>
       </w:r>
@@ -1020,7 +1020,7 @@
           <w:color w:val="000000"/>
           <w:kern w:val="0"/>
           <w:lang w:val="es-ES" w:eastAsia="es-ES"/>
-          <w14:ligatures w14:val="none"/>
+          <ns2:ligatures ns2:val="none"/>
         </w:rPr>
         <w:t xml:space="preserve"> </w:t>
       </w:r>
@@ -1030,7 +1030,7 @@
           <w:color w:val="000000"/>
           <w:kern w:val="0"/>
           <w:lang w:val="es-ES" w:eastAsia="es-ES"/>
-          <w14:ligatures w14:val="none"/>
+          <ns2:ligatures ns2:val="none"/>
         </w:rPr>
         <w:t>de Protección de Tarjeta Full 023xxxxxx604</w:t>
       </w:r>
@@ -1040,7 +1040,7 @@
           <w:color w:val="000000"/>
           <w:kern w:val="0"/>
           <w:lang w:eastAsia="es-ES"/>
-          <w14:ligatures w14:val="none"/>
+          <ns2:ligatures ns2:val="none"/>
         </w:rPr>
         <w:t>, con prima mensual de S/14.90</w:t>
       </w:r>
@@ -1050,7 +1050,7 @@
           <w:color w:val="000000"/>
           <w:kern w:val="0"/>
           <w:lang w:eastAsia="es-ES"/>
-          <w14:ligatures w14:val="none"/>
+          <ns2:ligatures ns2:val="none"/>
         </w:rPr>
         <w:t xml:space="preserve"> (en adelante, Los Seguros)</w:t>
       </w:r>
@@ -1060,7 +1060,7 @@
           <w:color w:val="000000"/>
           <w:kern w:val="0"/>
           <w:lang w:eastAsia="es-ES"/>
-          <w14:ligatures w14:val="none"/>
+          <ns2:ligatures ns2:val="none"/>
         </w:rPr>
         <w:t>. Asimismo, se le indicó que su reclamo resultaba en improcedente, debido a que debió realizar su reclamo dentro de los 30 días siguientes de recibido su estado de cuenta. Sobre ello, señala que nunca recibió estados de cuenta, pues sol</w:t>
       </w:r>
@@ -1070,7 +1070,7 @@
           <w:color w:val="000000"/>
           <w:kern w:val="0"/>
           <w:lang w:eastAsia="es-ES"/>
-          <w14:ligatures w14:val="none"/>
+          <ns2:ligatures ns2:val="none"/>
         </w:rPr>
         <w:t>o</w:t>
       </w:r>
@@ -1080,7 +1080,7 @@
           <w:color w:val="000000"/>
           <w:kern w:val="0"/>
           <w:lang w:eastAsia="es-ES"/>
-          <w14:ligatures w14:val="none"/>
+          <ns2:ligatures ns2:val="none"/>
         </w:rPr>
         <w:t xml:space="preserve"> realizaba los pagos a través del aplica</w:t>
       </w:r>
@@ -1090,7 +1090,7 @@
           <w:color w:val="000000"/>
           <w:kern w:val="0"/>
           <w:lang w:eastAsia="es-ES"/>
-          <w14:ligatures w14:val="none"/>
+          <ns2:ligatures ns2:val="none"/>
         </w:rPr>
         <w:t>ti</w:t>
       </w:r>
@@ -1100,7 +1100,7 @@
           <w:color w:val="000000"/>
           <w:kern w:val="0"/>
           <w:lang w:eastAsia="es-ES"/>
-          <w14:ligatures w14:val="none"/>
+          <ns2:ligatures ns2:val="none"/>
         </w:rPr>
         <w:t xml:space="preserve">vo, en el cual no figuraba el consumo por el concepto del pago de </w:t>
       </w:r>
@@ -1110,12 +1110,12 @@
           <w:color w:val="000000"/>
           <w:kern w:val="0"/>
           <w:lang w:eastAsia="es-ES"/>
-          <w14:ligatures w14:val="none"/>
+          <ns2:ligatures ns2:val="none"/>
         </w:rPr>
         <w:t>Los Seguros.</w:t>
       </w:r>
     </w:p>
-    <w:p>
+    <w:p ns2:paraId="694CEC4A" ns2:textId="77777777">
       <w:pPr>
         <w:tabs>
           <w:tab w:val="left" w:pos="567"/>
@@ -1129,11 +1129,11 @@
           <w:color w:val="000000"/>
           <w:kern w:val="0"/>
           <w:lang w:eastAsia="es-ES"/>
-          <w14:ligatures w14:val="none"/>
-        </w:rPr>
-      </w:pPr>
-    </w:p>
-    <w:p>
+          <ns2:ligatures ns2:val="none"/>
+        </w:rPr>
+      </w:pPr>
+    </w:p>
+    <w:p ns2:paraId="6E51E313" ns2:textId="25B5B980">
       <w:pPr>
         <w:numPr>
           <w:ilvl w:val="2"/>
@@ -1153,7 +1153,7 @@
           <w:color w:val="000000"/>
           <w:kern w:val="0"/>
           <w:lang w:eastAsia="es-ES"/>
-          <w14:ligatures w14:val="none"/>
+          <ns2:ligatures ns2:val="none"/>
         </w:rPr>
       </w:pPr>
       <w:r>
@@ -1162,7 +1162,7 @@
           <w:color w:val="000000"/>
           <w:kern w:val="0"/>
           <w:lang w:eastAsia="es-ES"/>
-          <w14:ligatures w14:val="none"/>
+          <ns2:ligatures ns2:val="none"/>
         </w:rPr>
         <w:t>El Banco le remitió los formularios de la solicitud de Los Seguros. No obstante, estas solicitudes para la adquisición de Los Seguros nunca fueron ofrecidas por algún representante de dichas empresas al realizar la renovación de su tarjeta de crédito y tampoco los datos y firma que figura en estos documentos pertenecen a la denunciante, tales como el correo electrónico y su número telefónico. Como consecuencia, señala que el Banco le realizaba llamadas y mensajes continuamente solicitándole el pago de las cuotas de los seguros que supuestamente contrató; así también fue reportada</w:t>
       </w:r>
@@ -1172,7 +1172,7 @@
           <w:color w:val="000000"/>
           <w:kern w:val="0"/>
           <w:lang w:eastAsia="es-ES"/>
-          <w14:ligatures w14:val="none"/>
+          <ns2:ligatures ns2:val="none"/>
         </w:rPr>
         <w:t xml:space="preserve"> por el Banco ante </w:t>
       </w:r>
@@ -1182,7 +1182,7 @@
           <w:color w:val="000000"/>
           <w:kern w:val="0"/>
           <w:lang w:eastAsia="es-ES"/>
-          <w14:ligatures w14:val="none"/>
+          <ns2:ligatures ns2:val="none"/>
         </w:rPr>
         <w:t>a INFOCORP</w:t>
       </w:r>
@@ -1192,7 +1192,7 @@
           <w:color w:val="000000"/>
           <w:kern w:val="0"/>
           <w:lang w:eastAsia="es-ES"/>
-          <w14:ligatures w14:val="none"/>
+          <ns2:ligatures ns2:val="none"/>
         </w:rPr>
         <w:t xml:space="preserve"> ocasionando un </w:t>
       </w:r>
@@ -1202,7 +1202,7 @@
           <w:color w:val="000000"/>
           <w:kern w:val="0"/>
           <w:lang w:eastAsia="es-ES"/>
-          <w14:ligatures w14:val="none"/>
+          <ns2:ligatures ns2:val="none"/>
         </w:rPr>
         <w:t xml:space="preserve">precedente </w:t>
       </w:r>
@@ -1212,7 +1212,7 @@
           <w:color w:val="000000"/>
           <w:kern w:val="0"/>
           <w:lang w:eastAsia="es-ES"/>
-          <w14:ligatures w14:val="none"/>
+          <ns2:ligatures ns2:val="none"/>
         </w:rPr>
         <w:t>negativo en su</w:t>
       </w:r>
@@ -1222,7 +1222,7 @@
           <w:color w:val="000000"/>
           <w:kern w:val="0"/>
           <w:lang w:eastAsia="es-ES"/>
-          <w14:ligatures w14:val="none"/>
+          <ns2:ligatures ns2:val="none"/>
         </w:rPr>
         <w:t xml:space="preserve"> historial </w:t>
       </w:r>
@@ -1232,12 +1232,12 @@
           <w:color w:val="000000"/>
           <w:kern w:val="0"/>
           <w:lang w:eastAsia="es-ES"/>
-          <w14:ligatures w14:val="none"/>
+          <ns2:ligatures ns2:val="none"/>
         </w:rPr>
         <w:t>crediticio.</w:t>
       </w:r>
     </w:p>
-    <w:p>
+    <w:p ns2:paraId="4F829FCF" ns2:textId="77777777">
       <w:pPr>
         <w:tabs>
           <w:tab w:val="left" w:pos="567"/>
@@ -1251,11 +1251,11 @@
           <w:color w:val="000000"/>
           <w:kern w:val="0"/>
           <w:lang w:eastAsia="es-ES"/>
-          <w14:ligatures w14:val="none"/>
-        </w:rPr>
-      </w:pPr>
-    </w:p>
-    <w:p>
+          <ns2:ligatures ns2:val="none"/>
+        </w:rPr>
+      </w:pPr>
+    </w:p>
+    <w:p ns2:paraId="6DF86CE4" ns2:textId="5D372638">
       <w:pPr>
         <w:numPr>
           <w:ilvl w:val="1"/>
@@ -1273,7 +1273,7 @@
           <w:color w:val="000000"/>
           <w:kern w:val="0"/>
           <w:lang w:val="es-ES" w:eastAsia="es-ES"/>
-          <w14:ligatures w14:val="none"/>
+          <ns2:ligatures ns2:val="none"/>
         </w:rPr>
       </w:pPr>
       <w:r>
@@ -1282,7 +1282,7 @@
           <w:color w:val="000000"/>
           <w:kern w:val="0"/>
           <w:lang w:val="es-ES" w:eastAsia="es-ES"/>
-          <w14:ligatures w14:val="none"/>
+          <ns2:ligatures ns2:val="none"/>
         </w:rPr>
         <w:t xml:space="preserve">La señora [APELLIDO] solicitó, en calidad de medida correctiva, que el Banco cumpla con la devolución de los cobros indebidos respecto a la Póliza N 8080071 correspondiente al Seguro de Sepelio Grupal para Clientes de Entidades Financieras de Sepelio y la Póliza 27330 correspondiente al Seguro de Protección de Tarjeta Full 023xxxxxx604, más los intereses legales; así como también, solicitó que se elimine cualquier cargo generado por dicha transacción. Asimismo, solicitó la corrección de su historial crediticio afectado por los cobros indebidos del Banco. Además, requirió el reembolso de costos y costas del presente procedimiento. </w:t>
       </w:r>
@@ -1290,7 +1290,7 @@
         <w:rPr>
           <w:rFonts w:ascii="Arial Narrow" w:eastAsia="Calibri" w:hAnsi="Arial Narrow" w:cs="Arial"/>
           <w:kern w:val="0"/>
-          <w14:ligatures w14:val="none"/>
+          <ns2:ligatures ns2:val="none"/>
         </w:rPr>
         <w:t xml:space="preserve"/>
       </w:r>
@@ -1298,7 +1298,7 @@
         <w:rPr>
           <w:rFonts w:ascii="Arial Narrow" w:eastAsia="Calibri" w:hAnsi="Arial Narrow" w:cs="Arial"/>
           <w:kern w:val="0"/>
-          <w14:ligatures w14:val="none"/>
+          <ns2:ligatures ns2:val="none"/>
         </w:rPr>
         <w:t xml:space="preserve"/>
       </w:r>
@@ -1308,7 +1308,7 @@
           <w:color w:val="000000"/>
           <w:kern w:val="0"/>
           <w:lang w:val="es-ES" w:eastAsia="es-ES"/>
-          <w14:ligatures w14:val="none"/>
+          <ns2:ligatures ns2:val="none"/>
         </w:rPr>
         <w:t xml:space="preserve"/>
       </w:r>
@@ -1318,7 +1318,7 @@
           <w:color w:val="000000"/>
           <w:kern w:val="0"/>
           <w:lang w:val="es-ES" w:eastAsia="es-ES"/>
-          <w14:ligatures w14:val="none"/>
+          <ns2:ligatures ns2:val="none"/>
         </w:rPr>
         <w:t xml:space="preserve"/>
       </w:r>
@@ -1328,7 +1328,7 @@
           <w:color w:val="000000"/>
           <w:kern w:val="0"/>
           <w:lang w:val="es-ES" w:eastAsia="es-ES"/>
-          <w14:ligatures w14:val="none"/>
+          <ns2:ligatures ns2:val="none"/>
         </w:rPr>
         <w:t/>
       </w:r>
@@ -1338,7 +1338,7 @@
           <w:color w:val="000000"/>
           <w:kern w:val="0"/>
           <w:lang w:val="es-ES" w:eastAsia="es-ES"/>
-          <w14:ligatures w14:val="none"/>
+          <ns2:ligatures ns2:val="none"/>
         </w:rPr>
         <w:t xml:space="preserve"/>
       </w:r>
@@ -1348,7 +1348,7 @@
           <w:color w:val="000000"/>
           <w:kern w:val="0"/>
           <w:lang w:val="es-ES" w:eastAsia="es-ES"/>
-          <w14:ligatures w14:val="none"/>
+          <ns2:ligatures ns2:val="none"/>
         </w:rPr>
         <w:t/>
       </w:r>
@@ -1358,7 +1358,7 @@
           <w:color w:val="000000"/>
           <w:kern w:val="0"/>
           <w:lang w:val="es-ES" w:eastAsia="es-ES"/>
-          <w14:ligatures w14:val="none"/>
+          <ns2:ligatures ns2:val="none"/>
         </w:rPr>
         <w:t/>
       </w:r>
@@ -1368,7 +1368,7 @@
           <w:color w:val="000000"/>
           <w:kern w:val="0"/>
           <w:lang w:val="es-ES" w:eastAsia="es-ES"/>
-          <w14:ligatures w14:val="none"/>
+          <ns2:ligatures ns2:val="none"/>
         </w:rPr>
         <w:t xml:space="preserve"/>
       </w:r>
@@ -1378,7 +1378,7 @@
           <w:color w:val="000000"/>
           <w:kern w:val="0"/>
           <w:lang w:val="es-ES" w:eastAsia="es-ES"/>
-          <w14:ligatures w14:val="none"/>
+          <ns2:ligatures ns2:val="none"/>
         </w:rPr>
         <w:t xml:space="preserve"/>
       </w:r>
@@ -1388,7 +1388,7 @@
           <w:color w:val="000000"/>
           <w:kern w:val="0"/>
           <w:lang w:val="es-ES" w:eastAsia="es-ES"/>
-          <w14:ligatures w14:val="none"/>
+          <ns2:ligatures ns2:val="none"/>
         </w:rPr>
         <w:t/>
       </w:r>
@@ -1398,7 +1398,7 @@
           <w:color w:val="000000"/>
           <w:kern w:val="0"/>
           <w:lang w:val="es-ES" w:eastAsia="es-ES"/>
-          <w14:ligatures w14:val="none"/>
+          <ns2:ligatures ns2:val="none"/>
         </w:rPr>
         <w:t xml:space="preserve"/>
       </w:r>
@@ -1408,7 +1408,7 @@
           <w:color w:val="000000"/>
           <w:kern w:val="0"/>
           <w:lang w:val="es-ES" w:eastAsia="es-ES"/>
-          <w14:ligatures w14:val="none"/>
+          <ns2:ligatures ns2:val="none"/>
         </w:rPr>
         <w:lastRenderedPageBreak/>
         <w:t xml:space="preserve"/>
@@ -1419,7 +1419,7 @@
           <w:color w:val="000000"/>
           <w:kern w:val="0"/>
           <w:lang w:val="es-ES" w:eastAsia="es-ES"/>
-          <w14:ligatures w14:val="none"/>
+          <ns2:ligatures ns2:val="none"/>
         </w:rPr>
         <w:t xml:space="preserve"/>
       </w:r>
@@ -1429,7 +1429,7 @@
           <w:color w:val="000000"/>
           <w:kern w:val="0"/>
           <w:lang w:val="es-ES" w:eastAsia="es-ES"/>
-          <w14:ligatures w14:val="none"/>
+          <ns2:ligatures ns2:val="none"/>
         </w:rPr>
         <w:t/>
       </w:r>
@@ -1439,7 +1439,7 @@
           <w:color w:val="000000"/>
           <w:kern w:val="0"/>
           <w:lang w:val="es-ES" w:eastAsia="es-ES"/>
-          <w14:ligatures w14:val="none"/>
+          <ns2:ligatures ns2:val="none"/>
         </w:rPr>
         <w:t xml:space="preserve"/>
       </w:r>
@@ -1449,7 +1449,7 @@
           <w:color w:val="000000"/>
           <w:kern w:val="0"/>
           <w:lang w:val="es-ES" w:eastAsia="es-ES"/>
-          <w14:ligatures w14:val="none"/>
+          <ns2:ligatures ns2:val="none"/>
         </w:rPr>
         <w:t xml:space="preserve"/>
       </w:r>
@@ -1459,7 +1459,7 @@
           <w:color w:val="000000"/>
           <w:kern w:val="0"/>
           <w:lang w:val="es-ES" w:eastAsia="es-ES"/>
-          <w14:ligatures w14:val="none"/>
+          <ns2:ligatures ns2:val="none"/>
         </w:rPr>
         <w:t xml:space="preserve"/>
       </w:r>
@@ -1469,7 +1469,7 @@
           <w:color w:val="000000"/>
           <w:kern w:val="0"/>
           <w:lang w:val="es-ES" w:eastAsia="es-ES"/>
-          <w14:ligatures w14:val="none"/>
+          <ns2:ligatures ns2:val="none"/>
         </w:rPr>
         <w:t/>
       </w:r>
@@ -1479,7 +1479,7 @@
           <w:color w:val="000000"/>
           <w:kern w:val="0"/>
           <w:lang w:val="es-ES" w:eastAsia="es-ES"/>
-          <w14:ligatures w14:val="none"/>
+          <ns2:ligatures ns2:val="none"/>
         </w:rPr>
         <w:t xml:space="preserve"/>
       </w:r>
@@ -1489,7 +1489,7 @@
           <w:color w:val="000000"/>
           <w:kern w:val="0"/>
           <w:lang w:val="es-ES" w:eastAsia="es-ES"/>
-          <w14:ligatures w14:val="none"/>
+          <ns2:ligatures ns2:val="none"/>
         </w:rPr>
         <w:t/>
       </w:r>
@@ -1499,7 +1499,7 @@
           <w:color w:val="000000"/>
           <w:kern w:val="0"/>
           <w:lang w:val="es-ES" w:eastAsia="es-ES"/>
-          <w14:ligatures w14:val="none"/>
+          <ns2:ligatures ns2:val="none"/>
         </w:rPr>
         <w:t xml:space="preserve"/>
       </w:r>
@@ -1509,7 +1509,7 @@
           <w:color w:val="000000"/>
           <w:kern w:val="0"/>
           <w:lang w:val="es-ES" w:eastAsia="es-ES"/>
-          <w14:ligatures w14:val="none"/>
+          <ns2:ligatures ns2:val="none"/>
         </w:rPr>
         <w:t xml:space="preserve"/>
       </w:r>
@@ -1519,7 +1519,7 @@
           <w:color w:val="000000"/>
           <w:kern w:val="0"/>
           <w:lang w:val="es-ES" w:eastAsia="es-ES"/>
-          <w14:ligatures w14:val="none"/>
+          <ns2:ligatures ns2:val="none"/>
         </w:rPr>
         <w:t/>
       </w:r>
@@ -1529,7 +1529,7 @@
           <w:color w:val="000000"/>
           <w:kern w:val="0"/>
           <w:lang w:val="es-ES" w:eastAsia="es-ES"/>
-          <w14:ligatures w14:val="none"/>
+          <ns2:ligatures ns2:val="none"/>
         </w:rPr>
         <w:t xml:space="preserve"/>
       </w:r>
@@ -1539,7 +1539,7 @@
           <w:color w:val="000000"/>
           <w:kern w:val="0"/>
           <w:lang w:val="es-ES" w:eastAsia="es-ES"/>
-          <w14:ligatures w14:val="none"/>
+          <ns2:ligatures ns2:val="none"/>
         </w:rPr>
         <w:t/>
       </w:r>
@@ -1549,12 +1549,12 @@
           <w:color w:val="000000"/>
           <w:kern w:val="0"/>
           <w:lang w:val="es-ES" w:eastAsia="es-ES"/>
-          <w14:ligatures w14:val="none"/>
+          <ns2:ligatures ns2:val="none"/>
         </w:rPr>
         <w:t xml:space="preserve"/>
       </w:r>
     </w:p>
-    <w:p>
+    <w:p ns2:paraId="7023B030" ns2:textId="77777777">
       <w:pPr>
         <w:spacing w:after="0" w:line="240" w:lineRule="auto"/>
         <w:contextualSpacing/>
@@ -1565,11 +1565,11 @@
           <w:color w:val="000000"/>
           <w:kern w:val="0"/>
           <w:lang w:eastAsia="es-PE"/>
-          <w14:ligatures w14:val="none"/>
-        </w:rPr>
-      </w:pPr>
-    </w:p>
-    <w:p>
+          <ns2:ligatures ns2:val="none"/>
+        </w:rPr>
+      </w:pPr>
+    </w:p>
+    <w:p ns2:paraId="242B2756" ns2:textId="77777777">
       <w:pPr>
         <w:numPr>
           <w:ilvl w:val="0"/>
@@ -1588,22 +1588,22 @@
           <w:color w:val="000000"/>
           <w:kern w:val="0"/>
           <w:lang w:eastAsia="es-PE"/>
-          <w14:ligatures w14:val="none"/>
-        </w:rPr>
-      </w:pPr>
-      <w:r>
-        <w:rPr>
-          <w:rFonts w:ascii="Arial Narrow" w:eastAsia="Arial Narrow" w:hAnsi="Arial Narrow" w:cs="Arial Narrow"/>
-          <w:b/>
-          <w:color w:val="000000"/>
-          <w:kern w:val="0"/>
-          <w:lang w:eastAsia="es-PE"/>
-          <w14:ligatures w14:val="none"/>
+          <ns2:ligatures ns2:val="none"/>
+        </w:rPr>
+      </w:pPr>
+      <w:r>
+        <w:rPr>
+          <w:rFonts w:ascii="Arial Narrow" w:eastAsia="Arial Narrow" w:hAnsi="Arial Narrow" w:cs="Arial Narrow"/>
+          <w:b/>
+          <w:color w:val="000000"/>
+          <w:kern w:val="0"/>
+          <w:lang w:eastAsia="es-PE"/>
+          <ns2:ligatures ns2:val="none"/>
         </w:rPr>
         <w:t>DE LA ADMISIÓN A TRÁMITE DE LA DENUNCIA</w:t>
       </w:r>
     </w:p>
-    <w:p>
+    <w:p ns2:paraId="2690D87F" ns2:textId="77777777">
       <w:pPr>
         <w:spacing w:after="0" w:line="240" w:lineRule="auto"/>
         <w:ind w:left="567"/>
@@ -1615,11 +1615,11 @@
           <w:color w:val="000000"/>
           <w:kern w:val="0"/>
           <w:lang w:eastAsia="es-PE"/>
-          <w14:ligatures w14:val="none"/>
-        </w:rPr>
-      </w:pPr>
-    </w:p>
-    <w:p>
+          <ns2:ligatures ns2:val="none"/>
+        </w:rPr>
+      </w:pPr>
+    </w:p>
+    <w:p ns2:paraId="23606279" ns2:textId="3F8C2FAB">
       <w:pPr>
         <w:pStyle w:val="Prrafodelista"/>
         <w:numPr>
@@ -1637,7 +1637,7 @@
           <w:kern w:val="0"/>
           <w:shd w:val="clear" w:color="auto" w:fill="FFFFFF"/>
           <w:lang w:val="es-ES" w:eastAsia="es-PE"/>
-          <w14:ligatures w14:val="none"/>
+          <ns2:ligatures ns2:val="none"/>
         </w:rPr>
       </w:pPr>
       <w:bookmarkStart w:id="1" w:name="_Hlk140755208"/>
@@ -1649,7 +1649,7 @@
           <w:color w:val="000000"/>
           <w:kern w:val="0"/>
           <w:lang w:eastAsia="es-PE"/>
-          <w14:ligatures w14:val="none"/>
+          <ns2:ligatures ns2:val="none"/>
         </w:rPr>
         <w:t>La Secretaría Técnica de la Comisión de Protección al Consumidor 1 (en adelante, la Secretaría Técnica), en ejercicio de sus facultades</w:t>
       </w:r>
@@ -1667,7 +1667,7 @@
           <w:color w:val="000000"/>
           <w:kern w:val="0"/>
           <w:lang w:eastAsia="es-PE"/>
-          <w14:ligatures w14:val="none"/>
+          <ns2:ligatures ns2:val="none"/>
         </w:rPr>
         <w:t xml:space="preserve">, considera </w:t>
       </w:r>
@@ -1675,7 +1675,7 @@
         <w:rPr>
           <w:rFonts w:ascii="Arial Narrow" w:eastAsia="Arial Narrow" w:hAnsi="Arial Narrow" w:cs="Arial Narrow"/>
           <w:kern w:val="0"/>
-          <w14:ligatures w14:val="none"/>
+          <ns2:ligatures ns2:val="none"/>
         </w:rPr>
         <w:t xml:space="preserve">que el hecho denunciado, consistente </w:t>
       </w:r>
@@ -1687,7 +1687,7 @@
           <w:rFonts w:ascii="Arial Narrow" w:eastAsia="Calibri" w:hAnsi="Arial Narrow" w:cs="Arial Narrow"/>
           <w:kern w:val="0"/>
           <w:lang w:eastAsia="es-PE"/>
-          <w14:ligatures w14:val="none"/>
+          <ns2:ligatures ns2:val="none"/>
         </w:rPr>
         <w:t xml:space="preserve">en que </w:t>
       </w:r>
@@ -1696,7 +1696,7 @@
           <w:rFonts w:ascii="Arial Narrow" w:eastAsia="Calibri" w:hAnsi="Arial Narrow" w:cs="Arial Narrow"/>
           <w:kern w:val="0"/>
           <w:lang w:eastAsia="es-PE"/>
-          <w14:ligatures w14:val="none"/>
+          <ns2:ligatures ns2:val="none"/>
         </w:rPr>
         <w:t xml:space="preserve">Mapfre Perú Compañía de Seguros y Reaseguros S.A. y Banco Ripley Perú S.A. habrían atribuido indebidamente la Póliza 8080071 a </w:t>
       </w:r>
@@ -1705,7 +1705,7 @@
           <w:rFonts w:ascii="Arial Narrow" w:eastAsia="Calibri" w:hAnsi="Arial Narrow" w:cs="Arial Narrow"/>
           <w:kern w:val="0"/>
           <w:lang w:eastAsia="es-PE"/>
-          <w14:ligatures w14:val="none"/>
+          <ns2:ligatures ns2:val="none"/>
         </w:rPr>
         <w:t>favor del denunciante, generando el descuento de las primas desde su tarjeta de crédito</w:t>
       </w:r>
@@ -1715,7 +1715,7 @@
           <w:color w:val="000000"/>
           <w:kern w:val="0"/>
           <w:lang w:val="es-ES" w:eastAsia="es-ES"/>
-          <w14:ligatures w14:val="none"/>
+          <ns2:ligatures ns2:val="none"/>
         </w:rPr>
         <w:t xml:space="preserve">; </w:t>
       </w:r>
@@ -1790,7 +1790,7 @@
         <w:rPr>
           <w:rFonts w:ascii="Arial Narrow" w:eastAsia="Arial Narrow" w:hAnsi="Arial Narrow" w:cs="Arial Narrow"/>
           <w:kern w:val="0"/>
-          <w14:ligatures w14:val="none"/>
+          <ns2:ligatures ns2:val="none"/>
         </w:rPr>
         <w:t xml:space="preserve"> </w:t>
       </w:r>
@@ -1801,7 +1801,7 @@
           <w:kern w:val="0"/>
           <w:shd w:val="clear" w:color="auto" w:fill="FFFFFF"/>
           <w:lang w:eastAsia="es-PE"/>
-          <w14:ligatures w14:val="none"/>
+          <ns2:ligatures ns2:val="none"/>
         </w:rPr>
         <w:t xml:space="preserve">Por consiguiente, corresponde calificar el hecho materia de denuncia como una presunta infracción </w:t>
       </w:r>
@@ -1812,7 +1812,7 @@
           <w:kern w:val="0"/>
           <w:shd w:val="clear" w:color="auto" w:fill="FFFFFF"/>
           <w:lang w:eastAsia="es-PE"/>
-          <w14:ligatures w14:val="none"/>
+          <ns2:ligatures ns2:val="none"/>
         </w:rPr>
         <w:t>a la protección contra los métodos comerciales agresivos o engañosos</w:t>
       </w:r>
@@ -1823,7 +1823,7 @@
           <w:kern w:val="0"/>
           <w:shd w:val="clear" w:color="auto" w:fill="FFFFFF"/>
           <w:lang w:eastAsia="es-PE"/>
-          <w14:ligatures w14:val="none"/>
+          <ns2:ligatures ns2:val="none"/>
         </w:rPr>
         <w:t xml:space="preserve">, </w:t>
       </w:r>
@@ -1833,7 +1833,7 @@
           <w:color w:val="000000"/>
           <w:kern w:val="0"/>
           <w:shd w:val="clear" w:color="auto" w:fill="FFFFFF"/>
-          <w14:ligatures w14:val="none"/>
+          <ns2:ligatures ns2:val="none"/>
         </w:rPr>
         <w:t xml:space="preserve">tipificado en </w:t>
       </w:r>
@@ -1843,7 +1843,7 @@
           <w:color w:val="000000"/>
           <w:kern w:val="0"/>
           <w:shd w:val="clear" w:color="auto" w:fill="FFFFFF"/>
-          <w14:ligatures w14:val="none"/>
+          <ns2:ligatures ns2:val="none"/>
         </w:rPr>
         <w:t>el artículo</w:t>
       </w:r>
@@ -1853,7 +1853,7 @@
           <w:color w:val="000000"/>
           <w:kern w:val="0"/>
           <w:shd w:val="clear" w:color="auto" w:fill="FFFFFF"/>
-          <w14:ligatures w14:val="none"/>
+          <ns2:ligatures ns2:val="none"/>
         </w:rPr>
         <w:t xml:space="preserve"> </w:t>
       </w:r>
@@ -1863,7 +1863,7 @@
           <w:color w:val="000000"/>
           <w:kern w:val="0"/>
           <w:shd w:val="clear" w:color="auto" w:fill="FFFFFF"/>
-          <w14:ligatures w14:val="none"/>
+          <ns2:ligatures ns2:val="none"/>
         </w:rPr>
         <w:t>58</w:t>
       </w:r>
@@ -1873,7 +1873,7 @@
           <w:color w:val="000000"/>
           <w:kern w:val="0"/>
           <w:shd w:val="clear" w:color="auto" w:fill="FFFFFF"/>
-          <w14:ligatures w14:val="none"/>
+          <ns2:ligatures ns2:val="none"/>
         </w:rPr>
         <w:t> del</w:t>
       </w:r>
@@ -1883,7 +1883,7 @@
           <w:color w:val="000000"/>
           <w:kern w:val="0"/>
           <w:shd w:val="clear" w:color="auto" w:fill="FFFFFF"/>
-          <w14:ligatures w14:val="none"/>
+          <ns2:ligatures ns2:val="none"/>
         </w:rPr>
         <w:t xml:space="preserve"> </w:t>
       </w:r>
@@ -1891,7 +1891,7 @@
         <w:rPr>
           <w:rFonts w:ascii="Arial Narrow" w:eastAsia="Calibri" w:hAnsi="Arial Narrow" w:cs="Arial Narrow"/>
           <w:kern w:val="0"/>
-          <w14:ligatures w14:val="none"/>
+          <ns2:ligatures ns2:val="none"/>
         </w:rPr>
         <w:t>Código</w:t>
       </w:r>
@@ -1907,13 +1907,13 @@
         <w:rPr>
           <w:rFonts w:ascii="Arial Narrow" w:eastAsia="Calibri" w:hAnsi="Arial Narrow" w:cs="Times New Roman"/>
           <w:kern w:val="0"/>
-          <w14:ligatures w14:val="none"/>
+          <ns2:ligatures ns2:val="none"/>
         </w:rPr>
         <w:t>.</w:t>
       </w:r>
       <w:bookmarkStart w:id="5" w:name="_Hlk193893136"/>
     </w:p>
-    <w:p>
+    <w:p ns2:paraId="7A7F2970" ns2:textId="16842039">
       <w:pPr>
         <w:pStyle w:val="Prrafodelista"/>
         <w:numPr>
@@ -1931,14 +1931,14 @@
           <w:kern w:val="0"/>
           <w:shd w:val="clear" w:color="auto" w:fill="FFFFFF"/>
           <w:lang w:val="es-ES" w:eastAsia="es-PE"/>
-          <w14:ligatures w14:val="none"/>
+          <ns2:ligatures ns2:val="none"/>
         </w:rPr>
       </w:pPr>
       <w:r>
         <w:rPr>
           <w:rFonts w:ascii="Arial Narrow" w:eastAsia="Calibri" w:hAnsi="Arial Narrow" w:cs="Times New Roman"/>
           <w:kern w:val="0"/>
-          <w14:ligatures w14:val="none"/>
+          <ns2:ligatures ns2:val="none"/>
         </w:rPr>
         <w:lastRenderedPageBreak/>
         <w:t xml:space="preserve">Además, </w:t>
@@ -1947,7 +1947,7 @@
         <w:rPr>
           <w:rFonts w:ascii="Arial Narrow" w:eastAsia="Calibri" w:hAnsi="Arial Narrow" w:cs="Times New Roman"/>
           <w:kern w:val="0"/>
-          <w14:ligatures w14:val="none"/>
+          <ns2:ligatures ns2:val="none"/>
         </w:rPr>
         <w:t xml:space="preserve">la Secretaría Técnica, en ejercicio de sus facultades, </w:t>
       </w:r>
@@ -1955,7 +1955,7 @@
         <w:rPr>
           <w:rFonts w:ascii="Arial Narrow" w:eastAsia="Calibri" w:hAnsi="Arial Narrow" w:cs="Times New Roman"/>
           <w:kern w:val="0"/>
-          <w14:ligatures w14:val="none"/>
+          <ns2:ligatures ns2:val="none"/>
         </w:rPr>
         <w:t xml:space="preserve">considera que el hecho denunciado, consistente en que </w:t>
       </w:r>
@@ -1963,7 +1963,7 @@
         <w:rPr>
           <w:rFonts w:ascii="Arial Narrow" w:eastAsia="Calibri" w:hAnsi="Arial Narrow" w:cs="Times New Roman"/>
           <w:kern w:val="0"/>
-          <w14:ligatures w14:val="none"/>
+          <ns2:ligatures ns2:val="none"/>
         </w:rPr>
         <w:t>Mapfre Perú Compañía de Seguros y Reaseguros S.A. y Banco Ripley Perú S.A. habría atribuido indebidamente la Póliza 27330 a favor del denunciante, generando el descuento de las primas desde su tarjeta de crédito</w:t>
       </w:r>
@@ -1971,7 +1971,7 @@
         <w:rPr>
           <w:rFonts w:ascii="Arial Narrow" w:eastAsia="Calibri" w:hAnsi="Arial Narrow" w:cs="Times New Roman"/>
           <w:kern w:val="0"/>
-          <w14:ligatures w14:val="none"/>
+          <ns2:ligatures ns2:val="none"/>
         </w:rPr>
         <w:t>; involucraría una presunta afectación a su libertad de elección, dado que no manifestó su aceptación de contratar la póliza. Por</w:t>
       </w:r>
@@ -1979,7 +1979,7 @@
         <w:rPr>
           <w:rFonts w:ascii="Arial Narrow" w:eastAsia="Calibri" w:hAnsi="Arial Narrow" w:cs="Times New Roman"/>
           <w:kern w:val="0"/>
-          <w14:ligatures w14:val="none"/>
+          <ns2:ligatures ns2:val="none"/>
         </w:rPr>
         <w:t xml:space="preserve"> consiguiente, corresponde calificar el hecho materia de denuncia como una presunta infracción a la </w:t>
       </w:r>
@@ -1987,7 +1987,7 @@
         <w:rPr>
           <w:rFonts w:ascii="Arial Narrow" w:eastAsia="Calibri" w:hAnsi="Arial Narrow" w:cs="Times New Roman"/>
           <w:kern w:val="0"/>
-          <w14:ligatures w14:val="none"/>
+          <ns2:ligatures ns2:val="none"/>
         </w:rPr>
         <w:t>protección contra los métodos comerciales agresivos o engañosos, tipificado en el artículo 58 del Có</w:t>
       </w:r>
@@ -1995,7 +1995,7 @@
         <w:rPr>
           <w:rFonts w:ascii="Arial Narrow" w:eastAsia="Calibri" w:hAnsi="Arial Narrow" w:cs="Times New Roman"/>
           <w:kern w:val="0"/>
-          <w14:ligatures w14:val="none"/>
+          <ns2:ligatures ns2:val="none"/>
         </w:rPr>
         <w:t>digo</w:t>
       </w:r>
@@ -2003,12 +2003,12 @@
         <w:rPr>
           <w:rFonts w:ascii="Arial Narrow" w:eastAsia="Calibri" w:hAnsi="Arial Narrow" w:cs="Times New Roman"/>
           <w:kern w:val="0"/>
-          <w14:ligatures w14:val="none"/>
+          <ns2:ligatures ns2:val="none"/>
         </w:rPr>
         <w:t>.</w:t>
       </w:r>
     </w:p>
-    <w:p>
+    <w:p ns2:paraId="6EA65203" ns2:textId="77777777">
       <w:pPr>
         <w:pStyle w:val="Prrafodelista"/>
         <w:spacing w:after="0" w:line="240" w:lineRule="auto"/>
@@ -2019,11 +2019,11 @@
           <w:kern w:val="0"/>
           <w:shd w:val="clear" w:color="auto" w:fill="FFFFFF"/>
           <w:lang w:val="es-ES" w:eastAsia="es-PE"/>
-          <w14:ligatures w14:val="none"/>
-        </w:rPr>
-      </w:pPr>
-    </w:p>
-    <w:p>
+          <ns2:ligatures ns2:val="none"/>
+        </w:rPr>
+      </w:pPr>
+    </w:p>
+    <w:p ns2:paraId="009F70D8" ns2:textId="1754ECB7">
       <w:pPr>
         <w:pStyle w:val="Prrafodelista"/>
         <w:numPr>
@@ -2041,14 +2041,14 @@
           <w:kern w:val="0"/>
           <w:shd w:val="clear" w:color="auto" w:fill="FFFFFF"/>
           <w:lang w:val="es-ES" w:eastAsia="es-PE"/>
-          <w14:ligatures w14:val="none"/>
+          <ns2:ligatures ns2:val="none"/>
         </w:rPr>
       </w:pPr>
       <w:r>
         <w:rPr>
           <w:rFonts w:ascii="Arial Narrow" w:eastAsia="Calibri" w:hAnsi="Arial Narrow" w:cs="Times New Roman"/>
           <w:kern w:val="0"/>
-          <w14:ligatures w14:val="none"/>
+          <ns2:ligatures ns2:val="none"/>
         </w:rPr>
         <w:t xml:space="preserve">Así también, </w:t>
       </w:r>
@@ -2056,7 +2056,7 @@
         <w:rPr>
           <w:rFonts w:ascii="Arial Narrow" w:eastAsia="Calibri" w:hAnsi="Arial Narrow" w:cs="Times New Roman"/>
           <w:kern w:val="0"/>
-          <w14:ligatures w14:val="none"/>
+          <ns2:ligatures ns2:val="none"/>
         </w:rPr>
         <w:t xml:space="preserve">la Secretaría Técnica, en ejercicio de sus facultades, considera que el hecho denunciado, consistente en que </w:t>
       </w:r>
@@ -2065,7 +2065,7 @@
           <w:rFonts w:ascii="Arial Narrow" w:eastAsia="Calibri" w:hAnsi="Arial Narrow" w:cs="Arial Narrow"/>
           <w:kern w:val="0"/>
           <w:lang w:eastAsia="es-PE"/>
-          <w14:ligatures w14:val="none"/>
+          <ns2:ligatures ns2:val="none"/>
         </w:rPr>
         <w:t xml:space="preserve">Mapfre Perú Compañía de Seguros y Reaseguros S.A. no habría cumplido con remitir la Póliza 8080071 al correo electrónico </w:t>
       </w:r>
@@ -2074,7 +2074,7 @@
           <w:rFonts w:ascii="Arial Narrow" w:eastAsia="Calibri" w:hAnsi="Arial Narrow" w:cs="Arial Narrow"/>
           <w:kern w:val="0"/>
           <w:lang w:eastAsia="es-PE"/>
-          <w14:ligatures w14:val="none"/>
+          <ns2:ligatures ns2:val="none"/>
         </w:rPr>
         <w:t>del denunciante</w:t>
       </w:r>
@@ -2082,7 +2082,7 @@
         <w:rPr>
           <w:rFonts w:ascii="Arial Narrow" w:eastAsia="Calibri" w:hAnsi="Arial Narrow" w:cs="Times New Roman"/>
           <w:kern w:val="0"/>
-          <w14:ligatures w14:val="none"/>
+          <ns2:ligatures ns2:val="none"/>
         </w:rPr>
         <w:t xml:space="preserve">; involucraría una presunta afectación a </w:t>
       </w:r>
@@ -2090,7 +2090,7 @@
         <w:rPr>
           <w:rFonts w:ascii="Arial Narrow" w:eastAsia="Calibri" w:hAnsi="Arial Narrow" w:cs="Times New Roman"/>
           <w:kern w:val="0"/>
-          <w14:ligatures w14:val="none"/>
+          <ns2:ligatures ns2:val="none"/>
         </w:rPr>
         <w:t>la p</w:t>
       </w:r>
@@ -2098,7 +2098,7 @@
         <w:rPr>
           <w:rFonts w:ascii="Arial Narrow" w:eastAsia="Calibri" w:hAnsi="Arial Narrow" w:cs="Times New Roman"/>
           <w:kern w:val="0"/>
-          <w14:ligatures w14:val="none"/>
+          <ns2:ligatures ns2:val="none"/>
         </w:rPr>
         <w:t>rotección mínima del contrato de consumo</w:t>
       </w:r>
@@ -2106,7 +2106,7 @@
         <w:rPr>
           <w:rFonts w:ascii="Arial Narrow" w:eastAsia="Calibri" w:hAnsi="Arial Narrow" w:cs="Times New Roman"/>
           <w:kern w:val="0"/>
-          <w14:ligatures w14:val="none"/>
+          <ns2:ligatures ns2:val="none"/>
         </w:rPr>
         <w:t>. Por consiguiente, corresponde calificar el hecho materia de denuncia como una presunta infracción a</w:t>
       </w:r>
@@ -2114,7 +2114,7 @@
         <w:rPr>
           <w:rFonts w:ascii="Arial Narrow" w:eastAsia="Calibri" w:hAnsi="Arial Narrow" w:cs="Times New Roman"/>
           <w:kern w:val="0"/>
-          <w14:ligatures w14:val="none"/>
+          <ns2:ligatures ns2:val="none"/>
         </w:rPr>
         <w:t>l</w:t>
       </w:r>
@@ -2122,7 +2122,7 @@
         <w:rPr>
           <w:rFonts w:ascii="Arial Narrow" w:eastAsia="Calibri" w:hAnsi="Arial Narrow" w:cs="Times New Roman"/>
           <w:kern w:val="0"/>
-          <w14:ligatures w14:val="none"/>
+          <ns2:ligatures ns2:val="none"/>
         </w:rPr>
         <w:t xml:space="preserve"> </w:t>
       </w:r>
@@ -2130,7 +2130,7 @@
         <w:rPr>
           <w:rFonts w:ascii="Arial Narrow" w:eastAsia="Calibri" w:hAnsi="Arial Narrow" w:cs="Times New Roman"/>
           <w:kern w:val="0"/>
-          <w14:ligatures w14:val="none"/>
+          <ns2:ligatures ns2:val="none"/>
         </w:rPr>
         <w:t>deber de los proveedores entregar a los usuarios una copia del contrato celebrado</w:t>
       </w:r>
@@ -2138,7 +2138,7 @@
         <w:rPr>
           <w:rFonts w:ascii="Arial Narrow" w:eastAsia="Calibri" w:hAnsi="Arial Narrow" w:cs="Times New Roman"/>
           <w:kern w:val="0"/>
-          <w14:ligatures w14:val="none"/>
+          <ns2:ligatures ns2:val="none"/>
         </w:rPr>
         <w:t xml:space="preserve">, tipificado en el </w:t>
       </w:r>
@@ -2146,7 +2146,7 @@
         <w:rPr>
           <w:rFonts w:ascii="Arial Narrow" w:eastAsia="Calibri" w:hAnsi="Arial Narrow" w:cs="Times New Roman"/>
           <w:kern w:val="0"/>
-          <w14:ligatures w14:val="none"/>
+          <ns2:ligatures ns2:val="none"/>
         </w:rPr>
         <w:t xml:space="preserve">inciso e) del artículo 47 </w:t>
       </w:r>
@@ -2154,7 +2154,7 @@
         <w:rPr>
           <w:rFonts w:ascii="Arial Narrow" w:eastAsia="Calibri" w:hAnsi="Arial Narrow" w:cs="Times New Roman"/>
           <w:kern w:val="0"/>
-          <w14:ligatures w14:val="none"/>
+          <ns2:ligatures ns2:val="none"/>
         </w:rPr>
         <w:t>del Código</w:t>
       </w:r>
@@ -2170,12 +2170,12 @@
         <w:rPr>
           <w:rFonts w:ascii="Arial Narrow" w:eastAsia="Calibri" w:hAnsi="Arial Narrow" w:cs="Times New Roman"/>
           <w:kern w:val="0"/>
-          <w14:ligatures w14:val="none"/>
+          <ns2:ligatures ns2:val="none"/>
         </w:rPr>
         <w:t>.</w:t>
       </w:r>
     </w:p>
-    <w:p>
+    <w:p ns2:paraId="462D4D49" ns2:textId="77777777">
       <w:pPr>
         <w:pStyle w:val="Prrafodelista"/>
         <w:rPr>
@@ -2183,11 +2183,11 @@
           <w:kern w:val="0"/>
           <w:shd w:val="clear" w:color="auto" w:fill="FFFFFF"/>
           <w:lang w:val="es-ES" w:eastAsia="es-PE"/>
-          <w14:ligatures w14:val="none"/>
-        </w:rPr>
-      </w:pPr>
-    </w:p>
-    <w:p>
+          <ns2:ligatures ns2:val="none"/>
+        </w:rPr>
+      </w:pPr>
+    </w:p>
+    <w:p ns2:paraId="13BFF52C" ns2:textId="7E26A250">
       <w:pPr>
         <w:pStyle w:val="Prrafodelista"/>
         <w:numPr>
@@ -2205,7 +2205,7 @@
           <w:kern w:val="0"/>
           <w:shd w:val="clear" w:color="auto" w:fill="FFFFFF"/>
           <w:lang w:val="es-ES" w:eastAsia="es-PE"/>
-          <w14:ligatures w14:val="none"/>
+          <ns2:ligatures ns2:val="none"/>
         </w:rPr>
       </w:pPr>
       <w:r>
@@ -2214,7 +2214,7 @@
           <w:kern w:val="0"/>
           <w:shd w:val="clear" w:color="auto" w:fill="FFFFFF"/>
           <w:lang w:val="es-ES" w:eastAsia="es-PE"/>
-          <w14:ligatures w14:val="none"/>
+          <ns2:ligatures ns2:val="none"/>
         </w:rPr>
         <w:t xml:space="preserve">Adicionalmente, </w:t>
       </w:r>
@@ -2222,7 +2222,7 @@
         <w:rPr>
           <w:rFonts w:ascii="Arial Narrow" w:eastAsia="Calibri" w:hAnsi="Arial Narrow" w:cs="Times New Roman"/>
           <w:kern w:val="0"/>
-          <w14:ligatures w14:val="none"/>
+          <ns2:ligatures ns2:val="none"/>
         </w:rPr>
         <w:t xml:space="preserve">la Secretaría Técnica, en ejercicio de sus facultades, considera que el hecho denunciado, consistente en que </w:t>
       </w:r>
@@ -2231,7 +2231,7 @@
           <w:rFonts w:ascii="Arial Narrow" w:eastAsia="Calibri" w:hAnsi="Arial Narrow" w:cs="Arial Narrow"/>
           <w:kern w:val="0"/>
           <w:lang w:eastAsia="es-PE"/>
-          <w14:ligatures w14:val="none"/>
+          <ns2:ligatures ns2:val="none"/>
         </w:rPr>
         <w:t xml:space="preserve">Mapfre Perú Compañía de Seguros y Reaseguros S.A. no habría cumplido con remitir la Póliza 27330 al correo electrónico del </w:t>
       </w:r>
@@ -2240,7 +2240,7 @@
           <w:rFonts w:ascii="Arial Narrow" w:eastAsia="Calibri" w:hAnsi="Arial Narrow" w:cs="Arial Narrow"/>
           <w:kern w:val="0"/>
           <w:lang w:eastAsia="es-PE"/>
-          <w14:ligatures w14:val="none"/>
+          <ns2:ligatures ns2:val="none"/>
         </w:rPr>
         <w:t>denunciante</w:t>
       </w:r>
@@ -2248,7 +2248,7 @@
         <w:rPr>
           <w:rFonts w:ascii="Arial Narrow" w:eastAsia="Calibri" w:hAnsi="Arial Narrow" w:cs="Times New Roman"/>
           <w:kern w:val="0"/>
-          <w14:ligatures w14:val="none"/>
+          <ns2:ligatures ns2:val="none"/>
         </w:rPr>
         <w:t xml:space="preserve">; involucraría una presunta afectación a </w:t>
       </w:r>
@@ -2256,7 +2256,7 @@
         <w:rPr>
           <w:rFonts w:ascii="Arial Narrow" w:eastAsia="Calibri" w:hAnsi="Arial Narrow" w:cs="Times New Roman"/>
           <w:kern w:val="0"/>
-          <w14:ligatures w14:val="none"/>
+          <ns2:ligatures ns2:val="none"/>
         </w:rPr>
         <w:t>la protección mínima del contrato de consumo</w:t>
       </w:r>
@@ -2264,7 +2264,7 @@
         <w:rPr>
           <w:rFonts w:ascii="Arial Narrow" w:eastAsia="Calibri" w:hAnsi="Arial Narrow" w:cs="Times New Roman"/>
           <w:kern w:val="0"/>
-          <w14:ligatures w14:val="none"/>
+          <ns2:ligatures ns2:val="none"/>
         </w:rPr>
         <w:t>. Por consiguiente, corresponde calificar el hecho materia de denuncia como una presunta infracción a</w:t>
       </w:r>
@@ -2272,7 +2272,7 @@
         <w:rPr>
           <w:rFonts w:ascii="Arial Narrow" w:eastAsia="Calibri" w:hAnsi="Arial Narrow" w:cs="Times New Roman"/>
           <w:kern w:val="0"/>
-          <w14:ligatures w14:val="none"/>
+          <ns2:ligatures ns2:val="none"/>
         </w:rPr>
         <w:t>l</w:t>
       </w:r>
@@ -2280,7 +2280,7 @@
         <w:rPr>
           <w:rFonts w:ascii="Arial Narrow" w:eastAsia="Calibri" w:hAnsi="Arial Narrow" w:cs="Times New Roman"/>
           <w:kern w:val="0"/>
-          <w14:ligatures w14:val="none"/>
+          <ns2:ligatures ns2:val="none"/>
         </w:rPr>
         <w:t xml:space="preserve"> </w:t>
       </w:r>
@@ -2288,7 +2288,7 @@
         <w:rPr>
           <w:rFonts w:ascii="Arial Narrow" w:eastAsia="Calibri" w:hAnsi="Arial Narrow" w:cs="Times New Roman"/>
           <w:kern w:val="0"/>
-          <w14:ligatures w14:val="none"/>
+          <ns2:ligatures ns2:val="none"/>
         </w:rPr>
         <w:t>deber de los proveedores entregar a los usuarios una copia del contrato celebrado</w:t>
       </w:r>
@@ -2296,7 +2296,7 @@
         <w:rPr>
           <w:rFonts w:ascii="Arial Narrow" w:eastAsia="Calibri" w:hAnsi="Arial Narrow" w:cs="Times New Roman"/>
           <w:kern w:val="0"/>
-          <w14:ligatures w14:val="none"/>
+          <ns2:ligatures ns2:val="none"/>
         </w:rPr>
         <w:t xml:space="preserve">, tipificado en el </w:t>
       </w:r>
@@ -2304,7 +2304,7 @@
         <w:rPr>
           <w:rFonts w:ascii="Arial Narrow" w:eastAsia="Calibri" w:hAnsi="Arial Narrow" w:cs="Times New Roman"/>
           <w:kern w:val="0"/>
-          <w14:ligatures w14:val="none"/>
+          <ns2:ligatures ns2:val="none"/>
         </w:rPr>
         <w:t xml:space="preserve">inciso e) del artículo 47 </w:t>
       </w:r>
@@ -2312,7 +2312,7 @@
         <w:rPr>
           <w:rFonts w:ascii="Arial Narrow" w:eastAsia="Calibri" w:hAnsi="Arial Narrow" w:cs="Times New Roman"/>
           <w:kern w:val="0"/>
-          <w14:ligatures w14:val="none"/>
+          <ns2:ligatures ns2:val="none"/>
         </w:rPr>
         <w:t>del Código</w:t>
       </w:r>
@@ -2320,12 +2320,12 @@
         <w:rPr>
           <w:rFonts w:ascii="Arial Narrow" w:eastAsia="Calibri" w:hAnsi="Arial Narrow" w:cs="Times New Roman"/>
           <w:kern w:val="0"/>
-          <w14:ligatures w14:val="none"/>
+          <ns2:ligatures ns2:val="none"/>
         </w:rPr>
         <w:t>.</w:t>
       </w:r>
     </w:p>
-    <w:p>
+    <w:p ns2:paraId="188249A4" ns2:textId="77777777">
       <w:pPr>
         <w:pStyle w:val="Prrafodelista"/>
         <w:spacing w:after="0" w:line="240" w:lineRule="auto"/>
@@ -2336,12 +2336,12 @@
           <w:kern w:val="0"/>
           <w:shd w:val="clear" w:color="auto" w:fill="FFFFFF"/>
           <w:lang w:val="es-ES" w:eastAsia="es-PE"/>
-          <w14:ligatures w14:val="none"/>
+          <ns2:ligatures ns2:val="none"/>
         </w:rPr>
       </w:pPr>
     </w:p>
     <w:bookmarkEnd w:id="5"/>
-    <w:p>
+    <w:p ns2:paraId="1D967F46" ns2:textId="3787F748">
       <w:pPr>
         <w:pStyle w:val="Prrafodelista"/>
         <w:numPr>
@@ -2355,7 +2355,7 @@
           <w:rFonts w:ascii="Arial Narrow" w:eastAsia="Calibri" w:hAnsi="Arial Narrow" w:cs="Arial Narrow"/>
           <w:kern w:val="0"/>
           <w:lang w:eastAsia="es-PE"/>
-          <w14:ligatures w14:val="none"/>
+          <ns2:ligatures ns2:val="none"/>
         </w:rPr>
       </w:pPr>
       <w:r>
@@ -2363,7 +2363,7 @@
           <w:rFonts w:ascii="Arial Narrow" w:eastAsia="Calibri" w:hAnsi="Arial Narrow" w:cs="Arial Narrow"/>
           <w:kern w:val="0"/>
           <w:lang w:eastAsia="es-PE"/>
-          <w14:ligatures w14:val="none"/>
+          <ns2:ligatures ns2:val="none"/>
         </w:rPr>
         <w:t xml:space="preserve">Asimismo, la Secretaría Técnica, en </w:t>
       </w:r>
@@ -2372,7 +2372,7 @@
           <w:rFonts w:ascii="Arial Narrow" w:eastAsia="Calibri" w:hAnsi="Arial Narrow" w:cs="Arial Narrow"/>
           <w:kern w:val="0"/>
           <w:lang w:eastAsia="es-PE"/>
-          <w14:ligatures w14:val="none"/>
+          <ns2:ligatures ns2:val="none"/>
         </w:rPr>
         <w:t xml:space="preserve">ejercicio de sus facultades, considera que el hecho denunciado, consistente en </w:t>
       </w:r>
@@ -2381,7 +2381,7 @@
           <w:rFonts w:ascii="Arial Narrow" w:eastAsia="Calibri" w:hAnsi="Arial Narrow" w:cs="Arial Narrow"/>
           <w:kern w:val="0"/>
           <w:lang w:eastAsia="es-PE"/>
-          <w14:ligatures w14:val="none"/>
+          <ns2:ligatures ns2:val="none"/>
         </w:rPr>
         <w:t xml:space="preserve">que </w:t>
       </w:r>
@@ -2390,7 +2390,7 @@
           <w:rFonts w:ascii="Arial Narrow" w:eastAsia="Calibri" w:hAnsi="Arial Narrow" w:cs="Arial Narrow"/>
           <w:kern w:val="0"/>
           <w:lang w:eastAsia="es-PE"/>
-          <w14:ligatures w14:val="none"/>
+          <ns2:ligatures ns2:val="none"/>
         </w:rPr>
         <w:t xml:space="preserve">el </w:t>
       </w:r>
@@ -2399,7 +2399,7 @@
           <w:rFonts w:ascii="Arial Narrow" w:eastAsia="Calibri" w:hAnsi="Arial Narrow" w:cs="Arial Narrow"/>
           <w:kern w:val="0"/>
           <w:lang w:eastAsia="es-PE"/>
-          <w14:ligatures w14:val="none"/>
+          <ns2:ligatures ns2:val="none"/>
         </w:rPr>
         <w:t>Banco Ripley Perú S.A. habría reportado indebidamente al denunciante ante la Central de Riesgos del Sistema Financiero – INFORCOR, generando un mal precedente en su historial crediticio</w:t>
       </w:r>
@@ -2408,7 +2408,7 @@
           <w:rFonts w:ascii="Arial Narrow" w:eastAsia="Calibri" w:hAnsi="Arial Narrow" w:cs="Arial Narrow"/>
           <w:kern w:val="0"/>
           <w:lang w:val="es-ES" w:eastAsia="es-PE"/>
-          <w14:ligatures w14:val="none"/>
+          <ns2:ligatures ns2:val="none"/>
         </w:rPr>
         <w:t>;</w:t>
       </w:r>
@@ -2417,7 +2417,7 @@
           <w:rFonts w:ascii="Arial Narrow" w:eastAsia="Calibri" w:hAnsi="Arial Narrow" w:cs="Arial Narrow"/>
           <w:kern w:val="0"/>
           <w:lang w:val="es-ES" w:eastAsia="es-PE"/>
-          <w14:ligatures w14:val="none"/>
+          <ns2:ligatures ns2:val="none"/>
         </w:rPr>
         <w:t xml:space="preserve"> </w:t>
       </w:r>
@@ -2426,7 +2426,7 @@
           <w:rFonts w:ascii="Arial Narrow" w:eastAsia="Calibri" w:hAnsi="Arial Narrow" w:cs="Arial Narrow"/>
           <w:kern w:val="0"/>
           <w:lang w:eastAsia="es-PE"/>
-          <w14:ligatures w14:val="none"/>
+          <ns2:ligatures ns2:val="none"/>
         </w:rPr>
         <w:t>involucraría una presunta afectación a sus expectativas, quien no habría encontrado una correspo</w:t>
       </w:r>
@@ -2435,7 +2435,7 @@
           <w:rFonts w:ascii="Arial Narrow" w:eastAsia="Calibri" w:hAnsi="Arial Narrow" w:cs="Arial Narrow"/>
           <w:kern w:val="0"/>
           <w:lang w:eastAsia="es-PE"/>
-          <w14:ligatures w14:val="none"/>
+          <ns2:ligatures ns2:val="none"/>
         </w:rPr>
         <w:t>ndencia entre lo que esperaba recibir de parte del proveedor y lo que realmente recibió. Por consiguiente, corresponde calificar el hecho materia de denuncia como una presunta infracción al deber de idoneidad, tipificado en los artículos 18 y 19 del Código</w:t>
       </w:r>
@@ -2452,23 +2452,23 @@
           <w:rFonts w:ascii="Arial Narrow" w:eastAsia="Calibri" w:hAnsi="Arial Narrow" w:cs="Arial Narrow"/>
           <w:kern w:val="0"/>
           <w:lang w:eastAsia="es-PE"/>
-          <w14:ligatures w14:val="none"/>
+          <ns2:ligatures ns2:val="none"/>
         </w:rPr>
         <w:t>.</w:t>
       </w:r>
     </w:p>
-    <w:p>
+    <w:p ns2:paraId="4D99D0E9" ns2:textId="77777777">
       <w:pPr>
         <w:pStyle w:val="Prrafodelista"/>
         <w:rPr>
           <w:rFonts w:ascii="Arial Narrow" w:eastAsia="Calibri" w:hAnsi="Arial Narrow" w:cs="Arial Narrow"/>
           <w:kern w:val="0"/>
           <w:lang w:eastAsia="es-PE"/>
-          <w14:ligatures w14:val="none"/>
-        </w:rPr>
-      </w:pPr>
-    </w:p>
-    <w:p>
+          <ns2:ligatures ns2:val="none"/>
+        </w:rPr>
+      </w:pPr>
+    </w:p>
+    <w:p ns2:paraId="51192B2A" ns2:textId="064E42E5">
       <w:pPr>
         <w:pStyle w:val="Prrafodelista"/>
         <w:numPr>
@@ -2482,7 +2482,7 @@
           <w:rFonts w:ascii="Arial Narrow" w:eastAsia="Calibri" w:hAnsi="Arial Narrow" w:cs="Arial Narrow"/>
           <w:kern w:val="0"/>
           <w:lang w:eastAsia="es-PE"/>
-          <w14:ligatures w14:val="none"/>
+          <ns2:ligatures ns2:val="none"/>
         </w:rPr>
       </w:pPr>
       <w:r>
@@ -2490,7 +2490,7 @@
           <w:rFonts w:ascii="Arial Narrow" w:eastAsia="Calibri" w:hAnsi="Arial Narrow" w:cs="Arial Narrow"/>
           <w:kern w:val="0"/>
           <w:lang w:eastAsia="es-PE"/>
-          <w14:ligatures w14:val="none"/>
+          <ns2:ligatures ns2:val="none"/>
         </w:rPr>
         <w:lastRenderedPageBreak/>
         <w:t>Además</w:t>
@@ -2500,7 +2500,7 @@
           <w:rFonts w:ascii="Arial Narrow" w:eastAsia="Calibri" w:hAnsi="Arial Narrow" w:cs="Arial Narrow"/>
           <w:kern w:val="0"/>
           <w:lang w:eastAsia="es-PE"/>
-          <w14:ligatures w14:val="none"/>
+          <ns2:ligatures ns2:val="none"/>
         </w:rPr>
         <w:t xml:space="preserve">, la Secretaría Técnica, en </w:t>
       </w:r>
@@ -2509,7 +2509,7 @@
           <w:rFonts w:ascii="Arial Narrow" w:eastAsia="Calibri" w:hAnsi="Arial Narrow" w:cs="Arial Narrow"/>
           <w:kern w:val="0"/>
           <w:lang w:eastAsia="es-PE"/>
-          <w14:ligatures w14:val="none"/>
+          <ns2:ligatures ns2:val="none"/>
         </w:rPr>
         <w:t xml:space="preserve">ejercicio de sus facultades, considera que el hecho denunciado, consistente en que </w:t>
       </w:r>
@@ -2518,7 +2518,7 @@
           <w:rFonts w:ascii="Arial Narrow" w:eastAsia="Calibri" w:hAnsi="Arial Narrow" w:cs="Arial Narrow"/>
           <w:kern w:val="0"/>
           <w:lang w:eastAsia="es-PE"/>
-          <w14:ligatures w14:val="none"/>
+          <ns2:ligatures ns2:val="none"/>
         </w:rPr>
         <w:t>Banco Ripley Perú S.A. habría consignado un número telefónico y correo electrónico en las Pólizas 8080071 y 27330 que no pertenecían al denunciante</w:t>
       </w:r>
@@ -2527,7 +2527,7 @@
           <w:rFonts w:ascii="Arial Narrow" w:eastAsia="Calibri" w:hAnsi="Arial Narrow" w:cs="Arial Narrow"/>
           <w:kern w:val="0"/>
           <w:lang w:val="es-ES" w:eastAsia="es-PE"/>
-          <w14:ligatures w14:val="none"/>
+          <ns2:ligatures ns2:val="none"/>
         </w:rPr>
         <w:t xml:space="preserve">; </w:t>
       </w:r>
@@ -2536,7 +2536,7 @@
           <w:rFonts w:ascii="Arial Narrow" w:eastAsia="Calibri" w:hAnsi="Arial Narrow" w:cs="Arial Narrow"/>
           <w:kern w:val="0"/>
           <w:lang w:eastAsia="es-PE"/>
-          <w14:ligatures w14:val="none"/>
+          <ns2:ligatures ns2:val="none"/>
         </w:rPr>
         <w:t>involucraría una presunta afectación a sus expectativas, quien no habría encontrado una correspondencia entre lo que esperaba recibir de parte del proveedor y lo que realmente recibió. Por consiguiente, corresponde calificar el hecho materia de denuncia como una presunta infracción al deber de idoneidad, tipificado en los artículos 18 y 19 del Código</w:t>
       </w:r>
@@ -2545,12 +2545,12 @@
           <w:rFonts w:ascii="Arial Narrow" w:eastAsia="Calibri" w:hAnsi="Arial Narrow" w:cs="Arial Narrow"/>
           <w:kern w:val="0"/>
           <w:lang w:eastAsia="es-PE"/>
-          <w14:ligatures w14:val="none"/>
+          <ns2:ligatures ns2:val="none"/>
         </w:rPr>
         <w:t>.</w:t>
       </w:r>
     </w:p>
-    <w:p>
+    <w:p ns2:paraId="1D53FDFF" ns2:textId="77777777">
       <w:pPr>
         <w:spacing w:after="0" w:line="240" w:lineRule="auto"/>
         <w:jc w:val="both"/>
@@ -2558,11 +2558,11 @@
           <w:rFonts w:ascii="Arial Narrow" w:eastAsia="Calibri" w:hAnsi="Arial Narrow" w:cs="Arial Narrow"/>
           <w:kern w:val="0"/>
           <w:lang w:eastAsia="es-PE"/>
-          <w14:ligatures w14:val="none"/>
-        </w:rPr>
-      </w:pPr>
-    </w:p>
-    <w:p>
+          <ns2:ligatures ns2:val="none"/>
+        </w:rPr>
+      </w:pPr>
+    </w:p>
+    <w:p ns2:paraId="63A001D5" ns2:textId="3E0F069B">
       <w:pPr>
         <w:pStyle w:val="Prrafodelista"/>
         <w:numPr>
@@ -2576,7 +2576,7 @@
           <w:rFonts w:ascii="Arial Narrow" w:eastAsia="Calibri" w:hAnsi="Arial Narrow" w:cs="Arial Narrow"/>
           <w:kern w:val="0"/>
           <w:lang w:eastAsia="es-PE"/>
-          <w14:ligatures w14:val="none"/>
+          <ns2:ligatures ns2:val="none"/>
         </w:rPr>
       </w:pPr>
       <w:r>
@@ -2585,12 +2585,12 @@
           <w:color w:val="000000"/>
           <w:kern w:val="0"/>
           <w:lang w:eastAsia="es-PE"/>
-          <w14:ligatures w14:val="none"/>
+          <ns2:ligatures ns2:val="none"/>
         </w:rPr>
         <w:t>En tanto la denuncia reúne los requisitos establecidos por la norma citada, corresponde admitirla a trámite.</w:t>
       </w:r>
     </w:p>
-    <w:p>
+    <w:p ns2:paraId="0C733E18" ns2:textId="77777777">
       <w:pPr>
         <w:spacing w:after="0" w:line="240" w:lineRule="auto"/>
         <w:ind w:left="567"/>
@@ -2601,50 +2601,50 @@
           <w:color w:val="000000"/>
           <w:kern w:val="0"/>
           <w:lang w:eastAsia="es-PE"/>
-          <w14:ligatures w14:val="none"/>
-        </w:rPr>
-      </w:pPr>
-    </w:p>
-    <w:p>
-      <w:pPr>
-        <w:spacing w:after="0" w:line="240" w:lineRule="auto"/>
-        <w:jc w:val="both"/>
-        <w:rPr>
-          <w:rFonts w:ascii="Arial Narrow" w:eastAsia="Arial Narrow" w:hAnsi="Arial Narrow" w:cs="Arial Narrow"/>
-          <w:b/>
-          <w:color w:val="000000"/>
-          <w:kern w:val="0"/>
-          <w:lang w:eastAsia="es-PE"/>
-          <w14:ligatures w14:val="none"/>
-        </w:rPr>
-      </w:pPr>
-      <w:r>
-        <w:rPr>
-          <w:rFonts w:ascii="Arial Narrow" w:eastAsia="Arial Narrow" w:hAnsi="Arial Narrow" w:cs="Arial Narrow"/>
-          <w:b/>
-          <w:color w:val="000000"/>
-          <w:kern w:val="0"/>
-          <w:lang w:eastAsia="es-PE"/>
-          <w14:ligatures w14:val="none"/>
+          <ns2:ligatures ns2:val="none"/>
+        </w:rPr>
+      </w:pPr>
+    </w:p>
+    <w:p ns2:paraId="3C21DFE8" ns2:textId="77777777">
+      <w:pPr>
+        <w:spacing w:after="0" w:line="240" w:lineRule="auto"/>
+        <w:jc w:val="both"/>
+        <w:rPr>
+          <w:rFonts w:ascii="Arial Narrow" w:eastAsia="Arial Narrow" w:hAnsi="Arial Narrow" w:cs="Arial Narrow"/>
+          <w:b/>
+          <w:color w:val="000000"/>
+          <w:kern w:val="0"/>
+          <w:lang w:eastAsia="es-PE"/>
+          <ns2:ligatures ns2:val="none"/>
+        </w:rPr>
+      </w:pPr>
+      <w:r>
+        <w:rPr>
+          <w:rFonts w:ascii="Arial Narrow" w:eastAsia="Arial Narrow" w:hAnsi="Arial Narrow" w:cs="Arial Narrow"/>
+          <w:b/>
+          <w:color w:val="000000"/>
+          <w:kern w:val="0"/>
+          <w:lang w:eastAsia="es-PE"/>
+          <ns2:ligatures ns2:val="none"/>
         </w:rPr>
         <w:t>III. REQUERIMIENTO DE INFORMACION</w:t>
       </w:r>
     </w:p>
-    <w:p>
-      <w:pPr>
-        <w:spacing w:after="0" w:line="240" w:lineRule="auto"/>
-        <w:jc w:val="both"/>
-        <w:rPr>
-          <w:rFonts w:ascii="Arial Narrow" w:eastAsia="Arial Narrow" w:hAnsi="Arial Narrow" w:cs="Arial Narrow"/>
-          <w:b/>
-          <w:color w:val="000000"/>
-          <w:kern w:val="0"/>
-          <w:lang w:eastAsia="es-PE"/>
-          <w14:ligatures w14:val="none"/>
-        </w:rPr>
-      </w:pPr>
-    </w:p>
-    <w:p>
+    <w:p ns2:paraId="7A97A22B" ns2:textId="77777777">
+      <w:pPr>
+        <w:spacing w:after="0" w:line="240" w:lineRule="auto"/>
+        <w:jc w:val="both"/>
+        <w:rPr>
+          <w:rFonts w:ascii="Arial Narrow" w:eastAsia="Arial Narrow" w:hAnsi="Arial Narrow" w:cs="Arial Narrow"/>
+          <w:b/>
+          <w:color w:val="000000"/>
+          <w:kern w:val="0"/>
+          <w:lang w:eastAsia="es-PE"/>
+          <ns2:ligatures ns2:val="none"/>
+        </w:rPr>
+      </w:pPr>
+    </w:p>
+    <w:p ns2:paraId="26353220" ns2:textId="77777777">
       <w:pPr>
         <w:pStyle w:val="Prrafodelista"/>
         <w:numPr>
@@ -2659,7 +2659,7 @@
           <w:color w:val="000000"/>
           <w:kern w:val="0"/>
           <w:lang w:val="es-ES" w:eastAsia="es-ES"/>
-          <w14:ligatures w14:val="none"/>
+          <ns2:ligatures ns2:val="none"/>
         </w:rPr>
       </w:pPr>
       <w:r>
@@ -2668,7 +2668,7 @@
           <w:color w:val="000000"/>
           <w:kern w:val="0"/>
           <w:lang w:val="es-ES" w:eastAsia="es-ES"/>
-          <w14:ligatures w14:val="none"/>
+          <ns2:ligatures ns2:val="none"/>
         </w:rPr>
         <w:t xml:space="preserve">A efectos de tener mayores elementos que sirvan para la resolución definitiva del presente caso, la Secretaría Técnica, en ejercicio de las facultades que la ley le confiere, conviene requerir a los proveedores </w:t>
       </w:r>
@@ -2678,12 +2678,12 @@
           <w:color w:val="000000"/>
           <w:kern w:val="0"/>
           <w:lang w:val="es-ES" w:eastAsia="es-ES"/>
-          <w14:ligatures w14:val="none"/>
+          <ns2:ligatures ns2:val="none"/>
         </w:rPr>
         <w:t>denunciados que, en un plazo no mayor de cinco (5) días hábiles contado a partir del día siguiente de la notificación de la presente resolución, cumplan con lo siguiente:</w:t>
       </w:r>
     </w:p>
-    <w:p>
+    <w:p ns2:paraId="61D0BBAE" ns2:textId="77777777">
       <w:pPr>
         <w:pStyle w:val="Prrafodelista"/>
         <w:spacing w:after="0" w:line="240" w:lineRule="auto"/>
@@ -2694,11 +2694,11 @@
           <w:color w:val="000000"/>
           <w:kern w:val="0"/>
           <w:lang w:val="es-ES" w:eastAsia="es-ES"/>
-          <w14:ligatures w14:val="none"/>
-        </w:rPr>
-      </w:pPr>
-    </w:p>
-    <w:p>
+          <ns2:ligatures ns2:val="none"/>
+        </w:rPr>
+      </w:pPr>
+    </w:p>
+    <w:p ns2:paraId="256A5E87" ns2:textId="17062573">
       <w:pPr>
         <w:pStyle w:val="Prrafodelista"/>
         <w:spacing w:after="0" w:line="240" w:lineRule="auto"/>
@@ -2709,7 +2709,7 @@
           <w:color w:val="000000"/>
           <w:kern w:val="0"/>
           <w:lang w:val="es-ES" w:eastAsia="es-ES"/>
-          <w14:ligatures w14:val="none"/>
+          <ns2:ligatures ns2:val="none"/>
         </w:rPr>
       </w:pPr>
       <w:r>
@@ -2719,7 +2719,7 @@
           <w:kern w:val="0"/>
           <w:u w:val="single"/>
           <w:lang w:val="es-ES" w:eastAsia="es-ES"/>
-          <w14:ligatures w14:val="none"/>
+          <ns2:ligatures ns2:val="none"/>
         </w:rPr>
         <w:t>Al Banco</w:t>
       </w:r>
@@ -2729,7 +2729,7 @@
           <w:color w:val="000000"/>
           <w:kern w:val="0"/>
           <w:lang w:val="es-ES" w:eastAsia="es-ES"/>
-          <w14:ligatures w14:val="none"/>
+          <ns2:ligatures ns2:val="none"/>
         </w:rPr>
         <w:t xml:space="preserve">: </w:t>
       </w:r>
@@ -2739,7 +2739,7 @@
           <w:color w:val="000000"/>
           <w:kern w:val="0"/>
           <w:lang w:val="es-ES" w:eastAsia="es-ES"/>
-          <w14:ligatures w14:val="none"/>
+          <ns2:ligatures ns2:val="none"/>
         </w:rPr>
         <w:t>(i) presentar una copia completa, legible y debidamente suscrita de la Póliza 8080071 y la Póliza 27330 materia de denuncia (ii) presentar los medios probatorios que acrediten que remitió la Póliza 8080071 y la Póliza 27330 al consumidor; y, (iii) presentar los medios probatorios que acrediten que los datos de correo electrónico y número telefónico consignadas en las pólizas materia de denuncia pertenecen al consumidor</w:t>
       </w:r>
@@ -2749,12 +2749,12 @@
           <w:color w:val="000000"/>
           <w:kern w:val="0"/>
           <w:lang w:val="es-ES" w:eastAsia="es-ES"/>
-          <w14:ligatures w14:val="none"/>
+          <ns2:ligatures ns2:val="none"/>
         </w:rPr>
         <w:t>.</w:t>
       </w:r>
     </w:p>
-    <w:p>
+    <w:p ns2:paraId="68E9A3B6" ns2:textId="77777777">
       <w:pPr>
         <w:pStyle w:val="Prrafodelista"/>
         <w:spacing w:after="0" w:line="240" w:lineRule="auto"/>
@@ -2766,11 +2766,11 @@
           <w:kern w:val="0"/>
           <w:u w:val="single"/>
           <w:lang w:val="es-ES" w:eastAsia="es-ES"/>
-          <w14:ligatures w14:val="none"/>
-        </w:rPr>
-      </w:pPr>
-    </w:p>
-    <w:p>
+          <ns2:ligatures ns2:val="none"/>
+        </w:rPr>
+      </w:pPr>
+    </w:p>
+    <w:p ns2:paraId="14FB30DD" ns2:textId="74F5DC02">
       <w:pPr>
         <w:pStyle w:val="Prrafodelista"/>
         <w:spacing w:after="0" w:line="240" w:lineRule="auto"/>
@@ -2782,7 +2782,7 @@
           <w:kern w:val="0"/>
           <w:u w:val="single"/>
           <w:lang w:val="es-ES" w:eastAsia="es-ES"/>
-          <w14:ligatures w14:val="none"/>
+          <ns2:ligatures ns2:val="none"/>
         </w:rPr>
       </w:pPr>
       <w:r>
@@ -2792,7 +2792,7 @@
           <w:kern w:val="0"/>
           <w:u w:val="single"/>
           <w:lang w:val="es-ES" w:eastAsia="es-ES"/>
-          <w14:ligatures w14:val="none"/>
+          <ns2:ligatures ns2:val="none"/>
         </w:rPr>
         <w:t xml:space="preserve">A </w:t>
       </w:r>
@@ -2803,7 +2803,7 @@
           <w:kern w:val="0"/>
           <w:u w:val="single"/>
           <w:lang w:val="es-ES" w:eastAsia="es-ES"/>
-          <w14:ligatures w14:val="none"/>
+          <ns2:ligatures ns2:val="none"/>
         </w:rPr>
         <w:t>Mapfre</w:t>
       </w:r>
@@ -2813,7 +2813,7 @@
           <w:color w:val="000000"/>
           <w:kern w:val="0"/>
           <w:lang w:val="es-ES" w:eastAsia="es-ES"/>
-          <w14:ligatures w14:val="none"/>
+          <ns2:ligatures ns2:val="none"/>
         </w:rPr>
         <w:t>:</w:t>
       </w:r>
@@ -2823,7 +2823,7 @@
           <w:color w:val="000000"/>
           <w:kern w:val="0"/>
           <w:lang w:eastAsia="es-ES"/>
-          <w14:ligatures w14:val="none"/>
+          <ns2:ligatures ns2:val="none"/>
         </w:rPr>
         <w:t xml:space="preserve"> </w:t>
       </w:r>
@@ -2833,7 +2833,7 @@
           <w:color w:val="000000"/>
           <w:kern w:val="0"/>
           <w:lang w:eastAsia="es-ES"/>
-          <w14:ligatures w14:val="none"/>
+          <ns2:ligatures ns2:val="none"/>
         </w:rPr>
         <w:t>(i) presentar una copia debidamente suscrita de la Póliza 8080071 y la Póliza 27330 materia de denuncia; y, (ii) presentar todas las comunicaciones cursadas con la parte denunciante en virtud de los hechos materia de denuncia</w:t>
       </w:r>
@@ -2843,12 +2843,12 @@
           <w:color w:val="000000"/>
           <w:kern w:val="0"/>
           <w:lang w:eastAsia="es-ES"/>
-          <w14:ligatures w14:val="none"/>
+          <ns2:ligatures ns2:val="none"/>
         </w:rPr>
         <w:t>.</w:t>
       </w:r>
     </w:p>
-    <w:p>
+    <w:p ns2:paraId="7BC8766F" ns2:textId="77777777">
       <w:pPr>
         <w:spacing w:after="0" w:line="240" w:lineRule="auto"/>
         <w:jc w:val="both"/>
@@ -2857,11 +2857,11 @@
           <w:color w:val="000000"/>
           <w:kern w:val="0"/>
           <w:lang w:val="es-ES" w:eastAsia="es-ES"/>
-          <w14:ligatures w14:val="none"/>
-        </w:rPr>
-      </w:pPr>
-    </w:p>
-    <w:p>
+          <ns2:ligatures ns2:val="none"/>
+        </w:rPr>
+      </w:pPr>
+    </w:p>
+    <w:p ns2:paraId="54746ADF" ns2:textId="77777777">
       <w:pPr>
         <w:numPr>
           <w:ilvl w:val="0"/>
@@ -2877,36 +2877,36 @@
           <w:color w:val="000000"/>
           <w:kern w:val="0"/>
           <w:lang w:eastAsia="es-PE"/>
-          <w14:ligatures w14:val="none"/>
-        </w:rPr>
-      </w:pPr>
-      <w:r>
-        <w:rPr>
-          <w:rFonts w:ascii="Arial Narrow" w:eastAsia="Arial Narrow" w:hAnsi="Arial Narrow" w:cs="Arial Narrow"/>
-          <w:b/>
-          <w:color w:val="000000"/>
-          <w:kern w:val="0"/>
-          <w:lang w:eastAsia="es-PE"/>
-          <w14:ligatures w14:val="none"/>
+          <ns2:ligatures ns2:val="none"/>
+        </w:rPr>
+      </w:pPr>
+      <w:r>
+        <w:rPr>
+          <w:rFonts w:ascii="Arial Narrow" w:eastAsia="Arial Narrow" w:hAnsi="Arial Narrow" w:cs="Arial Narrow"/>
+          <w:b/>
+          <w:color w:val="000000"/>
+          <w:kern w:val="0"/>
+          <w:lang w:eastAsia="es-PE"/>
+          <ns2:ligatures ns2:val="none"/>
         </w:rPr>
         <w:t xml:space="preserve">RESOLUCIÓN DE LA SECRETARÍA TÉCNICA </w:t>
       </w:r>
     </w:p>
-    <w:p>
-      <w:pPr>
-        <w:spacing w:after="0" w:line="240" w:lineRule="auto"/>
-        <w:jc w:val="both"/>
-        <w:rPr>
-          <w:rFonts w:ascii="Arial Narrow" w:eastAsia="Arial Narrow" w:hAnsi="Arial Narrow" w:cs="Arial Narrow"/>
-          <w:b/>
-          <w:color w:val="000000"/>
-          <w:kern w:val="0"/>
-          <w:lang w:eastAsia="es-PE"/>
-          <w14:ligatures w14:val="none"/>
-        </w:rPr>
-      </w:pPr>
-    </w:p>
-    <w:p>
+    <w:p ns2:paraId="1134D23E" ns2:textId="77777777">
+      <w:pPr>
+        <w:spacing w:after="0" w:line="240" w:lineRule="auto"/>
+        <w:jc w:val="both"/>
+        <w:rPr>
+          <w:rFonts w:ascii="Arial Narrow" w:eastAsia="Arial Narrow" w:hAnsi="Arial Narrow" w:cs="Arial Narrow"/>
+          <w:b/>
+          <w:color w:val="000000"/>
+          <w:kern w:val="0"/>
+          <w:lang w:eastAsia="es-PE"/>
+          <ns2:ligatures ns2:val="none"/>
+        </w:rPr>
+      </w:pPr>
+    </w:p>
+    <w:p ns2:paraId="34B20B06" ns2:textId="60FD2D62">
       <w:pPr>
         <w:spacing w:after="0" w:line="240" w:lineRule="auto"/>
         <w:jc w:val="both"/>
@@ -2915,17 +2915,17 @@
           <w:color w:val="000000"/>
           <w:kern w:val="0"/>
           <w:lang w:eastAsia="es-PE"/>
-          <w14:ligatures w14:val="none"/>
-        </w:rPr>
-      </w:pPr>
-      <w:r>
-        <w:rPr>
-          <w:rFonts w:ascii="Arial Narrow" w:eastAsia="Arial Narrow" w:hAnsi="Arial Narrow" w:cs="Arial Narrow"/>
-          <w:b/>
-          <w:color w:val="000000"/>
-          <w:kern w:val="0"/>
-          <w:lang w:eastAsia="es-PE"/>
-          <w14:ligatures w14:val="none"/>
+          <ns2:ligatures ns2:val="none"/>
+        </w:rPr>
+      </w:pPr>
+      <w:r>
+        <w:rPr>
+          <w:rFonts w:ascii="Arial Narrow" w:eastAsia="Arial Narrow" w:hAnsi="Arial Narrow" w:cs="Arial Narrow"/>
+          <w:b/>
+          <w:color w:val="000000"/>
+          <w:kern w:val="0"/>
+          <w:lang w:eastAsia="es-PE"/>
+          <ns2:ligatures ns2:val="none"/>
         </w:rPr>
         <w:t xml:space="preserve">PRIMERO: admitir a trámite la denuncia del 23 de marzo de 2025, interpuesta por la señora [APELLIDO] Velásquez contra Banco Ripley Perú S.A. y Mapfre Perú Compañía de Seguros y Reaseguros S.A., por lo siguiente:</w:t>
       </w:r>
@@ -2936,7 +2936,7 @@
           <w:kern w:val="0"/>
           <w:shd w:val="clear" w:color="auto" w:fill="FFFFFF"/>
           <w:lang w:eastAsia="es-PE"/>
-          <w14:ligatures w14:val="none"/>
+          <ns2:ligatures ns2:val="none"/>
         </w:rPr>
         <w:t xml:space="preserve"/>
       </w:r>
@@ -2946,7 +2946,7 @@
           <w:color w:val="000000"/>
           <w:kern w:val="0"/>
           <w:lang w:val="es-ES" w:eastAsia="es-ES"/>
-          <w14:ligatures w14:val="none"/>
+          <ns2:ligatures ns2:val="none"/>
         </w:rPr>
         <w:t xml:space="preserve"/>
       </w:r>
@@ -2956,7 +2956,7 @@
           <w:color w:val="000000"/>
           <w:kern w:val="0"/>
           <w:lang w:val="es-ES" w:eastAsia="es-ES"/>
-          <w14:ligatures w14:val="none"/>
+          <ns2:ligatures ns2:val="none"/>
         </w:rPr>
         <w:t xml:space="preserve"/>
       </w:r>
@@ -2966,7 +2966,7 @@
           <w:color w:val="000000"/>
           <w:kern w:val="0"/>
           <w:lang w:val="es-ES" w:eastAsia="es-ES"/>
-          <w14:ligatures w14:val="none"/>
+          <ns2:ligatures ns2:val="none"/>
         </w:rPr>
         <w:t/>
       </w:r>
@@ -2974,7 +2974,7 @@
         <w:rPr>
           <w:rFonts w:ascii="Arial Narrow" w:eastAsia="Calibri" w:hAnsi="Arial Narrow" w:cs="Arial"/>
           <w:kern w:val="0"/>
-          <w14:ligatures w14:val="none"/>
+          <ns2:ligatures ns2:val="none"/>
         </w:rPr>
         <w:t/>
       </w:r>
@@ -2984,7 +2984,7 @@
           <w:color w:val="000000"/>
           <w:kern w:val="0"/>
           <w:lang w:val="es-ES" w:eastAsia="es-ES"/>
-          <w14:ligatures w14:val="none"/>
+          <ns2:ligatures ns2:val="none"/>
         </w:rPr>
         <w:t xml:space="preserve"/>
       </w:r>
@@ -2995,7 +2995,7 @@
           <w:kern w:val="0"/>
           <w:shd w:val="clear" w:color="auto" w:fill="FFFFFF"/>
           <w:lang w:eastAsia="es-PE"/>
-          <w14:ligatures w14:val="none"/>
+          <ns2:ligatures ns2:val="none"/>
         </w:rPr>
         <w:t xml:space="preserve"/>
       </w:r>
@@ -3003,7 +3003,7 @@
         <w:rPr>
           <w:rFonts w:ascii="Arial Narrow" w:eastAsia="Calibri" w:hAnsi="Arial Narrow" w:cs="Arial"/>
           <w:kern w:val="0"/>
-          <w14:ligatures w14:val="none"/>
+          <ns2:ligatures ns2:val="none"/>
         </w:rPr>
         <w:t/>
       </w:r>
@@ -3011,7 +3011,7 @@
         <w:rPr>
           <w:rFonts w:ascii="Arial Narrow" w:eastAsia="Calibri" w:hAnsi="Arial Narrow" w:cs="Arial"/>
           <w:kern w:val="0"/>
-          <w14:ligatures w14:val="none"/>
+          <ns2:ligatures ns2:val="none"/>
         </w:rPr>
         <w:t xml:space="preserve"/>
       </w:r>
@@ -3019,7 +3019,7 @@
         <w:rPr>
           <w:rFonts w:ascii="Arial Narrow" w:eastAsia="Calibri" w:hAnsi="Arial Narrow" w:cs="Arial"/>
           <w:kern w:val="0"/>
-          <w14:ligatures w14:val="none"/>
+          <ns2:ligatures ns2:val="none"/>
         </w:rPr>
         <w:t/>
       </w:r>
@@ -3027,7 +3027,7 @@
         <w:rPr>
           <w:rFonts w:ascii="Arial Narrow" w:eastAsia="Calibri" w:hAnsi="Arial Narrow" w:cs="Arial"/>
           <w:kern w:val="0"/>
-          <w14:ligatures w14:val="none"/>
+          <ns2:ligatures ns2:val="none"/>
         </w:rPr>
         <w:t xml:space="preserve"/>
       </w:r>
@@ -3038,7 +3038,7 @@
           <w:kern w:val="0"/>
           <w:shd w:val="clear" w:color="auto" w:fill="FFFFFF"/>
           <w:lang w:eastAsia="es-PE"/>
-          <w14:ligatures w14:val="none"/>
+          <ns2:ligatures ns2:val="none"/>
         </w:rPr>
         <w:t/>
       </w:r>
@@ -3050,7 +3050,7 @@
           <w:kern w:val="0"/>
           <w:shd w:val="clear" w:color="auto" w:fill="FFFFFF"/>
           <w:lang w:eastAsia="es-PE"/>
-          <w14:ligatures w14:val="none"/>
+          <ns2:ligatures ns2:val="none"/>
         </w:rPr>
         <w:t xml:space="preserve"/>
       </w:r>
@@ -3061,7 +3061,7 @@
           <w:kern w:val="0"/>
           <w:shd w:val="clear" w:color="auto" w:fill="FFFFFF"/>
           <w:lang w:eastAsia="es-PE"/>
-          <w14:ligatures w14:val="none"/>
+          <ns2:ligatures ns2:val="none"/>
         </w:rPr>
         <w:t xml:space="preserve"/>
       </w:r>
@@ -3072,7 +3072,7 @@
           <w:kern w:val="0"/>
           <w:shd w:val="clear" w:color="auto" w:fill="FFFFFF"/>
           <w:lang w:eastAsia="es-PE"/>
-          <w14:ligatures w14:val="none"/>
+          <ns2:ligatures ns2:val="none"/>
         </w:rPr>
         <w:t/>
       </w:r>
@@ -3083,7 +3083,7 @@
           <w:kern w:val="0"/>
           <w:shd w:val="clear" w:color="auto" w:fill="FFFFFF"/>
           <w:lang w:eastAsia="es-PE"/>
-          <w14:ligatures w14:val="none"/>
+          <ns2:ligatures ns2:val="none"/>
         </w:rPr>
         <w:t xml:space="preserve"/>
       </w:r>
@@ -3094,7 +3094,7 @@
           <w:kern w:val="0"/>
           <w:shd w:val="clear" w:color="auto" w:fill="FFFFFF"/>
           <w:lang w:eastAsia="es-PE"/>
-          <w14:ligatures w14:val="none"/>
+          <ns2:ligatures ns2:val="none"/>
         </w:rPr>
         <w:t xml:space="preserve"/>
       </w:r>
@@ -3143,7 +3143,7 @@
           <w:color w:val="000000"/>
           <w:kern w:val="0"/>
           <w:lang w:eastAsia="es-PE"/>
-          <w14:ligatures w14:val="none"/>
+          <ns2:ligatures ns2:val="none"/>
         </w:rPr>
         <w:t xml:space="preserve"/>
       </w:r>
@@ -3153,7 +3153,7 @@
           <w:color w:val="000000"/>
           <w:kern w:val="0"/>
           <w:lang w:eastAsia="es-PE"/>
-          <w14:ligatures w14:val="none"/>
+          <ns2:ligatures ns2:val="none"/>
         </w:rPr>
         <w:t/>
       </w:r>
@@ -3164,7 +3164,7 @@
           <w:color w:val="000000"/>
           <w:kern w:val="0"/>
           <w:lang w:eastAsia="es-PE"/>
-          <w14:ligatures w14:val="none"/>
+          <ns2:ligatures ns2:val="none"/>
         </w:rPr>
         <w:t xml:space="preserve"/>
       </w:r>
@@ -3174,7 +3174,7 @@
           <w:color w:val="000000"/>
           <w:kern w:val="0"/>
           <w:lang w:eastAsia="es-PE"/>
-          <w14:ligatures w14:val="none"/>
+          <ns2:ligatures ns2:val="none"/>
         </w:rPr>
         <w:t/>
       </w:r>
@@ -3184,12 +3184,12 @@
           <w:color w:val="000000"/>
           <w:kern w:val="0"/>
           <w:lang w:eastAsia="es-PE"/>
-          <w14:ligatures w14:val="none"/>
+          <ns2:ligatures ns2:val="none"/>
         </w:rPr>
         <w:t/>
       </w:r>
     </w:p>
-    <w:p>
+    <w:p ns2:paraId="7FA6FDCC" ns2:textId="77777777">
       <w:pPr>
         <w:spacing w:after="0" w:line="240" w:lineRule="auto"/>
         <w:jc w:val="both"/>
@@ -3198,11 +3198,11 @@
           <w:color w:val="000000"/>
           <w:kern w:val="0"/>
           <w:lang w:eastAsia="es-PE"/>
-          <w14:ligatures w14:val="none"/>
-        </w:rPr>
-      </w:pPr>
-    </w:p>
-    <w:p>
+          <ns2:ligatures ns2:val="none"/>
+        </w:rPr>
+      </w:pPr>
+    </w:p>
+    <w:p ns2:paraId="39882218" ns2:textId="56D290F6">
       <w:pPr>
         <w:pStyle w:val="Prrafodelista"/>
         <w:numPr>
@@ -3221,16 +3221,16 @@
           <w:color w:val="000000"/>
           <w:kern w:val="0"/>
           <w:lang w:eastAsia="es-PE"/>
-          <w14:ligatures w14:val="none"/>
-        </w:rPr>
-      </w:pPr>
-      <w:r>
-        <w:rPr>
-          <w:rFonts w:ascii="Arial Narrow" w:eastAsia="Arial Narrow" w:hAnsi="Arial Narrow" w:cs="Arial Narrow"/>
-          <w:color w:val="000000"/>
-          <w:kern w:val="0"/>
-          <w:lang w:eastAsia="es-PE"/>
-          <w14:ligatures w14:val="none"/>
+          <ns2:ligatures ns2:val="none"/>
+        </w:rPr>
+      </w:pPr>
+      <w:r>
+        <w:rPr>
+          <w:rFonts w:ascii="Arial Narrow" w:eastAsia="Arial Narrow" w:hAnsi="Arial Narrow" w:cs="Arial Narrow"/>
+          <w:color w:val="000000"/>
+          <w:kern w:val="0"/>
+          <w:lang w:eastAsia="es-PE"/>
+          <ns2:ligatures ns2:val="none"/>
         </w:rPr>
         <w:t xml:space="preserve">Presunta </w:t>
       </w:r>
@@ -3240,7 +3240,7 @@
           <w:color w:val="000000"/>
           <w:kern w:val="0"/>
           <w:lang w:eastAsia="es-PE"/>
-          <w14:ligatures w14:val="none"/>
+          <ns2:ligatures ns2:val="none"/>
         </w:rPr>
         <w:t>infracción a</w:t>
       </w:r>
@@ -3250,7 +3250,7 @@
           <w:color w:val="000000"/>
           <w:kern w:val="0"/>
           <w:lang w:eastAsia="es-PE"/>
-          <w14:ligatures w14:val="none"/>
+          <ns2:ligatures ns2:val="none"/>
         </w:rPr>
         <w:t>l artículo 58</w:t>
       </w:r>
@@ -3260,7 +3260,7 @@
           <w:kern w:val="0"/>
           <w:shd w:val="clear" w:color="auto" w:fill="FFFFFF"/>
           <w:lang w:eastAsia="es-PE"/>
-          <w14:ligatures w14:val="none"/>
+          <ns2:ligatures ns2:val="none"/>
         </w:rPr>
         <w:t/>
       </w:r>
@@ -3270,7 +3270,7 @@
           <w:color w:val="000000"/>
           <w:kern w:val="0"/>
           <w:lang w:eastAsia="es-PE"/>
-          <w14:ligatures w14:val="none"/>
+          <ns2:ligatures ns2:val="none"/>
         </w:rPr>
         <w:t xml:space="preserve"> </w:t>
       </w:r>
@@ -3280,7 +3280,7 @@
           <w:color w:val="000000"/>
           <w:kern w:val="0"/>
           <w:lang w:eastAsia="es-PE"/>
-          <w14:ligatures w14:val="none"/>
+          <ns2:ligatures ns2:val="none"/>
         </w:rPr>
         <w:t xml:space="preserve">de la Ley 29571, Código de Protección y Defensa del Consumidor, en tanto </w:t>
       </w:r>
@@ -3289,7 +3289,7 @@
           <w:rFonts w:ascii="Arial Narrow" w:eastAsia="Calibri" w:hAnsi="Arial Narrow" w:cs="Arial Narrow"/>
           <w:kern w:val="0"/>
           <w:lang w:eastAsia="es-PE"/>
-          <w14:ligatures w14:val="none"/>
+          <ns2:ligatures ns2:val="none"/>
         </w:rPr>
         <w:t>Mapfre Perú Compañía de Seguros y Reaseguros S.A. y Banco Ripley Perú</w:t>
       </w:r>
@@ -3298,7 +3298,7 @@
           <w:rFonts w:ascii="Arial Narrow" w:eastAsia="Calibri" w:hAnsi="Arial Narrow" w:cs="Arial Narrow"/>
           <w:kern w:val="0"/>
           <w:lang w:eastAsia="es-PE"/>
-          <w14:ligatures w14:val="none"/>
+          <ns2:ligatures ns2:val="none"/>
         </w:rPr>
         <w:t xml:space="preserve"> </w:t>
       </w:r>
@@ -3307,7 +3307,7 @@
           <w:rFonts w:ascii="Arial Narrow" w:eastAsia="Calibri" w:hAnsi="Arial Narrow" w:cs="Arial Narrow"/>
           <w:kern w:val="0"/>
           <w:lang w:eastAsia="es-PE"/>
-          <w14:ligatures w14:val="none"/>
+          <ns2:ligatures ns2:val="none"/>
         </w:rPr>
         <w:t xml:space="preserve">S.A. </w:t>
       </w:r>
@@ -3315,7 +3315,7 @@
         <w:rPr>
           <w:rFonts w:ascii="Arial Narrow" w:eastAsia="Arial Narrow" w:hAnsi="Arial Narrow" w:cs="Arial Narrow"/>
           <w:kern w:val="0"/>
-          <w14:ligatures w14:val="none"/>
+          <ns2:ligatures ns2:val="none"/>
         </w:rPr>
         <w:t>habría</w:t>
       </w:r>
@@ -3323,7 +3323,7 @@
         <w:rPr>
           <w:rFonts w:ascii="Arial Narrow" w:eastAsia="Arial Narrow" w:hAnsi="Arial Narrow" w:cs="Arial Narrow"/>
           <w:kern w:val="0"/>
-          <w14:ligatures w14:val="none"/>
+          <ns2:ligatures ns2:val="none"/>
         </w:rPr>
         <w:t>n</w:t>
       </w:r>
@@ -3331,7 +3331,7 @@
         <w:rPr>
           <w:rFonts w:ascii="Arial Narrow" w:eastAsia="Arial Narrow" w:hAnsi="Arial Narrow" w:cs="Arial Narrow"/>
           <w:kern w:val="0"/>
-          <w14:ligatures w14:val="none"/>
+          <ns2:ligatures ns2:val="none"/>
         </w:rPr>
         <w:t xml:space="preserve"> atribuido indebidamente la </w:t>
       </w:r>
@@ -3341,12 +3341,12 @@
           <w:kern w:val="0"/>
           <w:shd w:val="clear" w:color="auto" w:fill="FFFFFF"/>
           <w:lang w:eastAsia="es-PE"/>
-          <w14:ligatures w14:val="none"/>
+          <ns2:ligatures ns2:val="none"/>
         </w:rPr>
         <w:t>Póliza 8080071 a favor del denunciante, generando el descuento de las primas desde su tarjeta de crédito.</w:t>
       </w:r>
     </w:p>
-    <w:p>
+    <w:p ns2:paraId="1F52BCA9" ns2:textId="77777777">
       <w:pPr>
         <w:pStyle w:val="Prrafodelista"/>
         <w:tabs>
@@ -3360,11 +3360,11 @@
           <w:color w:val="000000"/>
           <w:kern w:val="0"/>
           <w:lang w:eastAsia="es-PE"/>
-          <w14:ligatures w14:val="none"/>
-        </w:rPr>
-      </w:pPr>
-    </w:p>
-    <w:p>
+          <ns2:ligatures ns2:val="none"/>
+        </w:rPr>
+      </w:pPr>
+    </w:p>
+    <w:p ns2:paraId="444BE33F" ns2:textId="2AEA4E2C">
       <w:pPr>
         <w:pStyle w:val="Prrafodelista"/>
         <w:numPr>
@@ -3383,16 +3383,16 @@
           <w:color w:val="000000"/>
           <w:kern w:val="0"/>
           <w:lang w:eastAsia="es-PE"/>
-          <w14:ligatures w14:val="none"/>
-        </w:rPr>
-      </w:pPr>
-      <w:r>
-        <w:rPr>
-          <w:rFonts w:ascii="Arial Narrow" w:eastAsia="Arial Narrow" w:hAnsi="Arial Narrow" w:cs="Arial Narrow"/>
-          <w:color w:val="000000"/>
-          <w:kern w:val="0"/>
-          <w:lang w:eastAsia="es-PE"/>
-          <w14:ligatures w14:val="none"/>
+          <ns2:ligatures ns2:val="none"/>
+        </w:rPr>
+      </w:pPr>
+      <w:r>
+        <w:rPr>
+          <w:rFonts w:ascii="Arial Narrow" w:eastAsia="Arial Narrow" w:hAnsi="Arial Narrow" w:cs="Arial Narrow"/>
+          <w:color w:val="000000"/>
+          <w:kern w:val="0"/>
+          <w:lang w:eastAsia="es-PE"/>
+          <ns2:ligatures ns2:val="none"/>
         </w:rPr>
         <w:t xml:space="preserve">Presunta </w:t>
       </w:r>
@@ -3402,7 +3402,7 @@
           <w:color w:val="000000"/>
           <w:kern w:val="0"/>
           <w:lang w:eastAsia="es-PE"/>
-          <w14:ligatures w14:val="none"/>
+          <ns2:ligatures ns2:val="none"/>
         </w:rPr>
         <w:t>infracción al artículo 58</w:t>
       </w:r>
@@ -3412,7 +3412,7 @@
           <w:kern w:val="0"/>
           <w:shd w:val="clear" w:color="auto" w:fill="FFFFFF"/>
           <w:lang w:eastAsia="es-PE"/>
-          <w14:ligatures w14:val="none"/>
+          <ns2:ligatures ns2:val="none"/>
         </w:rPr>
         <w:t/>
       </w:r>
@@ -3422,7 +3422,7 @@
           <w:color w:val="000000"/>
           <w:kern w:val="0"/>
           <w:lang w:eastAsia="es-PE"/>
-          <w14:ligatures w14:val="none"/>
+          <ns2:ligatures ns2:val="none"/>
         </w:rPr>
         <w:t xml:space="preserve"> de la Ley 29571, Código de Protección y Defensa del Consumidor, en tanto </w:t>
       </w:r>
@@ -3431,7 +3431,7 @@
           <w:rFonts w:ascii="Arial Narrow" w:eastAsia="Calibri" w:hAnsi="Arial Narrow" w:cs="Arial Narrow"/>
           <w:kern w:val="0"/>
           <w:lang w:eastAsia="es-PE"/>
-          <w14:ligatures w14:val="none"/>
+          <ns2:ligatures ns2:val="none"/>
         </w:rPr>
         <w:t xml:space="preserve">Mapfre Perú Compañía de Seguros y Reaseguros S.A. y Banco Ripley Perú S.A. </w:t>
       </w:r>
@@ -3439,7 +3439,7 @@
         <w:rPr>
           <w:rFonts w:ascii="Arial Narrow" w:eastAsia="Arial Narrow" w:hAnsi="Arial Narrow" w:cs="Arial Narrow"/>
           <w:kern w:val="0"/>
-          <w14:ligatures w14:val="none"/>
+          <ns2:ligatures ns2:val="none"/>
         </w:rPr>
         <w:t xml:space="preserve">habría atribuido indebidamente la </w:t>
       </w:r>
@@ -3449,7 +3449,7 @@
           <w:kern w:val="0"/>
           <w:shd w:val="clear" w:color="auto" w:fill="FFFFFF"/>
           <w:lang w:eastAsia="es-PE"/>
-          <w14:ligatures w14:val="none"/>
+          <ns2:ligatures ns2:val="none"/>
         </w:rPr>
         <w:t>Póliza 27330 a favor del denunciante, generando el descuento de las primas desde su tarjeta de crédito</w:t>
       </w:r>
@@ -3459,12 +3459,12 @@
           <w:kern w:val="0"/>
           <w:shd w:val="clear" w:color="auto" w:fill="FFFFFF"/>
           <w:lang w:eastAsia="es-PE"/>
-          <w14:ligatures w14:val="none"/>
+          <ns2:ligatures ns2:val="none"/>
         </w:rPr>
         <w:t>.</w:t>
       </w:r>
     </w:p>
-    <w:p>
+    <w:p ns2:paraId="6D828C43" ns2:textId="77777777">
       <w:pPr>
         <w:pStyle w:val="Prrafodelista"/>
         <w:tabs>
@@ -3478,11 +3478,11 @@
           <w:color w:val="000000"/>
           <w:kern w:val="0"/>
           <w:lang w:eastAsia="es-PE"/>
-          <w14:ligatures w14:val="none"/>
-        </w:rPr>
-      </w:pPr>
-    </w:p>
-    <w:p>
+          <ns2:ligatures ns2:val="none"/>
+        </w:rPr>
+      </w:pPr>
+    </w:p>
+    <w:p ns2:paraId="102C3CC4" ns2:textId="229BF1B4">
       <w:pPr>
         <w:pStyle w:val="Prrafodelista"/>
         <w:numPr>
@@ -3501,7 +3501,7 @@
           <w:color w:val="000000"/>
           <w:kern w:val="0"/>
           <w:lang w:eastAsia="es-PE"/>
-          <w14:ligatures w14:val="none"/>
+          <ns2:ligatures ns2:val="none"/>
         </w:rPr>
       </w:pPr>
       <w:r>
@@ -3510,7 +3510,7 @@
           <w:color w:val="000000"/>
           <w:kern w:val="0"/>
           <w:lang w:eastAsia="es-PE"/>
-          <w14:ligatures w14:val="none"/>
+          <ns2:ligatures ns2:val="none"/>
         </w:rPr>
         <w:t>Pr</w:t>
       </w:r>
@@ -3520,7 +3520,7 @@
           <w:color w:val="000000"/>
           <w:kern w:val="0"/>
           <w:lang w:eastAsia="es-PE"/>
-          <w14:ligatures w14:val="none"/>
+          <ns2:ligatures ns2:val="none"/>
         </w:rPr>
         <w:t>esunta</w:t>
       </w:r>
@@ -3530,7 +3530,7 @@
           <w:kern w:val="0"/>
           <w:shd w:val="clear" w:color="auto" w:fill="FFFFFF"/>
           <w:lang w:eastAsia="es-PE"/>
-          <w14:ligatures w14:val="none"/>
+          <ns2:ligatures ns2:val="none"/>
         </w:rPr>
         <w:t xml:space="preserve"> infracción </w:t>
       </w:r>
@@ -3540,7 +3540,7 @@
           <w:kern w:val="0"/>
           <w:shd w:val="clear" w:color="auto" w:fill="FFFFFF"/>
           <w:lang w:eastAsia="es-PE"/>
-          <w14:ligatures w14:val="none"/>
+          <ns2:ligatures ns2:val="none"/>
         </w:rPr>
         <w:t xml:space="preserve">al </w:t>
       </w:r>
@@ -3550,7 +3550,7 @@
           <w:kern w:val="0"/>
           <w:shd w:val="clear" w:color="auto" w:fill="FFFFFF"/>
           <w:lang w:eastAsia="es-PE"/>
-          <w14:ligatures w14:val="none"/>
+          <ns2:ligatures ns2:val="none"/>
         </w:rPr>
         <w:t xml:space="preserve">inciso </w:t>
       </w:r>
@@ -3560,7 +3560,7 @@
           <w:kern w:val="0"/>
           <w:shd w:val="clear" w:color="auto" w:fill="FFFFFF"/>
           <w:lang w:eastAsia="es-PE"/>
-          <w14:ligatures w14:val="none"/>
+          <ns2:ligatures ns2:val="none"/>
         </w:rPr>
         <w:t>e) del artículo 47</w:t>
       </w:r>
@@ -3570,7 +3570,7 @@
           <w:kern w:val="0"/>
           <w:shd w:val="clear" w:color="auto" w:fill="FFFFFF"/>
           <w:lang w:eastAsia="es-PE"/>
-          <w14:ligatures w14:val="none"/>
+          <ns2:ligatures ns2:val="none"/>
         </w:rPr>
         <w:t/>
       </w:r>
@@ -3579,7 +3579,7 @@
           <w:rFonts w:ascii="Arial Narrow" w:eastAsia="Calibri" w:hAnsi="Arial Narrow" w:cs="Times New Roman"/>
           <w:kern w:val="0"/>
           <w:shd w:val="clear" w:color="auto" w:fill="FFFFFF"/>
-          <w14:ligatures w14:val="none"/>
+          <ns2:ligatures ns2:val="none"/>
         </w:rPr>
         <w:t xml:space="preserve"> </w:t>
       </w:r>
@@ -3587,7 +3587,7 @@
         <w:rPr>
           <w:rFonts w:ascii="Arial Narrow" w:eastAsia="Calibri" w:hAnsi="Arial Narrow" w:cs="Times New Roman"/>
           <w:kern w:val="0"/>
-          <w14:ligatures w14:val="none"/>
+          <ns2:ligatures ns2:val="none"/>
         </w:rPr>
         <w:t>de</w:t>
       </w:r>
@@ -3597,7 +3597,7 @@
           <w:kern w:val="0"/>
           <w:shd w:val="clear" w:color="auto" w:fill="FFFFFF"/>
           <w:lang w:eastAsia="es-PE"/>
-          <w14:ligatures w14:val="none"/>
+          <ns2:ligatures ns2:val="none"/>
         </w:rPr>
         <w:t xml:space="preserve"> la Ley 29571, Código de Protección y Defensa del Consumidor, en tanto </w:t>
       </w:r>
@@ -3606,7 +3606,7 @@
           <w:rFonts w:ascii="Arial Narrow" w:eastAsia="Calibri" w:hAnsi="Arial Narrow" w:cs="Arial Narrow"/>
           <w:kern w:val="0"/>
           <w:lang w:eastAsia="es-PE"/>
-          <w14:ligatures w14:val="none"/>
+          <ns2:ligatures ns2:val="none"/>
         </w:rPr>
         <w:t xml:space="preserve">Mapfre Perú Compañía de Seguros y Reaseguros S.A. no habría cumplido con remitir la </w:t>
       </w:r>
@@ -3616,12 +3616,12 @@
           <w:kern w:val="0"/>
           <w:shd w:val="clear" w:color="auto" w:fill="FFFFFF"/>
           <w:lang w:eastAsia="es-PE"/>
-          <w14:ligatures w14:val="none"/>
+          <ns2:ligatures ns2:val="none"/>
         </w:rPr>
         <w:t>Póliza 8080071 al correo electrónico del denunciante.</w:t>
       </w:r>
     </w:p>
-    <w:p>
+    <w:p ns2:paraId="3F98F8BD" ns2:textId="77777777">
       <w:pPr>
         <w:tabs>
           <w:tab w:val="left" w:pos="567"/>
@@ -3633,11 +3633,11 @@
           <w:color w:val="000000"/>
           <w:kern w:val="0"/>
           <w:lang w:eastAsia="es-PE"/>
-          <w14:ligatures w14:val="none"/>
-        </w:rPr>
-      </w:pPr>
-    </w:p>
-    <w:p>
+          <ns2:ligatures ns2:val="none"/>
+        </w:rPr>
+      </w:pPr>
+    </w:p>
+    <w:p ns2:paraId="3CD5E6EF" ns2:textId="12B73192">
       <w:pPr>
         <w:pStyle w:val="Prrafodelista"/>
         <w:numPr>
@@ -3656,7 +3656,7 @@
           <w:color w:val="000000"/>
           <w:kern w:val="0"/>
           <w:lang w:eastAsia="es-PE"/>
-          <w14:ligatures w14:val="none"/>
+          <ns2:ligatures ns2:val="none"/>
         </w:rPr>
       </w:pPr>
       <w:r>
@@ -3665,7 +3665,7 @@
           <w:color w:val="000000"/>
           <w:kern w:val="0"/>
           <w:lang w:eastAsia="es-PE"/>
-          <w14:ligatures w14:val="none"/>
+          <ns2:ligatures ns2:val="none"/>
         </w:rPr>
         <w:t>Presunta</w:t>
       </w:r>
@@ -3675,7 +3675,7 @@
           <w:kern w:val="0"/>
           <w:shd w:val="clear" w:color="auto" w:fill="FFFFFF"/>
           <w:lang w:eastAsia="es-PE"/>
-          <w14:ligatures w14:val="none"/>
+          <ns2:ligatures ns2:val="none"/>
         </w:rPr>
         <w:t xml:space="preserve"> </w:t>
       </w:r>
@@ -3685,7 +3685,7 @@
           <w:kern w:val="0"/>
           <w:shd w:val="clear" w:color="auto" w:fill="FFFFFF"/>
           <w:lang w:eastAsia="es-PE"/>
-          <w14:ligatures w14:val="none"/>
+          <ns2:ligatures ns2:val="none"/>
         </w:rPr>
         <w:t xml:space="preserve">infracción al </w:t>
       </w:r>
@@ -3695,7 +3695,7 @@
           <w:kern w:val="0"/>
           <w:shd w:val="clear" w:color="auto" w:fill="FFFFFF"/>
           <w:lang w:eastAsia="es-PE"/>
-          <w14:ligatures w14:val="none"/>
+          <ns2:ligatures ns2:val="none"/>
         </w:rPr>
         <w:t xml:space="preserve">inciso </w:t>
       </w:r>
@@ -3705,7 +3705,7 @@
           <w:kern w:val="0"/>
           <w:shd w:val="clear" w:color="auto" w:fill="FFFFFF"/>
           <w:lang w:eastAsia="es-PE"/>
-          <w14:ligatures w14:val="none"/>
+          <ns2:ligatures ns2:val="none"/>
         </w:rPr>
         <w:t>e) del artículo 47</w:t>
       </w:r>
@@ -3715,7 +3715,7 @@
           <w:kern w:val="0"/>
           <w:shd w:val="clear" w:color="auto" w:fill="FFFFFF"/>
           <w:lang w:eastAsia="es-PE"/>
-          <w14:ligatures w14:val="none"/>
+          <ns2:ligatures ns2:val="none"/>
         </w:rPr>
         <w:t/>
       </w:r>
@@ -3724,7 +3724,7 @@
           <w:rFonts w:ascii="Arial Narrow" w:eastAsia="Calibri" w:hAnsi="Arial Narrow" w:cs="Times New Roman"/>
           <w:kern w:val="0"/>
           <w:shd w:val="clear" w:color="auto" w:fill="FFFFFF"/>
-          <w14:ligatures w14:val="none"/>
+          <ns2:ligatures ns2:val="none"/>
         </w:rPr>
         <w:t xml:space="preserve"> </w:t>
       </w:r>
@@ -3732,7 +3732,7 @@
         <w:rPr>
           <w:rFonts w:ascii="Arial Narrow" w:eastAsia="Calibri" w:hAnsi="Arial Narrow" w:cs="Times New Roman"/>
           <w:kern w:val="0"/>
-          <w14:ligatures w14:val="none"/>
+          <ns2:ligatures ns2:val="none"/>
         </w:rPr>
         <w:t>de</w:t>
       </w:r>
@@ -3742,7 +3742,7 @@
           <w:kern w:val="0"/>
           <w:shd w:val="clear" w:color="auto" w:fill="FFFFFF"/>
           <w:lang w:eastAsia="es-PE"/>
-          <w14:ligatures w14:val="none"/>
+          <ns2:ligatures ns2:val="none"/>
         </w:rPr>
         <w:t xml:space="preserve"> la Ley 29571, Código de Protección y Defensa del Consumidor, en tanto </w:t>
       </w:r>
@@ -3751,7 +3751,7 @@
           <w:rFonts w:ascii="Arial Narrow" w:eastAsia="Calibri" w:hAnsi="Arial Narrow" w:cs="Arial Narrow"/>
           <w:kern w:val="0"/>
           <w:lang w:eastAsia="es-PE"/>
-          <w14:ligatures w14:val="none"/>
+          <ns2:ligatures ns2:val="none"/>
         </w:rPr>
         <w:t xml:space="preserve">Mapfre Perú Compañía de Seguros y Reaseguros S.A. no habría cumplido con remitir la </w:t>
       </w:r>
@@ -3761,12 +3761,12 @@
           <w:kern w:val="0"/>
           <w:shd w:val="clear" w:color="auto" w:fill="FFFFFF"/>
           <w:lang w:eastAsia="es-PE"/>
-          <w14:ligatures w14:val="none"/>
+          <ns2:ligatures ns2:val="none"/>
         </w:rPr>
         <w:t>Póliza 27330 al correo electrónico del denunciante.</w:t>
       </w:r>
     </w:p>
-    <w:p>
+    <w:p ns2:paraId="7FB77A25" ns2:textId="77777777">
       <w:pPr>
         <w:tabs>
           <w:tab w:val="left" w:pos="567"/>
@@ -3778,11 +3778,11 @@
           <w:color w:val="000000"/>
           <w:kern w:val="0"/>
           <w:lang w:eastAsia="es-PE"/>
-          <w14:ligatures w14:val="none"/>
-        </w:rPr>
-      </w:pPr>
-    </w:p>
-    <w:p>
+          <ns2:ligatures ns2:val="none"/>
+        </w:rPr>
+      </w:pPr>
+    </w:p>
+    <w:p ns2:paraId="566F6700" ns2:textId="3439E0E3">
       <w:pPr>
         <w:pStyle w:val="Prrafodelista"/>
         <w:numPr>
@@ -3801,7 +3801,7 @@
           <w:color w:val="000000"/>
           <w:kern w:val="0"/>
           <w:lang w:eastAsia="es-PE"/>
-          <w14:ligatures w14:val="none"/>
+          <ns2:ligatures ns2:val="none"/>
         </w:rPr>
       </w:pPr>
       <w:r>
@@ -3810,7 +3810,7 @@
           <w:color w:val="000000"/>
           <w:kern w:val="0"/>
           <w:lang w:eastAsia="es-PE"/>
-          <w14:ligatures w14:val="none"/>
+          <ns2:ligatures ns2:val="none"/>
         </w:rPr>
         <w:lastRenderedPageBreak/>
         <w:t>Presunta</w:t>
@@ -3821,7 +3821,7 @@
           <w:kern w:val="0"/>
           <w:shd w:val="clear" w:color="auto" w:fill="FFFFFF"/>
           <w:lang w:eastAsia="es-PE"/>
-          <w14:ligatures w14:val="none"/>
+          <ns2:ligatures ns2:val="none"/>
         </w:rPr>
         <w:t xml:space="preserve"> infracción a los </w:t>
       </w:r>
@@ -3831,7 +3831,7 @@
           <w:kern w:val="0"/>
           <w:shd w:val="clear" w:color="auto" w:fill="FFFFFF"/>
           <w:lang w:eastAsia="es-PE"/>
-          <w14:ligatures w14:val="none"/>
+          <ns2:ligatures ns2:val="none"/>
         </w:rPr>
         <w:t>artículos 18 y 19</w:t>
       </w:r>
@@ -3840,7 +3840,7 @@
           <w:rFonts w:ascii="Arial Narrow" w:eastAsia="Calibri" w:hAnsi="Arial Narrow" w:cs="Times New Roman"/>
           <w:kern w:val="0"/>
           <w:shd w:val="clear" w:color="auto" w:fill="FFFFFF"/>
-          <w14:ligatures w14:val="none"/>
+          <ns2:ligatures ns2:val="none"/>
         </w:rPr>
         <w:t xml:space="preserve"> </w:t>
       </w:r>
@@ -3848,7 +3848,7 @@
         <w:rPr>
           <w:rFonts w:ascii="Arial Narrow" w:eastAsia="Calibri" w:hAnsi="Arial Narrow" w:cs="Times New Roman"/>
           <w:kern w:val="0"/>
-          <w14:ligatures w14:val="none"/>
+          <ns2:ligatures ns2:val="none"/>
         </w:rPr>
         <w:t>de</w:t>
       </w:r>
@@ -3858,7 +3858,7 @@
           <w:kern w:val="0"/>
           <w:shd w:val="clear" w:color="auto" w:fill="FFFFFF"/>
           <w:lang w:eastAsia="es-PE"/>
-          <w14:ligatures w14:val="none"/>
+          <ns2:ligatures ns2:val="none"/>
         </w:rPr>
         <w:t xml:space="preserve"> la Ley 29571, Código de Protección y Defensa del Consumidor, en tanto </w:t>
       </w:r>
@@ -3867,7 +3867,7 @@
           <w:rFonts w:ascii="Arial Narrow" w:eastAsia="Calibri" w:hAnsi="Arial Narrow" w:cs="Arial Narrow"/>
           <w:kern w:val="0"/>
           <w:lang w:eastAsia="es-PE"/>
-          <w14:ligatures w14:val="none"/>
+          <ns2:ligatures ns2:val="none"/>
         </w:rPr>
         <w:t xml:space="preserve">Banco Ripley Perú S.A. </w:t>
       </w:r>
@@ -3877,7 +3877,7 @@
           <w:kern w:val="0"/>
           <w:shd w:val="clear" w:color="auto" w:fill="FFFFFF"/>
           <w:lang w:eastAsia="es-PE"/>
-          <w14:ligatures w14:val="none"/>
+          <ns2:ligatures ns2:val="none"/>
         </w:rPr>
         <w:t xml:space="preserve">habría reportado indebidamente al denunciante ante la Central de Riesgos del Sistema Financiero </w:t>
       </w:r>
@@ -3887,7 +3887,7 @@
           <w:kern w:val="0"/>
           <w:shd w:val="clear" w:color="auto" w:fill="FFFFFF"/>
           <w:lang w:eastAsia="es-PE"/>
-          <w14:ligatures w14:val="none"/>
+          <ns2:ligatures ns2:val="none"/>
         </w:rPr>
         <w:t>–</w:t>
       </w:r>
@@ -3897,7 +3897,7 @@
           <w:kern w:val="0"/>
           <w:shd w:val="clear" w:color="auto" w:fill="FFFFFF"/>
           <w:lang w:eastAsia="es-PE"/>
-          <w14:ligatures w14:val="none"/>
+          <ns2:ligatures ns2:val="none"/>
         </w:rPr>
         <w:t xml:space="preserve"> INFORCOR</w:t>
       </w:r>
@@ -3907,12 +3907,12 @@
           <w:kern w:val="0"/>
           <w:shd w:val="clear" w:color="auto" w:fill="FFFFFF"/>
           <w:lang w:eastAsia="es-PE"/>
-          <w14:ligatures w14:val="none"/>
+          <ns2:ligatures ns2:val="none"/>
         </w:rPr>
         <w:t>, generando un mal precedente en su historial crediticio.</w:t>
       </w:r>
     </w:p>
-    <w:p>
+    <w:p ns2:paraId="04373EC3" ns2:textId="77777777">
       <w:pPr>
         <w:tabs>
           <w:tab w:val="left" w:pos="567"/>
@@ -3924,11 +3924,11 @@
           <w:color w:val="000000"/>
           <w:kern w:val="0"/>
           <w:lang w:eastAsia="es-PE"/>
-          <w14:ligatures w14:val="none"/>
-        </w:rPr>
-      </w:pPr>
-    </w:p>
-    <w:p>
+          <ns2:ligatures ns2:val="none"/>
+        </w:rPr>
+      </w:pPr>
+    </w:p>
+    <w:p ns2:paraId="5CA984D1" ns2:textId="2B753E01">
       <w:pPr>
         <w:pStyle w:val="Prrafodelista"/>
         <w:numPr>
@@ -3947,7 +3947,7 @@
           <w:color w:val="000000"/>
           <w:kern w:val="0"/>
           <w:lang w:eastAsia="es-PE"/>
-          <w14:ligatures w14:val="none"/>
+          <ns2:ligatures ns2:val="none"/>
         </w:rPr>
       </w:pPr>
       <w:r>
@@ -3956,7 +3956,7 @@
           <w:color w:val="000000"/>
           <w:kern w:val="0"/>
           <w:lang w:eastAsia="es-PE"/>
-          <w14:ligatures w14:val="none"/>
+          <ns2:ligatures ns2:val="none"/>
         </w:rPr>
         <w:t>Presunta</w:t>
       </w:r>
@@ -3966,7 +3966,7 @@
           <w:kern w:val="0"/>
           <w:shd w:val="clear" w:color="auto" w:fill="FFFFFF"/>
           <w:lang w:eastAsia="es-PE"/>
-          <w14:ligatures w14:val="none"/>
+          <ns2:ligatures ns2:val="none"/>
         </w:rPr>
         <w:t xml:space="preserve"> infracción a los artículos 18 y 19</w:t>
       </w:r>
@@ -3975,7 +3975,7 @@
           <w:rFonts w:ascii="Arial Narrow" w:eastAsia="Calibri" w:hAnsi="Arial Narrow" w:cs="Times New Roman"/>
           <w:kern w:val="0"/>
           <w:shd w:val="clear" w:color="auto" w:fill="FFFFFF"/>
-          <w14:ligatures w14:val="none"/>
+          <ns2:ligatures ns2:val="none"/>
         </w:rPr>
         <w:t xml:space="preserve"> </w:t>
       </w:r>
@@ -3983,7 +3983,7 @@
         <w:rPr>
           <w:rFonts w:ascii="Arial Narrow" w:eastAsia="Calibri" w:hAnsi="Arial Narrow" w:cs="Times New Roman"/>
           <w:kern w:val="0"/>
-          <w14:ligatures w14:val="none"/>
+          <ns2:ligatures ns2:val="none"/>
         </w:rPr>
         <w:t>de</w:t>
       </w:r>
@@ -3993,7 +3993,7 @@
           <w:kern w:val="0"/>
           <w:shd w:val="clear" w:color="auto" w:fill="FFFFFF"/>
           <w:lang w:eastAsia="es-PE"/>
-          <w14:ligatures w14:val="none"/>
+          <ns2:ligatures ns2:val="none"/>
         </w:rPr>
         <w:t xml:space="preserve"> la Ley 29571, Código de Protección y Defensa del Consumidor, en tanto </w:t>
       </w:r>
@@ -4002,7 +4002,7 @@
           <w:rFonts w:ascii="Arial Narrow" w:eastAsia="Calibri" w:hAnsi="Arial Narrow" w:cs="Arial Narrow"/>
           <w:kern w:val="0"/>
           <w:lang w:eastAsia="es-PE"/>
-          <w14:ligatures w14:val="none"/>
+          <ns2:ligatures ns2:val="none"/>
         </w:rPr>
         <w:t xml:space="preserve">Banco Ripley Perú S.A. </w:t>
       </w:r>
@@ -4012,12 +4012,12 @@
           <w:kern w:val="0"/>
           <w:shd w:val="clear" w:color="auto" w:fill="FFFFFF"/>
           <w:lang w:eastAsia="es-PE"/>
-          <w14:ligatures w14:val="none"/>
+          <ns2:ligatures ns2:val="none"/>
         </w:rPr>
         <w:t>habría consignado un número telefónico y correo electrónico en las Pólizas 8080071 y 27330 que no pertenecían al denunciante.</w:t>
       </w:r>
     </w:p>
-    <w:p>
+    <w:p ns2:paraId="0DE671D4" ns2:textId="77777777">
       <w:pPr>
         <w:tabs>
           <w:tab w:val="left" w:pos="567"/>
@@ -4029,11 +4029,11 @@
           <w:color w:val="000000"/>
           <w:kern w:val="0"/>
           <w:lang w:eastAsia="es-PE"/>
-          <w14:ligatures w14:val="none"/>
-        </w:rPr>
-      </w:pPr>
-    </w:p>
-    <w:p>
+          <ns2:ligatures ns2:val="none"/>
+        </w:rPr>
+      </w:pPr>
+    </w:p>
+    <w:p ns2:paraId="0C23DEAF" ns2:textId="45E7E3C6">
       <w:pPr>
         <w:spacing w:line="240" w:lineRule="auto"/>
         <w:contextualSpacing/>
@@ -4041,7 +4041,7 @@
         <w:rPr>
           <w:rFonts w:ascii="Arial Narrow" w:eastAsia="Calibri" w:hAnsi="Arial Narrow" w:cs="Arial"/>
           <w:kern w:val="0"/>
-          <w14:ligatures w14:val="none"/>
+          <ns2:ligatures ns2:val="none"/>
         </w:rPr>
       </w:pPr>
       <w:r>
@@ -4052,7 +4052,7 @@
           <w:color w:val="000000"/>
           <w:kern w:val="0"/>
           <w:lang w:eastAsia="es-PE"/>
-          <w14:ligatures w14:val="none"/>
+          <ns2:ligatures ns2:val="none"/>
         </w:rPr>
         <w:t>SEGUNDO:</w:t>
       </w:r>
@@ -4062,7 +4062,7 @@
           <w:color w:val="000000"/>
           <w:kern w:val="0"/>
           <w:lang w:eastAsia="es-PE"/>
-          <w14:ligatures w14:val="none"/>
+          <ns2:ligatures ns2:val="none"/>
         </w:rPr>
         <w:t xml:space="preserve"> tener por ofrecidos los medios probatorios presentados</w:t>
       </w:r>
@@ -4072,7 +4072,7 @@
           <w:color w:val="000000"/>
           <w:kern w:val="0"/>
           <w:lang w:eastAsia="es-PE"/>
-          <w14:ligatures w14:val="none"/>
+          <ns2:ligatures ns2:val="none"/>
         </w:rPr>
         <w:t xml:space="preserve"> en el escrito de denuncia </w:t>
       </w:r>
@@ -4082,7 +4082,7 @@
           <w:color w:val="000000"/>
           <w:kern w:val="0"/>
           <w:lang w:val="es-ES" w:eastAsia="es-ES"/>
-          <w14:ligatures w14:val="none"/>
+          <ns2:ligatures ns2:val="none"/>
         </w:rPr>
         <w:t xml:space="preserve">del </w:t>
       </w:r>
@@ -4093,7 +4093,7 @@
           <w:color w:val="000000"/>
           <w:kern w:val="0"/>
           <w:lang w:val="es-ES" w:eastAsia="es-ES"/>
-          <w14:ligatures w14:val="none"/>
+          <ns2:ligatures ns2:val="none"/>
         </w:rPr>
         <w:t>23 de marzo de 2025</w:t>
       </w:r>
@@ -4101,13 +4101,13 @@
         <w:rPr>
           <w:rFonts w:ascii="Arial Narrow" w:eastAsia="Calibri" w:hAnsi="Arial Narrow" w:cs="Arial"/>
           <w:kern w:val="0"/>
-          <w14:ligatures w14:val="none"/>
+          <ns2:ligatures ns2:val="none"/>
         </w:rPr>
         <w:t>.</w:t>
       </w:r>
       <w:bookmarkEnd w:id="8"/>
     </w:p>
-    <w:p>
+    <w:p ns2:paraId="57228AE2" ns2:textId="77777777">
       <w:pPr>
         <w:spacing w:line="240" w:lineRule="auto"/>
         <w:contextualSpacing/>
@@ -4117,30 +4117,30 @@
           <w:color w:val="000000"/>
           <w:kern w:val="0"/>
           <w:lang w:eastAsia="es-PE"/>
-          <w14:ligatures w14:val="none"/>
-        </w:rPr>
-      </w:pPr>
-    </w:p>
-    <w:p>
-      <w:pPr>
-        <w:spacing w:after="0" w:line="240" w:lineRule="auto"/>
-        <w:jc w:val="both"/>
-        <w:rPr>
-          <w:rFonts w:ascii="Arial Narrow" w:eastAsia="Arial Narrow" w:hAnsi="Arial Narrow" w:cs="Arial Narrow"/>
-          <w:color w:val="000000"/>
-          <w:kern w:val="0"/>
-          <w:lang w:eastAsia="es-PE"/>
-          <w14:ligatures w14:val="none"/>
-        </w:rPr>
-      </w:pPr>
-      <w:r>
-        <w:rPr>
-          <w:rFonts w:ascii="Arial Narrow" w:eastAsia="Arial Narrow" w:hAnsi="Arial Narrow" w:cs="Arial Narrow"/>
-          <w:b/>
-          <w:color w:val="000000"/>
-          <w:kern w:val="0"/>
-          <w:lang w:eastAsia="es-PE"/>
-          <w14:ligatures w14:val="none"/>
+          <ns2:ligatures ns2:val="none"/>
+        </w:rPr>
+      </w:pPr>
+    </w:p>
+    <w:p ns2:paraId="6336D97D" ns2:textId="115FDD1C">
+      <w:pPr>
+        <w:spacing w:after="0" w:line="240" w:lineRule="auto"/>
+        <w:jc w:val="both"/>
+        <w:rPr>
+          <w:rFonts w:ascii="Arial Narrow" w:eastAsia="Arial Narrow" w:hAnsi="Arial Narrow" w:cs="Arial Narrow"/>
+          <w:color w:val="000000"/>
+          <w:kern w:val="0"/>
+          <w:lang w:eastAsia="es-PE"/>
+          <ns2:ligatures ns2:val="none"/>
+        </w:rPr>
+      </w:pPr>
+      <w:r>
+        <w:rPr>
+          <w:rFonts w:ascii="Arial Narrow" w:eastAsia="Arial Narrow" w:hAnsi="Arial Narrow" w:cs="Arial Narrow"/>
+          <w:b/>
+          <w:color w:val="000000"/>
+          <w:kern w:val="0"/>
+          <w:lang w:eastAsia="es-PE"/>
+          <ns2:ligatures ns2:val="none"/>
         </w:rPr>
         <w:t xml:space="preserve">TERCERO: </w:t>
       </w:r>
@@ -4150,7 +4150,7 @@
           <w:color w:val="000000"/>
           <w:kern w:val="0"/>
           <w:lang w:eastAsia="es-PE"/>
-          <w14:ligatures w14:val="none"/>
+          <ns2:ligatures ns2:val="none"/>
         </w:rPr>
         <w:t xml:space="preserve">requerir </w:t>
       </w:r>
@@ -4161,7 +4161,7 @@
           <w:kern w:val="0"/>
           <w:shd w:val="clear" w:color="auto" w:fill="FFFFFF"/>
           <w:lang w:eastAsia="es-PE"/>
-          <w14:ligatures w14:val="none"/>
+          <ns2:ligatures ns2:val="none"/>
         </w:rPr>
         <w:t xml:space="preserve">al </w:t>
       </w:r>
@@ -4173,7 +4173,7 @@
           <w:kern w:val="0"/>
           <w:shd w:val="clear" w:color="auto" w:fill="FFFFFF"/>
           <w:lang w:eastAsia="es-PE"/>
-          <w14:ligatures w14:val="none"/>
+          <ns2:ligatures ns2:val="none"/>
         </w:rPr>
         <w:t xml:space="preserve">Banco Ripley </w:t>
       </w:r>
@@ -4184,7 +4184,7 @@
           <w:kern w:val="0"/>
           <w:shd w:val="clear" w:color="auto" w:fill="FFFFFF"/>
           <w:lang w:eastAsia="es-PE"/>
-          <w14:ligatures w14:val="none"/>
+          <ns2:ligatures ns2:val="none"/>
         </w:rPr>
         <w:t>Perú</w:t>
       </w:r>
@@ -4195,7 +4195,7 @@
           <w:kern w:val="0"/>
           <w:shd w:val="clear" w:color="auto" w:fill="FFFFFF"/>
           <w:lang w:eastAsia="es-PE"/>
-          <w14:ligatures w14:val="none"/>
+          <ns2:ligatures ns2:val="none"/>
         </w:rPr>
         <w:t xml:space="preserve"> S.A. </w:t>
       </w:r>
@@ -4206,7 +4206,7 @@
           <w:kern w:val="0"/>
           <w:shd w:val="clear" w:color="auto" w:fill="FFFFFF"/>
           <w:lang w:eastAsia="es-PE"/>
-          <w14:ligatures w14:val="none"/>
+          <ns2:ligatures ns2:val="none"/>
         </w:rPr>
         <w:t xml:space="preserve">y </w:t>
       </w:r>
@@ -4277,7 +4277,7 @@
           <w:kern w:val="0"/>
           <w:shd w:val="clear" w:color="auto" w:fill="FFFFFF"/>
           <w:lang w:eastAsia="es-PE"/>
-          <w14:ligatures w14:val="none"/>
+          <ns2:ligatures ns2:val="none"/>
         </w:rPr>
         <w:t xml:space="preserve"> </w:t>
       </w:r>
@@ -4287,7 +4287,7 @@
           <w:color w:val="000000"/>
           <w:kern w:val="0"/>
           <w:lang w:eastAsia="es-PE"/>
-          <w14:ligatures w14:val="none"/>
+          <ns2:ligatures ns2:val="none"/>
         </w:rPr>
         <w:t>que cumplan con lo siguiente</w:t>
       </w:r>
@@ -4298,12 +4298,12 @@
           <w:color w:val="000000"/>
           <w:kern w:val="0"/>
           <w:lang w:eastAsia="es-PE"/>
-          <w14:ligatures w14:val="none"/>
+          <ns2:ligatures ns2:val="none"/>
         </w:rPr>
         <w:t>:</w:t>
       </w:r>
     </w:p>
-    <w:p>
+    <w:p ns2:paraId="4A428500" ns2:textId="77777777">
       <w:pPr>
         <w:spacing w:after="0" w:line="240" w:lineRule="auto"/>
         <w:jc w:val="both"/>
@@ -4312,11 +4312,11 @@
           <w:color w:val="000000"/>
           <w:kern w:val="0"/>
           <w:lang w:eastAsia="es-PE"/>
-          <w14:ligatures w14:val="none"/>
-        </w:rPr>
-      </w:pPr>
-    </w:p>
-    <w:p>
+          <ns2:ligatures ns2:val="none"/>
+        </w:rPr>
+      </w:pPr>
+    </w:p>
+    <w:p ns2:paraId="74F51CC0" ns2:textId="77777777">
       <w:pPr>
         <w:numPr>
           <w:ilvl w:val="0"/>
@@ -4330,21 +4330,21 @@
           <w:color w:val="000000"/>
           <w:kern w:val="0"/>
           <w:lang w:eastAsia="es-PE"/>
-          <w14:ligatures w14:val="none"/>
-        </w:rPr>
-      </w:pPr>
-      <w:r>
-        <w:rPr>
-          <w:rFonts w:ascii="Arial Narrow" w:eastAsia="Arial Narrow" w:hAnsi="Arial Narrow" w:cs="Arial Narrow"/>
-          <w:color w:val="000000"/>
-          <w:kern w:val="0"/>
-          <w:lang w:eastAsia="es-PE"/>
-          <w14:ligatures w14:val="none"/>
+          <ns2:ligatures ns2:val="none"/>
+        </w:rPr>
+      </w:pPr>
+      <w:r>
+        <w:rPr>
+          <w:rFonts w:ascii="Arial Narrow" w:eastAsia="Arial Narrow" w:hAnsi="Arial Narrow" w:cs="Arial Narrow"/>
+          <w:color w:val="000000"/>
+          <w:kern w:val="0"/>
+          <w:lang w:eastAsia="es-PE"/>
+          <ns2:ligatures ns2:val="none"/>
         </w:rPr>
         <w:t>presentar documentos que acrediten su inscripción en los Registros Públicos o una declaración jurada que indique que cuenta con dicha inscripción;</w:t>
       </w:r>
     </w:p>
-    <w:p>
+    <w:p ns2:paraId="7A5CE416" ns2:textId="77777777">
       <w:pPr>
         <w:numPr>
           <w:ilvl w:val="0"/>
@@ -4358,21 +4358,21 @@
           <w:color w:val="000000"/>
           <w:kern w:val="0"/>
           <w:lang w:eastAsia="es-PE"/>
-          <w14:ligatures w14:val="none"/>
-        </w:rPr>
-      </w:pPr>
-      <w:r>
-        <w:rPr>
-          <w:rFonts w:ascii="Arial Narrow" w:eastAsia="Arial Narrow" w:hAnsi="Arial Narrow" w:cs="Arial Narrow"/>
-          <w:color w:val="000000"/>
-          <w:kern w:val="0"/>
-          <w:lang w:eastAsia="es-PE"/>
-          <w14:ligatures w14:val="none"/>
+          <ns2:ligatures ns2:val="none"/>
+        </w:rPr>
+      </w:pPr>
+      <w:r>
+        <w:rPr>
+          <w:rFonts w:ascii="Arial Narrow" w:eastAsia="Arial Narrow" w:hAnsi="Arial Narrow" w:cs="Arial Narrow"/>
+          <w:color w:val="000000"/>
+          <w:kern w:val="0"/>
+          <w:lang w:eastAsia="es-PE"/>
+          <ns2:ligatures ns2:val="none"/>
         </w:rPr>
         <w:t>presentar copia simple de las facultades de representación de su representante legal en el presente procedimiento o la declaración jurada que indique que cuenta con dichas facultades y que estas se encuentran vigentes;</w:t>
       </w:r>
     </w:p>
-    <w:p>
+    <w:p ns2:paraId="58A72763" ns2:textId="77777777">
       <w:pPr>
         <w:numPr>
           <w:ilvl w:val="0"/>
@@ -4386,21 +4386,21 @@
           <w:color w:val="000000"/>
           <w:kern w:val="0"/>
           <w:lang w:eastAsia="es-PE"/>
-          <w14:ligatures w14:val="none"/>
-        </w:rPr>
-      </w:pPr>
-      <w:r>
-        <w:rPr>
-          <w:rFonts w:ascii="Arial Narrow" w:eastAsia="Arial Narrow" w:hAnsi="Arial Narrow" w:cs="Arial Narrow"/>
-          <w:color w:val="000000"/>
-          <w:kern w:val="0"/>
-          <w:lang w:eastAsia="es-PE"/>
-          <w14:ligatures w14:val="none"/>
+          <ns2:ligatures ns2:val="none"/>
+        </w:rPr>
+      </w:pPr>
+      <w:r>
+        <w:rPr>
+          <w:rFonts w:ascii="Arial Narrow" w:eastAsia="Arial Narrow" w:hAnsi="Arial Narrow" w:cs="Arial Narrow"/>
+          <w:color w:val="000000"/>
+          <w:kern w:val="0"/>
+          <w:lang w:eastAsia="es-PE"/>
+          <ns2:ligatures ns2:val="none"/>
         </w:rPr>
         <w:t>consignar el Número de Registro Único de Contribuyentes (RUC); y,</w:t>
       </w:r>
     </w:p>
-    <w:p>
+    <w:p ns2:paraId="1F9EE37F" ns2:textId="336801D6">
       <w:pPr>
         <w:numPr>
           <w:ilvl w:val="0"/>
@@ -4412,16 +4412,16 @@
         <w:rPr>
           <w:rFonts w:ascii="Arial Narrow" w:eastAsia="Calibri" w:hAnsi="Arial Narrow" w:cs="Arial"/>
           <w:kern w:val="0"/>
-          <w14:ligatures w14:val="none"/>
-        </w:rPr>
-      </w:pPr>
-      <w:r>
-        <w:rPr>
-          <w:rFonts w:ascii="Arial Narrow" w:eastAsia="Arial Narrow" w:hAnsi="Arial Narrow" w:cs="Arial Narrow"/>
-          <w:color w:val="000000"/>
-          <w:kern w:val="0"/>
-          <w:lang w:eastAsia="es-PE"/>
-          <w14:ligatures w14:val="none"/>
+          <ns2:ligatures ns2:val="none"/>
+        </w:rPr>
+      </w:pPr>
+      <w:r>
+        <w:rPr>
+          <w:rFonts w:ascii="Arial Narrow" w:eastAsia="Arial Narrow" w:hAnsi="Arial Narrow" w:cs="Arial Narrow"/>
+          <w:color w:val="000000"/>
+          <w:kern w:val="0"/>
+          <w:lang w:eastAsia="es-PE"/>
+          <ns2:ligatures ns2:val="none"/>
         </w:rPr>
         <w:t>fijar domicilio procesal para el procedimiento, de conformidad con el numeral 1 del artículo 442</w:t>
       </w:r>
@@ -4431,7 +4431,7 @@
           <w:color w:val="000000"/>
           <w:kern w:val="0"/>
           <w:lang w:eastAsia="es-PE"/>
-          <w14:ligatures w14:val="none"/>
+          <ns2:ligatures ns2:val="none"/>
         </w:rPr>
         <w:t/>
       </w:r>
@@ -4441,7 +4441,7 @@
           <w:color w:val="000000"/>
           <w:kern w:val="0"/>
           <w:lang w:eastAsia="es-PE"/>
-          <w14:ligatures w14:val="none"/>
+          <ns2:ligatures ns2:val="none"/>
         </w:rPr>
         <w:t xml:space="preserve"> del Código Procesal Civil</w:t>
       </w:r>
@@ -4451,7 +4451,7 @@
           <w:rFonts w:ascii="Arial Narrow" w:eastAsia="Arial Narrow" w:hAnsi="Arial Narrow" w:cs="Arial Narrow"/>
           <w:kern w:val="0"/>
           <w:vertAlign w:val="superscript"/>
-          <w14:ligatures w14:val="none"/>
+          <ns2:ligatures ns2:val="none"/>
         </w:rPr>
         <w:footnoteReference w:id="6"/>
       </w:r>
@@ -4461,7 +4461,7 @@
           <w:color w:val="000000"/>
           <w:kern w:val="0"/>
           <w:lang w:eastAsia="es-PE"/>
-          <w14:ligatures w14:val="none"/>
+          <ns2:ligatures ns2:val="none"/>
         </w:rPr>
         <w:t xml:space="preserve">. </w:t>
       </w:r>
@@ -4469,7 +4469,7 @@
         <w:rPr>
           <w:rFonts w:ascii="Arial Narrow" w:eastAsia="Calibri" w:hAnsi="Arial Narrow" w:cs="Arial"/>
           <w:kern w:val="0"/>
-          <w14:ligatures w14:val="none"/>
+          <ns2:ligatures ns2:val="none"/>
         </w:rPr>
         <w:t>Para ello podrá señalar domicilio físico o una dirección electrónica a la que pueda remitirse las notificaciones</w:t>
       </w:r>
@@ -4478,12 +4478,12 @@
           <w:rFonts w:ascii="Arial Narrow" w:eastAsia="Arial" w:hAnsi="Arial Narrow" w:cs="Arial"/>
           <w:kern w:val="0"/>
           <w:lang w:val="es"/>
-          <w14:ligatures w14:val="none"/>
+          <ns2:ligatures ns2:val="none"/>
         </w:rPr>
         <w:t>;</w:t>
       </w:r>
     </w:p>
-    <w:p>
+    <w:p ns2:paraId="2D8A5382" ns2:textId="77777777">
       <w:pPr>
         <w:numPr>
           <w:ilvl w:val="0"/>
@@ -4495,14 +4495,14 @@
         <w:rPr>
           <w:rFonts w:ascii="Arial Narrow" w:eastAsia="Calibri" w:hAnsi="Arial Narrow" w:cs="Arial"/>
           <w:kern w:val="0"/>
-          <w14:ligatures w14:val="none"/>
+          <ns2:ligatures ns2:val="none"/>
         </w:rPr>
       </w:pPr>
       <w:r>
         <w:rPr>
           <w:rFonts w:ascii="Arial Narrow" w:eastAsia="Calibri" w:hAnsi="Arial Narrow" w:cs="Arial"/>
           <w:kern w:val="0"/>
-          <w14:ligatures w14:val="none"/>
+          <ns2:ligatures ns2:val="none"/>
         </w:rPr>
         <w:t>en caso califique como micro empresa o pequeña empresa, presentar los documentos que acrediten su volumen de ventas o ingresos brutos percibidos el año anterior relativo a todas sus actividades económicas y el número de trabajadores con el que cuenta</w:t>
       </w:r>
@@ -4512,7 +4512,7 @@
           <w:rFonts w:ascii="Arial Narrow" w:eastAsia="Calibri" w:hAnsi="Arial Narrow" w:cs="Arial"/>
           <w:kern w:val="0"/>
           <w:vertAlign w:val="superscript"/>
-          <w14:ligatures w14:val="none"/>
+          <ns2:ligatures ns2:val="none"/>
         </w:rPr>
         <w:footnoteReference w:id="7"/>
       </w:r>
@@ -4520,7 +4520,7 @@
         <w:rPr>
           <w:rFonts w:ascii="Arial Narrow" w:eastAsia="Calibri" w:hAnsi="Arial Narrow" w:cs="Arial"/>
           <w:kern w:val="0"/>
-          <w14:ligatures w14:val="none"/>
+          <ns2:ligatures ns2:val="none"/>
         </w:rPr>
         <w:t xml:space="preserve">. Ello, a fin de que la Comisión pueda meritar dicha documentación, conforme lo establece el artículo 110 del </w:t>
       </w:r>
@@ -4529,7 +4529,7 @@
           <w:rFonts w:ascii="Arial Narrow" w:eastAsia="Calibri" w:hAnsi="Arial Narrow" w:cs="Arial"/>
           <w:spacing w:val="-2"/>
           <w:kern w:val="0"/>
-          <w14:ligatures w14:val="none"/>
+          <ns2:ligatures ns2:val="none"/>
         </w:rPr>
         <w:t>Código</w:t>
       </w:r>
@@ -4540,7 +4540,7 @@
           <w:spacing w:val="-2"/>
           <w:kern w:val="0"/>
           <w:vertAlign w:val="superscript"/>
-          <w14:ligatures w14:val="none"/>
+          <ns2:ligatures ns2:val="none"/>
         </w:rPr>
         <w:footnoteReference w:id="8"/>
       </w:r>
@@ -4549,12 +4549,12 @@
           <w:rFonts w:ascii="Arial Narrow" w:eastAsia="Calibri" w:hAnsi="Arial Narrow" w:cs="Arial"/>
           <w:spacing w:val="-2"/>
           <w:kern w:val="0"/>
-          <w14:ligatures w14:val="none"/>
+          <ns2:ligatures ns2:val="none"/>
         </w:rPr>
         <w:t>.</w:t>
       </w:r>
     </w:p>
-    <w:p>
+    <w:p ns2:paraId="2EB269EF" ns2:textId="77777777">
       <w:pPr>
         <w:spacing w:after="0" w:line="240" w:lineRule="auto"/>
         <w:ind w:left="567"/>
@@ -4564,7 +4564,7 @@
           <w:color w:val="000000"/>
           <w:kern w:val="0"/>
           <w:lang w:eastAsia="es-PE"/>
-          <w14:ligatures w14:val="none"/>
+          <ns2:ligatures ns2:val="none"/>
         </w:rPr>
       </w:pPr>
     </w:p>
@@ -4575,42 +4575,86 @@
         <w:rPr>
           <w:rFonts w:ascii="Arial Narrow" w:eastAsia="Calibri" w:hAnsi="Arial Narrow" w:cs="Arial"/>
           <w:kern w:val="0"/>
-          <w14:ligatures w14:val="none"/>
-        </w:rPr>
-      </w:pPr>
-      <w:r>
-        <w:rPr>
-          <w:rFonts w:ascii="Arial Narrow" w:eastAsia="Arial Narrow" w:hAnsi="Arial Narrow" w:cs="Arial Narrow"/>
-          <w:b/>
-          <w:color w:val="000000"/>
-          <w:kern w:val="0"/>
-          <w:lang w:eastAsia="es-PE"/>
-          <w14:ligatures w14:val="none"/>
-        </w:rPr>
-        <w:lastRenderedPageBreak/>
-        <w:t>CUARTO</w:t>
-      </w:r>
-      <w:r>
-        <w:rPr>
-          <w:rFonts w:ascii="Arial Narrow" w:eastAsia="Arial Narrow" w:hAnsi="Arial Narrow" w:cs="Arial Narrow"/>
-          <w:b/>
-          <w:color w:val="000000"/>
-          <w:kern w:val="0"/>
-          <w:lang w:eastAsia="es-PE"/>
-          <w14:ligatures w14:val="none"/>
+          <ns2:ligatures ns2:val="none"/>
+        </w:rPr>
+      </w:pPr>
+      <w:r>
+        <w:rPr>
+          <w:rFonts w:ascii="Arial Narrow" w:hAnsi="Arial Narrow" w:cs="Arial Narrow"/>
+          <w:b w:val="1"/>
+          <w:bCs w:val="1"/>
+          <w:sz w:val="20"/>
+          <w:szCs w:val="20"/>
+        </w:rPr>
+        <w:t xml:space="preserve">CUARTO: </w:t>
+      </w:r>
+      <w:r>
+        <w:rPr>
+          <w:rFonts w:ascii="Arial Narrow" w:hAnsi="Arial Narrow" w:cs="Arial Narrow"/>
+          <w:sz w:val="20"/>
+          <w:szCs w:val="20"/>
+        </w:rPr>
+        <w:t xml:space="preserve">correr traslado de la presente resolución a Banco Ripley Perú S.A. y a Mapfre Perú Compañía de Seguros y Reaseguros S.A para que, de conformidad con lo dispuesto por el artículo 26° de la Ley sobre Facultades, Normas y Organización del Indecopi, aprobado por Decreto Legislativo N° 8079, presenten sus descargos sobre la imputación de cargos realizada en un plazo no mayor a cinco (5) días hábiles contado a partir del día siguiente de la notificación de la presente resolución, vencido el cual, el Secretario Técnico declarará en rebeldía a los denunciados que no lo hubieran presentado. Debe precisarse que de conformidad con lo establecido por el artículo 223° del Texto Único Ordenado de la Ley N° 27444, Ley del Procedimiento Administrativo General, las alegaciones y los hechos relevantes de la reclamación, salvo que hayan sido específicamente negadas en la contestación, se tendrán por aceptadas o meritadas como ciertas.</w:t>
+      </w:r>
+    </w:p>
+    <w:p ns2:paraId="6CAF69AE" ns2:textId="77777777">
+      <w:pPr>
+        <w:spacing w:after="0" w:line="240" w:lineRule="auto"/>
+        <w:jc w:val="both"/>
+        <w:rPr>
+          <w:rFonts w:ascii="Arial Narrow" w:eastAsia="Arial Narrow" w:hAnsi="Arial Narrow" w:cs="Arial Narrow"/>
+          <w:color w:val="000000"/>
+          <w:kern w:val="0"/>
+          <w:lang w:eastAsia="es-PE"/>
+          <ns2:ligatures ns2:val="none"/>
+        </w:rPr>
+      </w:pPr>
+    </w:p>
+    <w:p ns2:paraId="20761EDD" ns2:textId="6651B92C">
+      <w:pPr>
+        <w:spacing w:after="0" w:line="240" w:lineRule="auto"/>
+        <w:contextualSpacing/>
+        <w:jc w:val="both"/>
+        <w:rPr>
+          <w:rFonts w:ascii="Arial Narrow" w:eastAsia="Times New Roman" w:hAnsi="Arial Narrow" w:cs="Arial"/>
+          <w:color w:val="000000"/>
+          <w:kern w:val="0"/>
+          <w:lang w:eastAsia="es-ES"/>
+          <ns2:ligatures ns2:val="none"/>
+        </w:rPr>
+      </w:pPr>
+      <w:r>
+        <w:rPr>
+          <w:rFonts w:ascii="Arial Narrow" w:eastAsia="Arial Narrow" w:hAnsi="Arial Narrow" w:cs="Arial Narrow"/>
+          <w:b/>
+          <w:color w:val="000000"/>
+          <w:kern w:val="0"/>
+          <w:lang w:eastAsia="es-PE"/>
+          <ns2:ligatures ns2:val="none"/>
+        </w:rPr>
+        <w:t>QUINTO</w:t>
+      </w:r>
+      <w:r>
+        <w:rPr>
+          <w:rFonts w:ascii="Arial Narrow" w:eastAsia="Arial Narrow" w:hAnsi="Arial Narrow" w:cs="Arial Narrow"/>
+          <w:b/>
+          <w:color w:val="000000"/>
+          <w:kern w:val="0"/>
+          <w:lang w:eastAsia="es-PE"/>
+          <ns2:ligatures ns2:val="none"/>
         </w:rPr>
         <w:t xml:space="preserve">: </w:t>
       </w:r>
-      <w:bookmarkStart w:id="10" w:name="_Hlk182351769"/>
-      <w:r>
-        <w:rPr>
-          <w:rFonts w:ascii="Arial Narrow" w:eastAsia="Arial Narrow" w:hAnsi="Arial Narrow" w:cs="Arial Narrow"/>
-          <w:color w:val="000000"/>
-          <w:kern w:val="0"/>
-          <w:lang w:eastAsia="es-PE"/>
-          <w14:ligatures w14:val="none"/>
-        </w:rPr>
-        <w:t xml:space="preserve">correr traslado de la denuncia interpuesta </w:t>
+      <w:bookmarkStart w:id="11" w:name="_Hlk182351777"/>
+      <w:r>
+        <w:rPr>
+          <w:rFonts w:ascii="Arial Narrow" w:eastAsia="Arial Narrow" w:hAnsi="Arial Narrow" w:cs="Arial Narrow"/>
+          <w:color w:val="000000"/>
+          <w:kern w:val="0"/>
+          <w:lang w:eastAsia="es-PE"/>
+          <ns2:ligatures ns2:val="none"/>
+        </w:rPr>
+        <w:t xml:space="preserve">requerir </w:t>
       </w:r>
       <w:r>
         <w:rPr>
@@ -4618,61 +4662,413 @@
           <w:color w:val="000000"/>
           <w:kern w:val="0"/>
           <w:lang w:val="es-ES" w:eastAsia="es-ES"/>
-          <w14:ligatures w14:val="none"/>
+          <ns2:ligatures ns2:val="none"/>
+        </w:rPr>
+        <w:t xml:space="preserve">que, en un </w:t>
+      </w:r>
+      <w:r>
+        <w:rPr>
+          <w:rFonts w:ascii="Arial Narrow" w:eastAsia="Arial Narrow" w:hAnsi="Arial Narrow" w:cs="Arial Narrow"/>
+          <w:color w:val="000000"/>
+          <w:kern w:val="0"/>
+          <w:lang w:eastAsia="es-PE"/>
+          <ns2:ligatures ns2:val="none"/>
+        </w:rPr>
+        <w:t xml:space="preserve">plazo no mayor de cinco (5) días hábiles contado a partir del día siguiente de la notificación de la presente </w:t>
+      </w:r>
+      <w:r>
+        <w:rPr>
+          <w:rFonts w:ascii="Arial Narrow" w:eastAsia="Arial Narrow" w:hAnsi="Arial Narrow" w:cs="Arial Narrow"/>
+          <w:kern w:val="0"/>
+          <w:lang w:eastAsia="es-PE"/>
+          <ns2:ligatures ns2:val="none"/>
+        </w:rPr>
+        <w:t xml:space="preserve">resolución, </w:t>
+      </w:r>
+      <w:r>
+        <w:rPr>
+          <w:rFonts w:ascii="Arial Narrow" w:eastAsia="Times New Roman" w:hAnsi="Arial Narrow" w:cs="Times New Roman"/>
+          <w:color w:val="000000"/>
+          <w:kern w:val="0"/>
+          <w:shd w:val="clear" w:color="auto" w:fill="FFFFFF"/>
+          <w:lang w:eastAsia="es-PE"/>
+          <ns2:ligatures ns2:val="none"/>
         </w:rPr>
         <w:t xml:space="preserve">el </w:t>
       </w:r>
       <w:r>
         <w:rPr>
-          <w:rFonts w:ascii="Arial Narrow" w:eastAsia="Times New Roman" w:hAnsi="Arial Narrow" w:cs="Arial"/>
-          <w:color w:val="000000"/>
+          <w:rFonts w:ascii="Arial Narrow" w:eastAsia="Times New Roman" w:hAnsi="Arial Narrow" w:cs="Times New Roman"/>
+          <w:color w:val="000000"/>
+          <w:kern w:val="0"/>
+          <w:shd w:val="clear" w:color="auto" w:fill="FFFFFF"/>
+          <w:lang w:eastAsia="es-PE"/>
+          <ns2:ligatures ns2:val="none"/>
+        </w:rPr>
+        <w:t>Banco Ripley Per</w:t>
+      </w:r>
+      <w:r>
+        <w:rPr>
+          <w:rFonts w:ascii="Arial Narrow" w:eastAsia="Times New Roman" w:hAnsi="Arial Narrow" w:cs="Times New Roman"/>
+          <w:color w:val="000000"/>
+          <w:kern w:val="0"/>
+          <w:shd w:val="clear" w:color="auto" w:fill="FFFFFF"/>
+          <w:lang w:eastAsia="es-PE"/>
+          <ns2:ligatures ns2:val="none"/>
+        </w:rPr>
+        <w:t>ú</w:t>
+      </w:r>
+      <w:r>
+        <w:rPr>
+          <w:rFonts w:ascii="Arial Narrow" w:eastAsia="Times New Roman" w:hAnsi="Arial Narrow" w:cs="Times New Roman"/>
+          <w:color w:val="000000"/>
+          <w:kern w:val="0"/>
+          <w:shd w:val="clear" w:color="auto" w:fill="FFFFFF"/>
+          <w:lang w:eastAsia="es-PE"/>
+          <ns2:ligatures ns2:val="none"/>
+        </w:rPr>
+        <w:t xml:space="preserve"> S.A</w:t>
+      </w:r>
+      <w:r>
+        <w:rPr>
+          <w:rFonts w:ascii="Arial Narrow" w:eastAsia="Times New Roman" w:hAnsi="Arial Narrow" w:cs="Times New Roman"/>
+          <w:color w:val="000000"/>
+          <w:kern w:val="0"/>
+          <w:shd w:val="clear" w:color="auto" w:fill="FFFFFF"/>
+          <w:lang w:eastAsia="es-PE"/>
+          <ns2:ligatures ns2:val="none"/>
+        </w:rPr>
+        <w:t>.</w:t>
+      </w:r>
+      <w:r>
+        <w:rPr>
+          <w:rFonts w:ascii="Arial Narrow" w:eastAsia="Times New Roman" w:hAnsi="Arial Narrow" w:cs="Times New Roman"/>
+          <w:kern w:val="0"/>
+          <w:shd w:val="clear" w:color="auto" w:fill="FFFFFF"/>
+          <w:lang w:eastAsia="es-PE"/>
+          <ns2:ligatures ns2:val="none"/>
+        </w:rPr>
+        <w:t xml:space="preserve">, </w:t>
+      </w:r>
+      <w:r>
+        <w:rPr>
+          <w:rFonts w:ascii="Arial Narrow" w:eastAsia="Times New Roman" w:hAnsi="Arial Narrow" w:cs="Arial"/>
           <w:kern w:val="0"/>
           <w:lang w:val="es-ES" w:eastAsia="es-ES"/>
-          <w14:ligatures w14:val="none"/>
-        </w:rPr>
-        <w:t xml:space="preserve">23 de </w:t>
-      </w:r>
-      <w:r>
-        <w:rPr>
-          <w:rFonts w:ascii="Arial Narrow" w:eastAsia="Times New Roman" w:hAnsi="Arial Narrow" w:cs="Arial"/>
-          <w:color w:val="000000"/>
+          <ns2:ligatures ns2:val="none"/>
+        </w:rPr>
+        <w:t xml:space="preserve">cumpla con </w:t>
+      </w:r>
+      <w:r>
+        <w:rPr>
+          <w:rFonts w:ascii="Arial Narrow" w:eastAsia="Times New Roman" w:hAnsi="Arial Narrow" w:cs="Arial"/>
           <w:kern w:val="0"/>
           <w:lang w:val="es-ES" w:eastAsia="es-ES"/>
-          <w14:ligatures w14:val="none"/>
-        </w:rPr>
-        <w:t xml:space="preserve">marzo de 2025 </w:t>
-      </w:r>
-      <w:r>
-        <w:rPr>
-          <w:rFonts w:ascii="Arial Narrow" w:eastAsia="Arial Narrow" w:hAnsi="Arial Narrow" w:cs="Arial Narrow"/>
-          <w:color w:val="000000"/>
-          <w:kern w:val="0"/>
-          <w:lang w:eastAsia="es-PE"/>
-          <w14:ligatures w14:val="none"/>
-        </w:rPr>
-        <w:t>a</w:t>
+          <ns2:ligatures ns2:val="none"/>
+        </w:rPr>
+        <w:t xml:space="preserve">lo siguiente: </w:t>
+      </w:r>
+      <w:bookmarkEnd w:id="11"/>
+      <w:r>
+        <w:rPr>
+          <w:rFonts w:ascii="Arial Narrow" w:eastAsia="Times New Roman" w:hAnsi="Arial Narrow" w:cs="Arial"/>
+          <w:color w:val="000000"/>
+          <w:kern w:val="0"/>
+          <w:lang w:val="es-ES" w:eastAsia="es-ES"/>
+          <ns2:ligatures ns2:val="none"/>
+        </w:rPr>
+        <w:t xml:space="preserve">(i) presentar una copia completa, legible y debidamente suscrita </w:t>
+      </w:r>
+      <w:r>
+        <w:rPr>
+          <w:rFonts w:ascii="Arial Narrow" w:eastAsia="Times New Roman" w:hAnsi="Arial Narrow" w:cs="Arial"/>
+          <w:color w:val="000000"/>
+          <w:kern w:val="0"/>
+          <w:lang w:val="es-ES" w:eastAsia="es-ES"/>
+          <ns2:ligatures ns2:val="none"/>
+        </w:rPr>
+        <w:t>de la</w:t>
+      </w:r>
+      <w:r>
+        <w:rPr>
+          <w:rFonts w:ascii="Arial Narrow" w:eastAsia="Times New Roman" w:hAnsi="Arial Narrow" w:cs="Arial"/>
+          <w:color w:val="000000"/>
+          <w:kern w:val="0"/>
+          <w:lang w:eastAsia="es-ES"/>
+          <ns2:ligatures ns2:val="none"/>
+        </w:rPr>
+        <w:t xml:space="preserve"> Póliza </w:t>
+      </w:r>
+      <w:r>
+        <w:rPr>
+          <w:rFonts w:ascii="Arial Narrow" w:eastAsia="Times New Roman" w:hAnsi="Arial Narrow" w:cs="Arial"/>
+          <w:color w:val="000000"/>
+          <w:kern w:val="0"/>
+          <w:lang w:val="es-ES" w:eastAsia="es-ES"/>
+          <ns2:ligatures ns2:val="none"/>
+        </w:rPr>
+        <w:t xml:space="preserve"/>
+      </w:r>
+      <w:r>
+        <w:rPr>
+          <w:rFonts w:ascii="Arial Narrow" w:eastAsia="Times New Roman" w:hAnsi="Arial Narrow" w:cs="Arial"/>
+          <w:color w:val="000000"/>
+          <w:kern w:val="0"/>
+          <w:lang w:val="es-ES" w:eastAsia="es-ES"/>
+          <ns2:ligatures ns2:val="none"/>
+        </w:rPr>
+        <w:t xml:space="preserve"> </w:t>
       </w:r>
       <w:r>
         <w:rPr>
           <w:rFonts w:ascii="Arial Narrow" w:eastAsia="Times New Roman" w:hAnsi="Arial Narrow" w:cs="Times New Roman"/>
-          <w:color w:val="000000"/>
           <w:kern w:val="0"/>
           <w:shd w:val="clear" w:color="auto" w:fill="FFFFFF"/>
           <w:lang w:eastAsia="es-PE"/>
-          <w14:ligatures w14:val="none"/>
-        </w:rPr>
-        <w:t xml:space="preserve">l </w:t>
+          <ns2:ligatures ns2:val="none"/>
+        </w:rPr>
+        <w:t xml:space="preserve"> 8080071 </w:t>
+      </w:r>
+      <w:r>
+        <w:rPr>
+          <w:rFonts w:ascii="Arial Narrow" w:eastAsia="Times New Roman" w:hAnsi="Arial Narrow" w:cs="Arial"/>
+          <w:color w:val="000000"/>
+          <w:kern w:val="0"/>
+          <w:lang w:val="es-ES" w:eastAsia="es-ES"/>
+          <ns2:ligatures ns2:val="none"/>
+        </w:rPr>
+        <w:t xml:space="preserve">y la Póliza 27330 </w:t>
+      </w:r>
+      <w:r>
+        <w:rPr>
+          <w:rFonts w:ascii="Arial Narrow" w:eastAsia="Times New Roman" w:hAnsi="Arial Narrow" w:cs="Arial"/>
+          <w:color w:val="000000"/>
+          <w:kern w:val="0"/>
+          <w:lang w:eastAsia="es-ES"/>
+          <ns2:ligatures ns2:val="none"/>
+        </w:rPr>
+        <w:t>materia de denuncia</w:t>
+      </w:r>
+      <w:r>
+        <w:rPr>
+          <w:rFonts w:ascii="Arial Narrow" w:eastAsia="Times New Roman" w:hAnsi="Arial Narrow" w:cs="Arial"/>
+          <w:color w:val="000000"/>
+          <w:kern w:val="0"/>
+          <w:lang w:val="es-ES" w:eastAsia="es-ES"/>
+          <ns2:ligatures ns2:val="none"/>
+        </w:rPr>
+        <w:t xml:space="preserve"> (ii) presentar </w:t>
+      </w:r>
+      <w:r>
+        <w:rPr>
+          <w:rFonts w:ascii="Arial Narrow" w:eastAsia="Times New Roman" w:hAnsi="Arial Narrow" w:cs="Arial"/>
+          <w:color w:val="000000"/>
+          <w:kern w:val="0"/>
+          <w:lang w:val="es-ES" w:eastAsia="es-ES"/>
+          <ns2:ligatures ns2:val="none"/>
+        </w:rPr>
+        <w:t xml:space="preserve">los medios probatorios que acrediten que remitió la </w:t>
+      </w:r>
+      <w:r>
+        <w:rPr>
+          <w:rFonts w:ascii="Arial Narrow" w:eastAsia="Times New Roman" w:hAnsi="Arial Narrow" w:cs="Arial"/>
+          <w:color w:val="000000"/>
+          <w:kern w:val="0"/>
+          <w:lang w:eastAsia="es-ES"/>
+          <ns2:ligatures ns2:val="none"/>
+        </w:rPr>
+        <w:t xml:space="preserve">Póliza </w:t>
+      </w:r>
+      <w:r>
+        <w:rPr>
+          <w:rFonts w:ascii="Arial Narrow" w:eastAsia="Times New Roman" w:hAnsi="Arial Narrow" w:cs="Arial"/>
+          <w:color w:val="000000"/>
+          <w:kern w:val="0"/>
+          <w:lang w:val="es-ES" w:eastAsia="es-ES"/>
+          <ns2:ligatures ns2:val="none"/>
+        </w:rPr>
+        <w:t xml:space="preserve"/>
       </w:r>
       <w:r>
         <w:rPr>
           <w:rFonts w:ascii="Arial Narrow" w:eastAsia="Times New Roman" w:hAnsi="Arial Narrow" w:cs="Times New Roman"/>
-          <w:color w:val="000000"/>
           <w:kern w:val="0"/>
           <w:shd w:val="clear" w:color="auto" w:fill="FFFFFF"/>
           <w:lang w:eastAsia="es-PE"/>
-          <w14:ligatures w14:val="none"/>
-        </w:rPr>
-        <w:t xml:space="preserve">Banco Ripley </w:t>
+          <ns2:ligatures ns2:val="none"/>
+        </w:rPr>
+        <w:t xml:space="preserve"> 8080071 </w:t>
+      </w:r>
+      <w:r>
+        <w:rPr>
+          <w:rFonts w:ascii="Arial Narrow" w:eastAsia="Times New Roman" w:hAnsi="Arial Narrow" w:cs="Arial"/>
+          <w:color w:val="000000"/>
+          <w:kern w:val="0"/>
+          <w:lang w:val="es-ES" w:eastAsia="es-ES"/>
+          <ns2:ligatures ns2:val="none"/>
+        </w:rPr>
+        <w:t xml:space="preserve">y la Póliza </w:t>
+      </w:r>
+      <w:r>
+        <w:rPr>
+          <w:rFonts w:ascii="Arial Narrow" w:eastAsia="Times New Roman" w:hAnsi="Arial Narrow" w:cs="Arial"/>
+          <w:color w:val="000000"/>
+          <w:kern w:val="0"/>
+          <w:lang w:val="es-ES" w:eastAsia="es-ES"/>
+          <ns2:ligatures ns2:val="none"/>
+        </w:rPr>
+        <w:t>27330 al consumidor ; y, (iii) presentar los medios probatorios que acrediten que los datos de correo electrónico y número telefónico consignadas en las pólizas materia de denuncia pertenecen al consumidor.</w:t>
+      </w:r>
+    </w:p>
+    <w:p ns2:paraId="6E8AD86D" ns2:textId="77777777">
+      <w:pPr>
+        <w:spacing w:after="0" w:line="240" w:lineRule="auto"/>
+        <w:contextualSpacing/>
+        <w:jc w:val="both"/>
+        <w:rPr>
+          <w:rFonts w:ascii="Arial Narrow" w:eastAsia="Times New Roman" w:hAnsi="Arial Narrow" w:cs="Arial"/>
+          <w:color w:val="000000"/>
+          <w:kern w:val="0"/>
+          <w:lang w:val="es-ES" w:eastAsia="es-ES"/>
+          <ns2:ligatures ns2:val="none"/>
+        </w:rPr>
+      </w:pPr>
+    </w:p>
+    <w:p ns2:paraId="5F9DCD20" ns2:textId="4B02E464">
+      <w:pPr>
+        <w:spacing w:after="0" w:line="240" w:lineRule="auto"/>
+        <w:jc w:val="both"/>
+        <w:rPr>
+          <w:rFonts w:ascii="Arial Narrow" w:eastAsia="Times New Roman" w:hAnsi="Arial Narrow" w:cs="Arial"/>
+          <w:color w:val="000000"/>
+          <w:kern w:val="0"/>
+          <w:lang w:eastAsia="es-ES"/>
+          <ns2:ligatures ns2:val="none"/>
+        </w:rPr>
+      </w:pPr>
+      <w:r>
+        <w:rPr>
+          <w:rFonts w:ascii="Arial Narrow" w:eastAsia="Arial Narrow" w:hAnsi="Arial Narrow" w:cs="Arial Narrow"/>
+          <w:b/>
+          <w:color w:val="000000"/>
+          <w:kern w:val="0"/>
+          <w:lang w:val="es-ES" w:eastAsia="es-PE"/>
+          <ns2:ligatures ns2:val="none"/>
+        </w:rPr>
+        <w:t>SEXTO</w:t>
+      </w:r>
+      <w:r>
+        <w:rPr>
+          <w:rFonts w:ascii="Arial Narrow" w:eastAsia="Arial Narrow" w:hAnsi="Arial Narrow" w:cs="Arial Narrow"/>
+          <w:b/>
+          <w:color w:val="000000"/>
+          <w:kern w:val="0"/>
+          <w:lang w:eastAsia="es-PE"/>
+          <ns2:ligatures ns2:val="none"/>
+        </w:rPr>
+        <w:t>:</w:t>
+      </w:r>
+      <w:r>
+        <w:rPr>
+          <w:rFonts w:ascii="Arial Narrow" w:eastAsia="Arial Narrow" w:hAnsi="Arial Narrow" w:cs="Arial Narrow"/>
+          <w:color w:val="000000"/>
+          <w:kern w:val="0"/>
+          <w:lang w:eastAsia="es-PE"/>
+          <ns2:ligatures ns2:val="none"/>
+        </w:rPr>
+        <w:t xml:space="preserve"> </w:t>
+      </w:r>
+      <w:bookmarkStart w:id="12" w:name="_Hlk182351813"/>
+      <w:r>
+        <w:rPr>
+          <w:rFonts w:ascii="Arial Narrow" w:eastAsia="Arial Narrow" w:hAnsi="Arial Narrow" w:cs="Arial Narrow"/>
+          <w:color w:val="000000"/>
+          <w:kern w:val="0"/>
+          <w:lang w:eastAsia="es-PE"/>
+          <ns2:ligatures ns2:val="none"/>
+        </w:rPr>
+        <w:t xml:space="preserve">requerir </w:t>
+      </w:r>
+      <w:r>
+        <w:rPr>
+          <w:rFonts w:ascii="Arial Narrow" w:eastAsia="Times New Roman" w:hAnsi="Arial Narrow" w:cs="Arial"/>
+          <w:color w:val="000000"/>
+          <w:kern w:val="0"/>
+          <w:lang w:val="es-ES" w:eastAsia="es-ES"/>
+          <ns2:ligatures ns2:val="none"/>
+        </w:rPr>
+        <w:t xml:space="preserve">que, en un </w:t>
+      </w:r>
+      <w:r>
+        <w:rPr>
+          <w:rFonts w:ascii="Arial Narrow" w:eastAsia="Arial Narrow" w:hAnsi="Arial Narrow" w:cs="Arial Narrow"/>
+          <w:color w:val="000000"/>
+          <w:kern w:val="0"/>
+          <w:lang w:eastAsia="es-PE"/>
+          <ns2:ligatures ns2:val="none"/>
+        </w:rPr>
+        <w:t xml:space="preserve">plazo no </w:t>
+      </w:r>
+      <w:r>
+        <w:rPr>
+          <w:rFonts w:ascii="Arial Narrow" w:eastAsia="Arial Narrow" w:hAnsi="Arial Narrow" w:cs="Arial Narrow"/>
+          <w:color w:val="000000"/>
+          <w:kern w:val="0"/>
+          <w:lang w:eastAsia="es-PE"/>
+          <ns2:ligatures ns2:val="none"/>
+        </w:rPr>
+        <w:t xml:space="preserve">mayor de cinco (5) días hábiles contado a partir del día siguiente de la notificación de la presente </w:t>
+      </w:r>
+      <w:r>
+        <w:rPr>
+          <w:rFonts w:ascii="Arial Narrow" w:eastAsia="Arial Narrow" w:hAnsi="Arial Narrow" w:cs="Arial Narrow"/>
+          <w:kern w:val="0"/>
+          <w:lang w:eastAsia="es-PE"/>
+          <ns2:ligatures ns2:val="none"/>
+        </w:rPr>
+        <w:t>resolución,</w:t>
+      </w:r>
+      <w:r>
+        <w:rPr>
+          <w:rFonts w:ascii="Arial Narrow" w:eastAsia="Arial Narrow" w:hAnsi="Arial Narrow" w:cs="Arial Narrow"/>
+          <w:kern w:val="0"/>
+          <w:lang w:eastAsia="es-PE"/>
+          <ns2:ligatures ns2:val="none"/>
+        </w:rPr>
+        <w:t xml:space="preserve"> Mapfre</w:t>
+      </w:r>
+      <w:r>
+        <w:rPr>
+          <w:rFonts w:ascii="Arial Narrow" w:eastAsia="Arial Narrow" w:hAnsi="Arial Narrow" w:cs="Arial Narrow"/>
+          <w:kern w:val="0"/>
+          <w:lang w:eastAsia="es-PE"/>
+          <ns2:ligatures ns2:val="none"/>
+        </w:rPr>
+        <w:t xml:space="preserve"> </w:t>
+      </w:r>
+      <w:r>
+        <w:rPr>
+          <w:rFonts w:ascii="Arial Narrow" w:eastAsia="Calibri" w:hAnsi="Arial Narrow" w:cs="Times New Roman"/>
+        </w:rPr>
+        <w:t>Perú</w:t>
+      </w:r>
+      <w:r>
+        <w:rPr>
+          <w:rFonts w:ascii="Arial Narrow" w:eastAsia="Calibri" w:hAnsi="Arial Narrow" w:cs="Times New Roman"/>
+        </w:rPr>
+        <w:t xml:space="preserve"> </w:t>
+      </w:r>
+      <w:r>
+        <w:rPr>
+          <w:rFonts w:ascii="Arial Narrow" w:eastAsia="Calibri" w:hAnsi="Arial Narrow" w:cs="Times New Roman"/>
+        </w:rPr>
+        <w:t>C</w:t>
+      </w:r>
+      <w:r>
+        <w:rPr>
+          <w:rFonts w:ascii="Arial Narrow" w:eastAsia="Calibri" w:hAnsi="Arial Narrow" w:cs="Times New Roman"/>
+        </w:rPr>
+        <w:t>ompañía</w:t>
       </w:r>
       <w:r>
         <w:rPr>
@@ -4681,681 +5077,65 @@
           <w:kern w:val="0"/>
           <w:shd w:val="clear" w:color="auto" w:fill="FFFFFF"/>
           <w:lang w:eastAsia="es-PE"/>
-          <w14:ligatures w14:val="none"/>
-        </w:rPr>
-        <w:t>Perú</w:t>
+          <ns2:ligatures ns2:val="none"/>
+        </w:rPr>
+        <w:t xml:space="preserve"> de Seguros y Reaseguros S.A.</w:t>
       </w:r>
       <w:r>
         <w:rPr>
           <w:rFonts w:ascii="Arial Narrow" w:eastAsia="Times New Roman" w:hAnsi="Arial Narrow" w:cs="Times New Roman"/>
-          <w:color w:val="000000"/>
           <w:kern w:val="0"/>
           <w:shd w:val="clear" w:color="auto" w:fill="FFFFFF"/>
           <w:lang w:eastAsia="es-PE"/>
-          <w14:ligatures w14:val="none"/>
-        </w:rPr>
-        <w:t xml:space="preserve"> S.A.</w:t>
-      </w:r>
-      <w:r>
-        <w:rPr>
-          <w:rFonts w:ascii="Arial Narrow" w:eastAsia="Times New Roman" w:hAnsi="Arial Narrow" w:cs="Times New Roman"/>
-          <w:color w:val="000000"/>
-          <w:kern w:val="0"/>
-          <w:shd w:val="clear" w:color="auto" w:fill="FFFFFF"/>
-          <w:lang w:eastAsia="es-PE"/>
-          <w14:ligatures w14:val="none"/>
-        </w:rPr>
-        <w:t xml:space="preserve"> y a </w:t>
-      </w:r>
-      <w:r>
-        <w:rPr>
-          <w:rFonts w:ascii="Arial Narrow" w:eastAsia="Calibri" w:hAnsi="Arial Narrow" w:cs="Times New Roman"/>
-        </w:rPr>
-        <w:t xml:space="preserve">Mapfre </w:t>
-      </w:r>
-      <w:r>
-        <w:rPr>
-          <w:rFonts w:ascii="Arial Narrow" w:eastAsia="Calibri" w:hAnsi="Arial Narrow" w:cs="Times New Roman"/>
-        </w:rPr>
-        <w:t>Perú</w:t>
-      </w:r>
-      <w:r>
-        <w:rPr>
-          <w:rFonts w:ascii="Arial Narrow" w:eastAsia="Calibri" w:hAnsi="Arial Narrow" w:cs="Times New Roman"/>
-        </w:rPr>
-        <w:t xml:space="preserve"> </w:t>
-      </w:r>
-      <w:r>
-        <w:rPr>
-          <w:rFonts w:ascii="Arial Narrow" w:eastAsia="Calibri" w:hAnsi="Arial Narrow" w:cs="Times New Roman"/>
-        </w:rPr>
-        <w:t>C</w:t>
-      </w:r>
-      <w:r>
-        <w:rPr>
-          <w:rFonts w:ascii="Arial Narrow" w:eastAsia="Calibri" w:hAnsi="Arial Narrow" w:cs="Times New Roman"/>
-        </w:rPr>
-        <w:t xml:space="preserve">ompañía </w:t>
-      </w:r>
-      <w:r>
-        <w:rPr>
-          <w:rFonts w:ascii="Arial Narrow" w:eastAsia="Calibri" w:hAnsi="Arial Narrow" w:cs="Times New Roman"/>
-        </w:rPr>
-        <w:t>de Seguros y Reaseguros S.A</w:t>
-      </w:r>
-      <w:r>
-        <w:rPr>
-          <w:rFonts w:ascii="Arial Narrow" w:eastAsia="Times New Roman" w:hAnsi="Arial Narrow" w:cs="Times New Roman"/>
-          <w:color w:val="000000"/>
-          <w:kern w:val="0"/>
-          <w:shd w:val="clear" w:color="auto" w:fill="FFFFFF"/>
-          <w:lang w:eastAsia="es-PE"/>
-          <w14:ligatures w14:val="none"/>
+          <ns2:ligatures ns2:val="none"/>
+        </w:rPr>
+        <w:t xml:space="preserve">, </w:t>
+      </w:r>
+      <w:r>
+        <w:rPr>
+          <w:rFonts w:ascii="Arial Narrow" w:eastAsia="Times New Roman" w:hAnsi="Arial Narrow" w:cs="Arial"/>
+          <w:kern w:val="0"/>
+          <w:lang w:val="es-ES" w:eastAsia="es-ES"/>
+          <ns2:ligatures ns2:val="none"/>
+        </w:rPr>
+        <w:t xml:space="preserve">cumpla con lo siguiente: </w:t>
+      </w:r>
+      <w:bookmarkEnd w:id="12"/>
+      <w:r>
+        <w:rPr>
+          <w:rFonts w:ascii="Arial Narrow" w:eastAsia="Times New Roman" w:hAnsi="Arial Narrow" w:cs="Arial"/>
+          <w:color w:val="000000"/>
+          <w:kern w:val="0"/>
+          <w:lang w:eastAsia="es-ES"/>
+          <ns2:ligatures ns2:val="none"/>
+        </w:rPr>
+        <w:t>(i) presentar una copia debidamente suscrita de la Póliza 8080071 y la Póliza 27330 materia de denuncia; y, (ii) presentar todas las comunicaciones cursadas con la parte denunciante en virtud de los hechos materia de denuncia</w:t>
+      </w:r>
+      <w:r>
+        <w:rPr>
+          <w:rFonts w:ascii="Arial Narrow" w:eastAsia="Times New Roman" w:hAnsi="Arial Narrow" w:cs="Arial"/>
+          <w:color w:val="000000"/>
+          <w:kern w:val="0"/>
+          <w:lang w:eastAsia="es-ES"/>
+          <ns2:ligatures ns2:val="none"/>
         </w:rPr>
         <w:t>.</w:t>
       </w:r>
-      <w:r>
-        <w:rPr>
-          <w:rFonts w:ascii="Arial Narrow" w:eastAsia="Arial Narrow" w:hAnsi="Arial Narrow" w:cs="Arial Narrow"/>
-          <w:color w:val="000000"/>
-          <w:kern w:val="0"/>
-          <w:lang w:eastAsia="es-PE"/>
-          <w14:ligatures w14:val="none"/>
-        </w:rPr>
-        <w:t>, para que, de conformidad con lo dispuesto por el artículo 26</w:t>
-      </w:r>
-      <w:r>
-        <w:rPr>
-          <w:rFonts w:ascii="Arial Narrow" w:eastAsia="Arial Narrow" w:hAnsi="Arial Narrow" w:cs="Arial Narrow"/>
-          <w:color w:val="000000"/>
-          <w:kern w:val="0"/>
-          <w:lang w:eastAsia="es-PE"/>
-          <w14:ligatures w14:val="none"/>
-        </w:rPr>
-        <w:t/>
-      </w:r>
-      <w:r>
-        <w:rPr>
-          <w:rFonts w:ascii="Arial Narrow" w:eastAsia="Arial Narrow" w:hAnsi="Arial Narrow" w:cs="Arial Narrow"/>
-          <w:color w:val="000000"/>
-          <w:kern w:val="0"/>
-          <w:lang w:eastAsia="es-PE"/>
-          <w14:ligatures w14:val="none"/>
-        </w:rPr>
-        <w:t xml:space="preserve"> de la Ley sobre Facultades, Normas y Organización</w:t>
-      </w:r>
-      <w:r>
-        <w:rPr>
-          <w:rFonts w:ascii="Arial Narrow" w:eastAsia="Arial Narrow" w:hAnsi="Arial Narrow" w:cs="Arial Narrow"/>
-          <w:color w:val="000000"/>
-          <w:kern w:val="0"/>
-          <w:lang w:eastAsia="es-PE"/>
-          <w14:ligatures w14:val="none"/>
-        </w:rPr>
-        <w:t xml:space="preserve"> del Indecopi, aprobada por Decreto Legislativo 807</w:t>
-      </w:r>
-      <w:r>
-        <w:rPr>
-          <w:rStyle w:val="Refdenotaalpie"/>
-          <w:rFonts w:ascii="Arial Narrow" w:eastAsia="Calibri" w:hAnsi="Arial Narrow" w:cs="Arial"/>
-          <w:spacing w:val="-2"/>
-          <w:kern w:val="0"/>
-          <w:vertAlign w:val="superscript"/>
-          <w14:ligatures w14:val="none"/>
-        </w:rPr>
-        <w:footnoteReference w:id="9"/>
-      </w:r>
-      <w:r>
-        <w:rPr>
-          <w:rFonts w:ascii="Arial Narrow" w:eastAsia="Arial Narrow" w:hAnsi="Arial Narrow" w:cs="Arial Narrow"/>
-          <w:color w:val="000000"/>
-          <w:kern w:val="0"/>
-          <w:lang w:eastAsia="es-PE"/>
-          <w14:ligatures w14:val="none"/>
-        </w:rPr>
-        <w:t xml:space="preserve">, presente sus descargos en un plazo no mayor de cinco (5) días hábiles contados desde la notificación. </w:t>
-      </w:r>
-      <w:bookmarkEnd w:id="10"/>
-    </w:p>
-    <w:p>
-      <w:pPr>
-        <w:spacing w:after="0" w:line="240" w:lineRule="auto"/>
-        <w:jc w:val="both"/>
-        <w:rPr>
-          <w:rFonts w:ascii="Arial Narrow" w:eastAsia="Arial Narrow" w:hAnsi="Arial Narrow" w:cs="Arial Narrow"/>
-          <w:color w:val="000000"/>
-          <w:kern w:val="0"/>
-          <w:lang w:eastAsia="es-PE"/>
-          <w14:ligatures w14:val="none"/>
-        </w:rPr>
-      </w:pPr>
-    </w:p>
-    <w:p>
-      <w:pPr>
-        <w:spacing w:after="0" w:line="240" w:lineRule="auto"/>
-        <w:contextualSpacing/>
+    </w:p>
+    <w:p ns2:paraId="71EFB5EB" ns2:textId="77777777">
+      <w:pPr>
+        <w:spacing w:after="0" w:line="240" w:lineRule="auto"/>
         <w:jc w:val="both"/>
         <w:rPr>
           <w:rFonts w:ascii="Arial Narrow" w:eastAsia="Times New Roman" w:hAnsi="Arial Narrow" w:cs="Arial"/>
           <w:color w:val="000000"/>
           <w:kern w:val="0"/>
           <w:lang w:eastAsia="es-ES"/>
-          <w14:ligatures w14:val="none"/>
-        </w:rPr>
-      </w:pPr>
-      <w:r>
-        <w:rPr>
-          <w:rFonts w:ascii="Arial Narrow" w:eastAsia="Arial Narrow" w:hAnsi="Arial Narrow" w:cs="Arial Narrow"/>
-          <w:b/>
-          <w:color w:val="000000"/>
-          <w:kern w:val="0"/>
-          <w:lang w:eastAsia="es-PE"/>
-          <w14:ligatures w14:val="none"/>
-        </w:rPr>
-        <w:t>QUINTO</w:t>
-      </w:r>
-      <w:r>
-        <w:rPr>
-          <w:rFonts w:ascii="Arial Narrow" w:eastAsia="Arial Narrow" w:hAnsi="Arial Narrow" w:cs="Arial Narrow"/>
-          <w:b/>
-          <w:color w:val="000000"/>
-          <w:kern w:val="0"/>
-          <w:lang w:eastAsia="es-PE"/>
-          <w14:ligatures w14:val="none"/>
-        </w:rPr>
-        <w:t xml:space="preserve">: </w:t>
-      </w:r>
-      <w:bookmarkStart w:id="11" w:name="_Hlk182351777"/>
-      <w:r>
-        <w:rPr>
-          <w:rFonts w:ascii="Arial Narrow" w:eastAsia="Arial Narrow" w:hAnsi="Arial Narrow" w:cs="Arial Narrow"/>
-          <w:color w:val="000000"/>
-          <w:kern w:val="0"/>
-          <w:lang w:eastAsia="es-PE"/>
-          <w14:ligatures w14:val="none"/>
-        </w:rPr>
-        <w:t xml:space="preserve">requerir </w:t>
-      </w:r>
-      <w:r>
-        <w:rPr>
-          <w:rFonts w:ascii="Arial Narrow" w:eastAsia="Times New Roman" w:hAnsi="Arial Narrow" w:cs="Arial"/>
-          <w:color w:val="000000"/>
-          <w:kern w:val="0"/>
-          <w:lang w:val="es-ES" w:eastAsia="es-ES"/>
-          <w14:ligatures w14:val="none"/>
-        </w:rPr>
-        <w:t xml:space="preserve">que, en un </w:t>
-      </w:r>
-      <w:r>
-        <w:rPr>
-          <w:rFonts w:ascii="Arial Narrow" w:eastAsia="Arial Narrow" w:hAnsi="Arial Narrow" w:cs="Arial Narrow"/>
-          <w:color w:val="000000"/>
-          <w:kern w:val="0"/>
-          <w:lang w:eastAsia="es-PE"/>
-          <w14:ligatures w14:val="none"/>
-        </w:rPr>
-        <w:t xml:space="preserve">plazo no mayor de cinco (5) días hábiles contado a partir del día siguiente de la notificación de la presente </w:t>
-      </w:r>
-      <w:r>
-        <w:rPr>
-          <w:rFonts w:ascii="Arial Narrow" w:eastAsia="Arial Narrow" w:hAnsi="Arial Narrow" w:cs="Arial Narrow"/>
-          <w:kern w:val="0"/>
-          <w:lang w:eastAsia="es-PE"/>
-          <w14:ligatures w14:val="none"/>
-        </w:rPr>
-        <w:t xml:space="preserve">resolución, </w:t>
-      </w:r>
-      <w:r>
-        <w:rPr>
-          <w:rFonts w:ascii="Arial Narrow" w:eastAsia="Times New Roman" w:hAnsi="Arial Narrow" w:cs="Times New Roman"/>
-          <w:color w:val="000000"/>
-          <w:kern w:val="0"/>
-          <w:shd w:val="clear" w:color="auto" w:fill="FFFFFF"/>
-          <w:lang w:eastAsia="es-PE"/>
-          <w14:ligatures w14:val="none"/>
-        </w:rPr>
-        <w:t xml:space="preserve">el </w:t>
-      </w:r>
-      <w:r>
-        <w:rPr>
-          <w:rFonts w:ascii="Arial Narrow" w:eastAsia="Times New Roman" w:hAnsi="Arial Narrow" w:cs="Times New Roman"/>
-          <w:color w:val="000000"/>
-          <w:kern w:val="0"/>
-          <w:shd w:val="clear" w:color="auto" w:fill="FFFFFF"/>
-          <w:lang w:eastAsia="es-PE"/>
-          <w14:ligatures w14:val="none"/>
-        </w:rPr>
-        <w:t>Banco Ripley Per</w:t>
-      </w:r>
-      <w:r>
-        <w:rPr>
-          <w:rFonts w:ascii="Arial Narrow" w:eastAsia="Times New Roman" w:hAnsi="Arial Narrow" w:cs="Times New Roman"/>
-          <w:color w:val="000000"/>
-          <w:kern w:val="0"/>
-          <w:shd w:val="clear" w:color="auto" w:fill="FFFFFF"/>
-          <w:lang w:eastAsia="es-PE"/>
-          <w14:ligatures w14:val="none"/>
-        </w:rPr>
-        <w:t>ú</w:t>
-      </w:r>
-      <w:r>
-        <w:rPr>
-          <w:rFonts w:ascii="Arial Narrow" w:eastAsia="Times New Roman" w:hAnsi="Arial Narrow" w:cs="Times New Roman"/>
-          <w:color w:val="000000"/>
-          <w:kern w:val="0"/>
-          <w:shd w:val="clear" w:color="auto" w:fill="FFFFFF"/>
-          <w:lang w:eastAsia="es-PE"/>
-          <w14:ligatures w14:val="none"/>
-        </w:rPr>
-        <w:t xml:space="preserve"> S.A</w:t>
-      </w:r>
-      <w:r>
-        <w:rPr>
-          <w:rFonts w:ascii="Arial Narrow" w:eastAsia="Times New Roman" w:hAnsi="Arial Narrow" w:cs="Times New Roman"/>
-          <w:color w:val="000000"/>
-          <w:kern w:val="0"/>
-          <w:shd w:val="clear" w:color="auto" w:fill="FFFFFF"/>
-          <w:lang w:eastAsia="es-PE"/>
-          <w14:ligatures w14:val="none"/>
-        </w:rPr>
-        <w:t>.</w:t>
-      </w:r>
-      <w:r>
-        <w:rPr>
-          <w:rFonts w:ascii="Arial Narrow" w:eastAsia="Times New Roman" w:hAnsi="Arial Narrow" w:cs="Times New Roman"/>
-          <w:kern w:val="0"/>
-          <w:shd w:val="clear" w:color="auto" w:fill="FFFFFF"/>
-          <w:lang w:eastAsia="es-PE"/>
-          <w14:ligatures w14:val="none"/>
-        </w:rPr>
-        <w:t xml:space="preserve">, </w:t>
-      </w:r>
-      <w:r>
-        <w:rPr>
-          <w:rFonts w:ascii="Arial Narrow" w:eastAsia="Times New Roman" w:hAnsi="Arial Narrow" w:cs="Arial"/>
-          <w:kern w:val="0"/>
-          <w:lang w:val="es-ES" w:eastAsia="es-ES"/>
-          <w14:ligatures w14:val="none"/>
-        </w:rPr>
-        <w:t xml:space="preserve">cumpla con </w:t>
-      </w:r>
-      <w:r>
-        <w:rPr>
-          <w:rFonts w:ascii="Arial Narrow" w:eastAsia="Times New Roman" w:hAnsi="Arial Narrow" w:cs="Arial"/>
-          <w:kern w:val="0"/>
-          <w:lang w:val="es-ES" w:eastAsia="es-ES"/>
-          <w14:ligatures w14:val="none"/>
-        </w:rPr>
-        <w:t xml:space="preserve">lo siguiente: </w:t>
-      </w:r>
-      <w:bookmarkEnd w:id="11"/>
-      <w:r>
-        <w:rPr>
-          <w:rFonts w:ascii="Arial Narrow" w:eastAsia="Times New Roman" w:hAnsi="Arial Narrow" w:cs="Arial"/>
-          <w:color w:val="000000"/>
-          <w:kern w:val="0"/>
-          <w:lang w:val="es-ES" w:eastAsia="es-ES"/>
-          <w14:ligatures w14:val="none"/>
-        </w:rPr>
-        <w:t xml:space="preserve">(i) presentar una copia completa, legible y debidamente suscrita </w:t>
-      </w:r>
-      <w:r>
-        <w:rPr>
-          <w:rFonts w:ascii="Arial Narrow" w:eastAsia="Times New Roman" w:hAnsi="Arial Narrow" w:cs="Arial"/>
-          <w:color w:val="000000"/>
-          <w:kern w:val="0"/>
-          <w:lang w:val="es-ES" w:eastAsia="es-ES"/>
-          <w14:ligatures w14:val="none"/>
-        </w:rPr>
-        <w:t>de la</w:t>
-      </w:r>
-      <w:r>
-        <w:rPr>
-          <w:rFonts w:ascii="Arial Narrow" w:eastAsia="Times New Roman" w:hAnsi="Arial Narrow" w:cs="Arial"/>
-          <w:color w:val="000000"/>
-          <w:kern w:val="0"/>
-          <w:lang w:eastAsia="es-ES"/>
-          <w14:ligatures w14:val="none"/>
-        </w:rPr>
-        <w:t xml:space="preserve"> Póliza </w:t>
-      </w:r>
-      <w:r>
-        <w:rPr>
-          <w:rFonts w:ascii="Arial Narrow" w:eastAsia="Times New Roman" w:hAnsi="Arial Narrow" w:cs="Arial"/>
-          <w:color w:val="000000"/>
-          <w:kern w:val="0"/>
-          <w:lang w:val="es-ES" w:eastAsia="es-ES"/>
-          <w14:ligatures w14:val="none"/>
-        </w:rPr>
-        <w:t xml:space="preserve"/>
-      </w:r>
-      <w:r>
-        <w:rPr>
-          <w:rFonts w:ascii="Arial Narrow" w:eastAsia="Times New Roman" w:hAnsi="Arial Narrow" w:cs="Arial"/>
-          <w:color w:val="000000"/>
-          <w:kern w:val="0"/>
-          <w:lang w:val="es-ES" w:eastAsia="es-ES"/>
-          <w14:ligatures w14:val="none"/>
-        </w:rPr>
-        <w:t xml:space="preserve"> </w:t>
-      </w:r>
-      <w:r>
-        <w:rPr>
-          <w:rFonts w:ascii="Arial Narrow" w:eastAsia="Times New Roman" w:hAnsi="Arial Narrow" w:cs="Times New Roman"/>
-          <w:kern w:val="0"/>
-          <w:shd w:val="clear" w:color="auto" w:fill="FFFFFF"/>
-          <w:lang w:eastAsia="es-PE"/>
-          <w14:ligatures w14:val="none"/>
-        </w:rPr>
-        <w:t xml:space="preserve"> 8080071 </w:t>
-      </w:r>
-      <w:r>
-        <w:rPr>
-          <w:rFonts w:ascii="Arial Narrow" w:eastAsia="Times New Roman" w:hAnsi="Arial Narrow" w:cs="Arial"/>
-          <w:color w:val="000000"/>
-          <w:kern w:val="0"/>
-          <w:lang w:val="es-ES" w:eastAsia="es-ES"/>
-          <w14:ligatures w14:val="none"/>
-        </w:rPr>
-        <w:t xml:space="preserve">y la Póliza 27330 </w:t>
-      </w:r>
-      <w:r>
-        <w:rPr>
-          <w:rFonts w:ascii="Arial Narrow" w:eastAsia="Times New Roman" w:hAnsi="Arial Narrow" w:cs="Arial"/>
-          <w:color w:val="000000"/>
-          <w:kern w:val="0"/>
-          <w:lang w:eastAsia="es-ES"/>
-          <w14:ligatures w14:val="none"/>
-        </w:rPr>
-        <w:t>materia de denuncia</w:t>
-      </w:r>
-      <w:r>
-        <w:rPr>
-          <w:rFonts w:ascii="Arial Narrow" w:eastAsia="Times New Roman" w:hAnsi="Arial Narrow" w:cs="Arial"/>
-          <w:color w:val="000000"/>
-          <w:kern w:val="0"/>
-          <w:lang w:val="es-ES" w:eastAsia="es-ES"/>
-          <w14:ligatures w14:val="none"/>
-        </w:rPr>
-        <w:t xml:space="preserve"> (ii) presentar </w:t>
-      </w:r>
-      <w:r>
-        <w:rPr>
-          <w:rFonts w:ascii="Arial Narrow" w:eastAsia="Times New Roman" w:hAnsi="Arial Narrow" w:cs="Arial"/>
-          <w:color w:val="000000"/>
-          <w:kern w:val="0"/>
-          <w:lang w:val="es-ES" w:eastAsia="es-ES"/>
-          <w14:ligatures w14:val="none"/>
-        </w:rPr>
-        <w:t xml:space="preserve">los medios probatorios que acrediten que remitió la </w:t>
-      </w:r>
-      <w:r>
-        <w:rPr>
-          <w:rFonts w:ascii="Arial Narrow" w:eastAsia="Times New Roman" w:hAnsi="Arial Narrow" w:cs="Arial"/>
-          <w:color w:val="000000"/>
-          <w:kern w:val="0"/>
-          <w:lang w:eastAsia="es-ES"/>
-          <w14:ligatures w14:val="none"/>
-        </w:rPr>
-        <w:t xml:space="preserve">Póliza </w:t>
-      </w:r>
-      <w:r>
-        <w:rPr>
-          <w:rFonts w:ascii="Arial Narrow" w:eastAsia="Times New Roman" w:hAnsi="Arial Narrow" w:cs="Arial"/>
-          <w:color w:val="000000"/>
-          <w:kern w:val="0"/>
-          <w:lang w:val="es-ES" w:eastAsia="es-ES"/>
-          <w14:ligatures w14:val="none"/>
-        </w:rPr>
-        <w:t xml:space="preserve"/>
-      </w:r>
-      <w:r>
-        <w:rPr>
-          <w:rFonts w:ascii="Arial Narrow" w:eastAsia="Times New Roman" w:hAnsi="Arial Narrow" w:cs="Times New Roman"/>
-          <w:kern w:val="0"/>
-          <w:shd w:val="clear" w:color="auto" w:fill="FFFFFF"/>
-          <w:lang w:eastAsia="es-PE"/>
-          <w14:ligatures w14:val="none"/>
-        </w:rPr>
-        <w:t xml:space="preserve"> 8080071 </w:t>
-      </w:r>
-      <w:r>
-        <w:rPr>
-          <w:rFonts w:ascii="Arial Narrow" w:eastAsia="Times New Roman" w:hAnsi="Arial Narrow" w:cs="Arial"/>
-          <w:color w:val="000000"/>
-          <w:kern w:val="0"/>
-          <w:lang w:val="es-ES" w:eastAsia="es-ES"/>
-          <w14:ligatures w14:val="none"/>
-        </w:rPr>
-        <w:t xml:space="preserve">y la Póliza </w:t>
-      </w:r>
-      <w:r>
-        <w:rPr>
-          <w:rFonts w:ascii="Arial Narrow" w:eastAsia="Times New Roman" w:hAnsi="Arial Narrow" w:cs="Arial"/>
-          <w:color w:val="000000"/>
-          <w:kern w:val="0"/>
-          <w:lang w:val="es-ES" w:eastAsia="es-ES"/>
-          <w14:ligatures w14:val="none"/>
-        </w:rPr>
-        <w:t>27330 al consumidor ; y, (iii) presentar los medios probatorios que acrediten que los datos de correo electrónico y número telefónico consignadas en las pólizas materia de denuncia pertenecen al consumidor.</w:t>
-      </w:r>
-    </w:p>
-    <w:p>
-      <w:pPr>
-        <w:spacing w:after="0" w:line="240" w:lineRule="auto"/>
-        <w:contextualSpacing/>
-        <w:jc w:val="both"/>
-        <w:rPr>
-          <w:rFonts w:ascii="Arial Narrow" w:eastAsia="Times New Roman" w:hAnsi="Arial Narrow" w:cs="Arial"/>
-          <w:color w:val="000000"/>
-          <w:kern w:val="0"/>
-          <w:lang w:val="es-ES" w:eastAsia="es-ES"/>
-          <w14:ligatures w14:val="none"/>
-        </w:rPr>
-      </w:pPr>
-    </w:p>
-    <w:p>
-      <w:pPr>
-        <w:spacing w:after="0" w:line="240" w:lineRule="auto"/>
-        <w:jc w:val="both"/>
-        <w:rPr>
-          <w:rFonts w:ascii="Arial Narrow" w:eastAsia="Times New Roman" w:hAnsi="Arial Narrow" w:cs="Arial"/>
-          <w:color w:val="000000"/>
-          <w:kern w:val="0"/>
-          <w:lang w:eastAsia="es-ES"/>
-          <w14:ligatures w14:val="none"/>
-        </w:rPr>
-      </w:pPr>
-      <w:r>
-        <w:rPr>
-          <w:rFonts w:ascii="Arial Narrow" w:eastAsia="Arial Narrow" w:hAnsi="Arial Narrow" w:cs="Arial Narrow"/>
-          <w:b/>
-          <w:color w:val="000000"/>
-          <w:kern w:val="0"/>
-          <w:lang w:val="es-ES" w:eastAsia="es-PE"/>
-          <w14:ligatures w14:val="none"/>
-        </w:rPr>
-        <w:t>SEXTO</w:t>
-      </w:r>
-      <w:r>
-        <w:rPr>
-          <w:rFonts w:ascii="Arial Narrow" w:eastAsia="Arial Narrow" w:hAnsi="Arial Narrow" w:cs="Arial Narrow"/>
-          <w:b/>
-          <w:color w:val="000000"/>
-          <w:kern w:val="0"/>
-          <w:lang w:eastAsia="es-PE"/>
-          <w14:ligatures w14:val="none"/>
-        </w:rPr>
-        <w:t>:</w:t>
-      </w:r>
-      <w:r>
-        <w:rPr>
-          <w:rFonts w:ascii="Arial Narrow" w:eastAsia="Arial Narrow" w:hAnsi="Arial Narrow" w:cs="Arial Narrow"/>
-          <w:color w:val="000000"/>
-          <w:kern w:val="0"/>
-          <w:lang w:eastAsia="es-PE"/>
-          <w14:ligatures w14:val="none"/>
-        </w:rPr>
-        <w:t xml:space="preserve"> </w:t>
-      </w:r>
-      <w:bookmarkStart w:id="12" w:name="_Hlk182351813"/>
-      <w:r>
-        <w:rPr>
-          <w:rFonts w:ascii="Arial Narrow" w:eastAsia="Arial Narrow" w:hAnsi="Arial Narrow" w:cs="Arial Narrow"/>
-          <w:color w:val="000000"/>
-          <w:kern w:val="0"/>
-          <w:lang w:eastAsia="es-PE"/>
-          <w14:ligatures w14:val="none"/>
-        </w:rPr>
-        <w:t xml:space="preserve">requerir </w:t>
-      </w:r>
-      <w:r>
-        <w:rPr>
-          <w:rFonts w:ascii="Arial Narrow" w:eastAsia="Times New Roman" w:hAnsi="Arial Narrow" w:cs="Arial"/>
-          <w:color w:val="000000"/>
-          <w:kern w:val="0"/>
-          <w:lang w:val="es-ES" w:eastAsia="es-ES"/>
-          <w14:ligatures w14:val="none"/>
-        </w:rPr>
-        <w:t xml:space="preserve">que, en un </w:t>
-      </w:r>
-      <w:r>
-        <w:rPr>
-          <w:rFonts w:ascii="Arial Narrow" w:eastAsia="Arial Narrow" w:hAnsi="Arial Narrow" w:cs="Arial Narrow"/>
-          <w:color w:val="000000"/>
-          <w:kern w:val="0"/>
-          <w:lang w:eastAsia="es-PE"/>
-          <w14:ligatures w14:val="none"/>
-        </w:rPr>
-        <w:t xml:space="preserve">plazo no </w:t>
-      </w:r>
-      <w:r>
-        <w:rPr>
-          <w:rFonts w:ascii="Arial Narrow" w:eastAsia="Arial Narrow" w:hAnsi="Arial Narrow" w:cs="Arial Narrow"/>
-          <w:color w:val="000000"/>
-          <w:kern w:val="0"/>
-          <w:lang w:eastAsia="es-PE"/>
-          <w14:ligatures w14:val="none"/>
-        </w:rPr>
-        <w:t xml:space="preserve">mayor de cinco (5) días hábiles contado a partir del día siguiente de la notificación de la presente </w:t>
-      </w:r>
-      <w:r>
-        <w:rPr>
-          <w:rFonts w:ascii="Arial Narrow" w:eastAsia="Arial Narrow" w:hAnsi="Arial Narrow" w:cs="Arial Narrow"/>
-          <w:kern w:val="0"/>
-          <w:lang w:eastAsia="es-PE"/>
-          <w14:ligatures w14:val="none"/>
-        </w:rPr>
-        <w:t>resolución,</w:t>
-      </w:r>
-      <w:r>
-        <w:rPr>
-          <w:rFonts w:ascii="Arial Narrow" w:eastAsia="Arial Narrow" w:hAnsi="Arial Narrow" w:cs="Arial Narrow"/>
-          <w:kern w:val="0"/>
-          <w:lang w:eastAsia="es-PE"/>
-          <w14:ligatures w14:val="none"/>
-        </w:rPr>
-        <w:t xml:space="preserve"> Mapfre</w:t>
-      </w:r>
-      <w:r>
-        <w:rPr>
-          <w:rFonts w:ascii="Arial Narrow" w:eastAsia="Arial Narrow" w:hAnsi="Arial Narrow" w:cs="Arial Narrow"/>
-          <w:kern w:val="0"/>
-          <w:lang w:eastAsia="es-PE"/>
-          <w14:ligatures w14:val="none"/>
-        </w:rPr>
-        <w:t xml:space="preserve"> </w:t>
-      </w:r>
-      <w:r>
-        <w:rPr>
-          <w:rFonts w:ascii="Arial Narrow" w:eastAsia="Calibri" w:hAnsi="Arial Narrow" w:cs="Times New Roman"/>
-        </w:rPr>
-        <w:t>Perú</w:t>
-      </w:r>
-      <w:r>
-        <w:rPr>
-          <w:rFonts w:ascii="Arial Narrow" w:eastAsia="Calibri" w:hAnsi="Arial Narrow" w:cs="Times New Roman"/>
-        </w:rPr>
-        <w:t xml:space="preserve"> </w:t>
-      </w:r>
-      <w:r>
-        <w:rPr>
-          <w:rFonts w:ascii="Arial Narrow" w:eastAsia="Calibri" w:hAnsi="Arial Narrow" w:cs="Times New Roman"/>
-        </w:rPr>
-        <w:t>C</w:t>
-      </w:r>
-      <w:r>
-        <w:rPr>
-          <w:rFonts w:ascii="Arial Narrow" w:eastAsia="Calibri" w:hAnsi="Arial Narrow" w:cs="Times New Roman"/>
-        </w:rPr>
-        <w:t>ompañía</w:t>
-      </w:r>
-      <w:r>
-        <w:rPr>
-          <w:rFonts w:ascii="Arial Narrow" w:eastAsia="Times New Roman" w:hAnsi="Arial Narrow" w:cs="Times New Roman"/>
-          <w:color w:val="000000"/>
-          <w:kern w:val="0"/>
-          <w:shd w:val="clear" w:color="auto" w:fill="FFFFFF"/>
-          <w:lang w:eastAsia="es-PE"/>
-          <w14:ligatures w14:val="none"/>
-        </w:rPr>
-        <w:t xml:space="preserve"> de Seguros y Reaseguros S.A.</w:t>
-      </w:r>
-      <w:r>
-        <w:rPr>
-          <w:rFonts w:ascii="Arial Narrow" w:eastAsia="Times New Roman" w:hAnsi="Arial Narrow" w:cs="Times New Roman"/>
-          <w:kern w:val="0"/>
-          <w:shd w:val="clear" w:color="auto" w:fill="FFFFFF"/>
-          <w:lang w:eastAsia="es-PE"/>
-          <w14:ligatures w14:val="none"/>
-        </w:rPr>
-        <w:t xml:space="preserve">, </w:t>
-      </w:r>
-      <w:r>
-        <w:rPr>
-          <w:rFonts w:ascii="Arial Narrow" w:eastAsia="Times New Roman" w:hAnsi="Arial Narrow" w:cs="Arial"/>
-          <w:kern w:val="0"/>
-          <w:lang w:val="es-ES" w:eastAsia="es-ES"/>
-          <w14:ligatures w14:val="none"/>
-        </w:rPr>
-        <w:t xml:space="preserve">cumpla con lo siguiente: </w:t>
-      </w:r>
-      <w:bookmarkEnd w:id="12"/>
-      <w:r>
-        <w:rPr>
-          <w:rFonts w:ascii="Arial Narrow" w:eastAsia="Times New Roman" w:hAnsi="Arial Narrow" w:cs="Arial"/>
-          <w:color w:val="000000"/>
-          <w:kern w:val="0"/>
-          <w:lang w:eastAsia="es-ES"/>
-          <w14:ligatures w14:val="none"/>
-        </w:rPr>
-        <w:t>(i) presentar una copia debidamente suscrita de la Póliza 8080071 y la Póliza 27330 materia de denuncia; y, (ii) presentar todas las comunicaciones cursadas con la parte denunciante en virtud de los hechos materia de denuncia</w:t>
-      </w:r>
-      <w:r>
-        <w:rPr>
-          <w:rFonts w:ascii="Arial Narrow" w:eastAsia="Times New Roman" w:hAnsi="Arial Narrow" w:cs="Arial"/>
-          <w:color w:val="000000"/>
-          <w:kern w:val="0"/>
-          <w:lang w:eastAsia="es-ES"/>
-          <w14:ligatures w14:val="none"/>
-        </w:rPr>
-        <w:t>.</w:t>
-      </w:r>
-    </w:p>
-    <w:p>
-      <w:pPr>
-        <w:spacing w:after="0" w:line="240" w:lineRule="auto"/>
-        <w:jc w:val="both"/>
-        <w:rPr>
-          <w:rFonts w:ascii="Arial Narrow" w:eastAsia="Times New Roman" w:hAnsi="Arial Narrow" w:cs="Arial"/>
-          <w:color w:val="000000"/>
-          <w:kern w:val="0"/>
-          <w:lang w:eastAsia="es-ES"/>
-          <w14:ligatures w14:val="none"/>
-        </w:rPr>
-      </w:pPr>
-    </w:p>
-    <w:p>
+          <ns2:ligatures ns2:val="none"/>
+        </w:rPr>
+      </w:pPr>
+    </w:p>
+    <w:p ns2:paraId="162A828F" ns2:textId="45958FE6">
       <w:pPr>
         <w:shd w:val="clear" w:color="auto" w:fill="FFFFFF"/>
         <w:tabs>
@@ -5368,7 +5148,7 @@
         <w:rPr>
           <w:rFonts w:ascii="Arial Narrow" w:eastAsia="Calibri" w:hAnsi="Arial Narrow" w:cs="Arial"/>
           <w:kern w:val="0"/>
-          <w14:ligatures w14:val="none"/>
+          <ns2:ligatures ns2:val="none"/>
         </w:rPr>
       </w:pPr>
       <w:r>
@@ -5378,7 +5158,7 @@
           <w:bCs/>
           <w:kern w:val="0"/>
           <w:lang w:val="es-ES" w:eastAsia="es-ES"/>
-          <w14:ligatures w14:val="none"/>
+          <ns2:ligatures ns2:val="none"/>
         </w:rPr>
         <w:t>SÉTIMO:</w:t>
       </w:r>
@@ -5387,7 +5167,7 @@
           <w:rFonts w:ascii="Arial Narrow" w:eastAsia="Times New Roman" w:hAnsi="Arial Narrow" w:cs="Arial"/>
           <w:kern w:val="0"/>
           <w:lang w:val="es-ES" w:eastAsia="es-ES"/>
-          <w14:ligatures w14:val="none"/>
+          <ns2:ligatures ns2:val="none"/>
         </w:rPr>
         <w:t xml:space="preserve"> </w:t>
       </w:r>
@@ -5397,7 +5177,7 @@
           <w:color w:val="000000"/>
           <w:kern w:val="0"/>
           <w:lang w:eastAsia="es-PE"/>
-          <w14:ligatures w14:val="none"/>
+          <ns2:ligatures ns2:val="none"/>
         </w:rPr>
         <w:t>informar a las partes que el artículo 110</w:t>
       </w:r>
@@ -5407,7 +5187,7 @@
           <w:color w:val="000000"/>
           <w:kern w:val="0"/>
           <w:lang w:eastAsia="es-PE"/>
-          <w14:ligatures w14:val="none"/>
+          <ns2:ligatures ns2:val="none"/>
         </w:rPr>
         <w:t/>
       </w:r>
@@ -5417,7 +5197,7 @@
           <w:color w:val="000000"/>
           <w:kern w:val="0"/>
           <w:lang w:eastAsia="es-PE"/>
-          <w14:ligatures w14:val="none"/>
+          <ns2:ligatures ns2:val="none"/>
         </w:rPr>
         <w:t xml:space="preserve"> de la Ley 29571, Código de Protección y Defensa del Consumidor</w:t>
       </w:r>
@@ -5429,7 +5209,7 @@
           <w:kern w:val="0"/>
           <w:vertAlign w:val="superscript"/>
           <w:lang w:eastAsia="es-PE"/>
-          <w14:ligatures w14:val="none"/>
+          <ns2:ligatures ns2:val="none"/>
         </w:rPr>
         <w:footnoteReference w:id="10"/>
       </w:r>
@@ -5439,7 +5219,7 @@
           <w:color w:val="000000"/>
           <w:kern w:val="0"/>
           <w:lang w:eastAsia="es-PE"/>
-          <w14:ligatures w14:val="none"/>
+          <ns2:ligatures ns2:val="none"/>
         </w:rPr>
         <w:t>, faculta a la Comisión a calificar las infracciones de la referida norma como leves, graves o muy graves e imponer sanciones que van desde una amonestación hasta una multa por un máximo de 450 Unidades Impositivas Tributarias, sin perjuicio de las medidas correctivas, reparadoras y complementarias, que puedan ordenarse de acuerdo a lo estipulado en los artículos 114</w:t>
       </w:r>
@@ -5449,7 +5229,7 @@
           <w:color w:val="000000"/>
           <w:kern w:val="0"/>
           <w:lang w:eastAsia="es-PE"/>
-          <w14:ligatures w14:val="none"/>
+          <ns2:ligatures ns2:val="none"/>
         </w:rPr>
         <w:t/>
       </w:r>
@@ -5459,7 +5239,7 @@
           <w:color w:val="000000"/>
           <w:kern w:val="0"/>
           <w:lang w:eastAsia="es-PE"/>
-          <w14:ligatures w14:val="none"/>
+          <ns2:ligatures ns2:val="none"/>
         </w:rPr>
         <w:t>, 115</w:t>
       </w:r>
@@ -5469,7 +5249,7 @@
           <w:color w:val="000000"/>
           <w:kern w:val="0"/>
           <w:lang w:eastAsia="es-PE"/>
-          <w14:ligatures w14:val="none"/>
+          <ns2:ligatures ns2:val="none"/>
         </w:rPr>
         <w:t/>
       </w:r>
@@ -5479,7 +5259,7 @@
           <w:color w:val="000000"/>
           <w:kern w:val="0"/>
           <w:lang w:eastAsia="es-PE"/>
-          <w14:ligatures w14:val="none"/>
+          <ns2:ligatures ns2:val="none"/>
         </w:rPr>
         <w:t xml:space="preserve"> y 116</w:t>
       </w:r>
@@ -5489,7 +5269,7 @@
           <w:color w:val="000000"/>
           <w:kern w:val="0"/>
           <w:lang w:eastAsia="es-PE"/>
-          <w14:ligatures w14:val="none"/>
+          <ns2:ligatures ns2:val="none"/>
         </w:rPr>
         <w:t/>
       </w:r>
@@ -5499,7 +5279,7 @@
           <w:color w:val="000000"/>
           <w:kern w:val="0"/>
           <w:lang w:eastAsia="es-PE"/>
-          <w14:ligatures w14:val="none"/>
+          <ns2:ligatures ns2:val="none"/>
         </w:rPr>
         <w:t xml:space="preserve"> de la referida norma</w:t>
       </w:r>
@@ -5511,7 +5291,7 @@
           <w:kern w:val="0"/>
           <w:vertAlign w:val="superscript"/>
           <w:lang w:eastAsia="es-PE"/>
-          <w14:ligatures w14:val="none"/>
+          <ns2:ligatures ns2:val="none"/>
         </w:rPr>
         <w:footnoteReference w:id="11"/>
       </w:r>
@@ -5521,7 +5301,7 @@
           <w:color w:val="000000"/>
           <w:kern w:val="0"/>
           <w:lang w:eastAsia="es-PE"/>
-          <w14:ligatures w14:val="none"/>
+          <ns2:ligatures ns2:val="none"/>
         </w:rPr>
         <w:t xml:space="preserve">. </w:t>
       </w:r>
@@ -5531,7 +5311,7 @@
           <w:color w:val="000000"/>
           <w:kern w:val="0"/>
           <w:lang w:eastAsia="es-PE"/>
-          <w14:ligatures w14:val="none"/>
+          <ns2:ligatures ns2:val="none"/>
         </w:rPr>
         <w:lastRenderedPageBreak/>
         <w:t>Asimismo, se consideran circunstancias atenuantes para la graduación de la sanción, el allanamiento de la denuncia o el reconocimiento de las pretensiones en ella contenidas, de acuerdo con el artículo 112</w:t>
@@ -5542,7 +5322,7 @@
           <w:color w:val="000000"/>
           <w:kern w:val="0"/>
           <w:lang w:eastAsia="es-PE"/>
-          <w14:ligatures w14:val="none"/>
+          <ns2:ligatures ns2:val="none"/>
         </w:rPr>
         <w:t/>
       </w:r>
@@ -5552,7 +5332,7 @@
           <w:color w:val="000000"/>
           <w:kern w:val="0"/>
           <w:lang w:eastAsia="es-PE"/>
-          <w14:ligatures w14:val="none"/>
+          <ns2:ligatures ns2:val="none"/>
         </w:rPr>
         <w:t xml:space="preserve"> del Código</w:t>
       </w:r>
@@ -5564,7 +5344,7 @@
           <w:kern w:val="0"/>
           <w:vertAlign w:val="superscript"/>
           <w:lang w:eastAsia="es-PE"/>
-          <w14:ligatures w14:val="none"/>
+          <ns2:ligatures ns2:val="none"/>
         </w:rPr>
         <w:footnoteReference w:id="12"/>
       </w:r>
@@ -5574,12 +5354,12 @@
           <w:color w:val="000000"/>
           <w:kern w:val="0"/>
           <w:lang w:eastAsia="es-PE"/>
-          <w14:ligatures w14:val="none"/>
+          <ns2:ligatures ns2:val="none"/>
         </w:rPr>
         <w:t>.</w:t>
       </w:r>
     </w:p>
-    <w:p>
+    <w:p ns2:paraId="77DF6A8F" ns2:textId="77777777">
       <w:pPr>
         <w:shd w:val="clear" w:color="auto" w:fill="FFFFFF"/>
         <w:spacing w:after="0" w:line="240" w:lineRule="auto"/>
@@ -5590,11 +5370,11 @@
           <w:color w:val="000000"/>
           <w:kern w:val="0"/>
           <w:lang w:eastAsia="es-PE"/>
-          <w14:ligatures w14:val="none"/>
-        </w:rPr>
-      </w:pPr>
-    </w:p>
-    <w:p>
+          <ns2:ligatures ns2:val="none"/>
+        </w:rPr>
+      </w:pPr>
+    </w:p>
+    <w:p ns2:paraId="5107DC25" ns2:textId="29AA2D37">
       <w:pPr>
         <w:shd w:val="clear" w:color="auto" w:fill="FFFFFF"/>
         <w:spacing w:after="0" w:line="240" w:lineRule="auto"/>
@@ -5604,17 +5384,17 @@
           <w:color w:val="000000"/>
           <w:kern w:val="0"/>
           <w:lang w:eastAsia="es-PE"/>
-          <w14:ligatures w14:val="none"/>
-        </w:rPr>
-      </w:pPr>
-      <w:r>
-        <w:rPr>
-          <w:rFonts w:ascii="Arial Narrow" w:eastAsia="Arial Narrow" w:hAnsi="Arial Narrow" w:cs="Arial Narrow"/>
-          <w:b/>
-          <w:color w:val="000000"/>
-          <w:kern w:val="0"/>
-          <w:lang w:eastAsia="es-PE"/>
-          <w14:ligatures w14:val="none"/>
+          <ns2:ligatures ns2:val="none"/>
+        </w:rPr>
+      </w:pPr>
+      <w:r>
+        <w:rPr>
+          <w:rFonts w:ascii="Arial Narrow" w:eastAsia="Arial Narrow" w:hAnsi="Arial Narrow" w:cs="Arial Narrow"/>
+          <w:b/>
+          <w:color w:val="000000"/>
+          <w:kern w:val="0"/>
+          <w:lang w:eastAsia="es-PE"/>
+          <ns2:ligatures ns2:val="none"/>
         </w:rPr>
         <w:t>OCTAVO</w:t>
       </w:r>
@@ -5625,7 +5405,7 @@
           <w:color w:val="000000"/>
           <w:kern w:val="0"/>
           <w:lang w:eastAsia="es-PE"/>
-          <w14:ligatures w14:val="none"/>
+          <ns2:ligatures ns2:val="none"/>
         </w:rPr>
         <w:t>:</w:t>
       </w:r>
@@ -5635,7 +5415,7 @@
           <w:color w:val="000000"/>
           <w:kern w:val="0"/>
           <w:lang w:eastAsia="es-PE"/>
-          <w14:ligatures w14:val="none"/>
+          <ns2:ligatures ns2:val="none"/>
         </w:rPr>
         <w:t xml:space="preserve"> informar a las partes que conforme a lo establecido en el artículo 39</w:t>
       </w:r>
@@ -5645,7 +5425,7 @@
           <w:color w:val="000000"/>
           <w:kern w:val="0"/>
           <w:lang w:eastAsia="es-PE"/>
-          <w14:ligatures w14:val="none"/>
+          <ns2:ligatures ns2:val="none"/>
         </w:rPr>
         <w:t/>
       </w:r>
@@ -5655,7 +5435,7 @@
           <w:color w:val="000000"/>
           <w:kern w:val="0"/>
           <w:lang w:eastAsia="es-PE"/>
-          <w14:ligatures w14:val="none"/>
+          <ns2:ligatures ns2:val="none"/>
         </w:rPr>
         <w:t xml:space="preserve"> de la Ley sobre Facultades, Normas y Organización del Indecopi, aprobada por Decreto Legislativo 807</w:t>
       </w:r>
@@ -5667,7 +5447,7 @@
           <w:kern w:val="0"/>
           <w:vertAlign w:val="superscript"/>
           <w:lang w:eastAsia="es-PE"/>
-          <w14:ligatures w14:val="none"/>
+          <ns2:ligatures ns2:val="none"/>
         </w:rPr>
         <w:footnoteReference w:id="13"/>
       </w:r>
@@ -5677,12 +5457,12 @@
           <w:color w:val="000000"/>
           <w:kern w:val="0"/>
           <w:lang w:eastAsia="es-PE"/>
-          <w14:ligatures w14:val="none"/>
+          <ns2:ligatures ns2:val="none"/>
         </w:rPr>
         <w:t xml:space="preserve">, los gastos por los peritajes realizados, actuación de pruebas, inspecciones y otros derivados de la tramitación del proceso serán de cargo de la parte que solicita la prueba, salvo pacto en contrario. En todos los casos, la resolución final determinará si los gastos deben ser asumidos por alguna de las partes, o reembolsados a la otra parte o al Indecopi, según sea el caso, de manera adicional a la sanción que haya podido imponerse. </w:t>
       </w:r>
     </w:p>
-    <w:p>
+    <w:p ns2:paraId="35955C5F" ns2:textId="77777777">
       <w:pPr>
         <w:shd w:val="clear" w:color="auto" w:fill="FFFFFF"/>
         <w:spacing w:after="0" w:line="240" w:lineRule="auto"/>
@@ -5692,11 +5472,11 @@
           <w:color w:val="000000"/>
           <w:kern w:val="0"/>
           <w:lang w:eastAsia="es-PE"/>
-          <w14:ligatures w14:val="none"/>
-        </w:rPr>
-      </w:pPr>
-    </w:p>
-    <w:p>
+          <ns2:ligatures ns2:val="none"/>
+        </w:rPr>
+      </w:pPr>
+    </w:p>
+    <w:p ns2:paraId="3E0575B0" ns2:textId="5081B42E">
       <w:pPr>
         <w:suppressAutoHyphens/>
         <w:spacing w:after="0" w:line="240" w:lineRule="auto"/>
@@ -5705,7 +5485,7 @@
           <w:rFonts w:ascii="Arial Narrow" w:eastAsia="Calibri" w:hAnsi="Arial Narrow" w:cs="Arial"/>
           <w:kern w:val="0"/>
           <w:u w:val="single"/>
-          <w14:ligatures w14:val="none"/>
+          <ns2:ligatures ns2:val="none"/>
         </w:rPr>
       </w:pPr>
       <w:r>
@@ -5714,7 +5494,7 @@
           <w:b/>
           <w:bCs/>
           <w:kern w:val="0"/>
-          <w14:ligatures w14:val="none"/>
+          <ns2:ligatures ns2:val="none"/>
         </w:rPr>
         <w:t>NOVENO</w:t>
       </w:r>
@@ -5723,7 +5503,7 @@
           <w:rFonts w:ascii="Arial Narrow" w:eastAsia="Calibri" w:hAnsi="Arial Narrow" w:cs="Arial"/>
           <w:b/>
           <w:kern w:val="0"/>
-          <w14:ligatures w14:val="none"/>
+          <ns2:ligatures ns2:val="none"/>
         </w:rPr>
         <w:t>:</w:t>
       </w:r>
@@ -5731,7 +5511,7 @@
         <w:rPr>
           <w:rFonts w:ascii="Arial Narrow" w:eastAsia="Calibri" w:hAnsi="Arial Narrow" w:cs="Arial"/>
           <w:kern w:val="0"/>
-          <w14:ligatures w14:val="none"/>
+          <ns2:ligatures ns2:val="none"/>
         </w:rPr>
         <w:t xml:space="preserve"> comunicar a las partes que, de acuerdo a lo señalado por el artículo 29 del Decreto Legislativo 807</w:t>
       </w:r>
@@ -5741,7 +5521,7 @@
           <w:rFonts w:ascii="Arial Narrow" w:eastAsia="Calibri" w:hAnsi="Arial Narrow" w:cs="Arial"/>
           <w:kern w:val="0"/>
           <w:vertAlign w:val="superscript"/>
-          <w14:ligatures w14:val="none"/>
+          <ns2:ligatures ns2:val="none"/>
         </w:rPr>
         <w:footnoteReference w:id="14"/>
       </w:r>
@@ -5749,7 +5529,7 @@
         <w:rPr>
           <w:rFonts w:ascii="Arial Narrow" w:eastAsia="Calibri" w:hAnsi="Arial Narrow" w:cs="Arial"/>
           <w:kern w:val="0"/>
-          <w14:ligatures w14:val="none"/>
+          <ns2:ligatures ns2:val="none"/>
         </w:rPr>
         <w:t xml:space="preserve">, hasta antes de la emisión de la Resolución Final tienen la posibilidad de solicitar una audiencia de conciliación. En caso deleguen a favor de una tercera persona su actuación en la diligencia programada, esta deberá presentar un poder especial con firma legalizada ante Notario Público, donde conste </w:t>
       </w:r>
@@ -5758,7 +5538,7 @@
           <w:rFonts w:ascii="Arial Narrow" w:eastAsia="Calibri" w:hAnsi="Arial Narrow" w:cs="Arial"/>
           <w:kern w:val="0"/>
           <w:u w:val="single"/>
-          <w14:ligatures w14:val="none"/>
+          <ns2:ligatures ns2:val="none"/>
         </w:rPr>
         <w:t>expresamente su facultad para asistir y conciliar en su representación</w:t>
       </w:r>
@@ -5767,7 +5547,7 @@
           <w:rFonts w:ascii="Arial Narrow" w:eastAsia="Calibri" w:hAnsi="Arial Narrow" w:cs="Arial"/>
           <w:bCs/>
           <w:kern w:val="0"/>
-          <w14:ligatures w14:val="none"/>
+          <ns2:ligatures ns2:val="none"/>
         </w:rPr>
         <w:t>.</w:t>
       </w:r>
@@ -5777,7 +5557,7 @@
           <w:b/>
           <w:bCs/>
           <w:kern w:val="0"/>
-          <w14:ligatures w14:val="none"/>
+          <ns2:ligatures ns2:val="none"/>
         </w:rPr>
         <w:t xml:space="preserve"> </w:t>
       </w:r>
@@ -5786,12 +5566,12 @@
           <w:rFonts w:ascii="Arial Narrow" w:eastAsia="Calibri" w:hAnsi="Arial Narrow" w:cs="Arial"/>
           <w:kern w:val="0"/>
           <w:u w:val="single"/>
-          <w14:ligatures w14:val="none"/>
+          <ns2:ligatures ns2:val="none"/>
         </w:rPr>
         <w:t xml:space="preserve">Ello bajo apercibimiento de no realizar la audiencia de conciliación y levantar el acta de inasistencia correspondiente. </w:t>
       </w:r>
     </w:p>
-    <w:p>
+    <w:p ns2:paraId="7280BE38" ns2:textId="77777777">
       <w:pPr>
         <w:suppressAutoHyphens/>
         <w:spacing w:after="0" w:line="240" w:lineRule="auto"/>
@@ -5800,11 +5580,11 @@
           <w:rFonts w:ascii="Arial Narrow" w:eastAsia="Calibri" w:hAnsi="Arial Narrow" w:cs="Arial"/>
           <w:kern w:val="0"/>
           <w:u w:val="single"/>
-          <w14:ligatures w14:val="none"/>
-        </w:rPr>
-      </w:pPr>
-    </w:p>
-    <w:p>
+          <ns2:ligatures ns2:val="none"/>
+        </w:rPr>
+      </w:pPr>
+    </w:p>
+    <w:p ns2:paraId="500E7004" ns2:textId="1AEA288C">
       <w:pPr>
         <w:suppressAutoHyphens/>
         <w:spacing w:after="0" w:line="240" w:lineRule="auto"/>
@@ -5814,7 +5594,7 @@
           <w:color w:val="000000"/>
           <w:kern w:val="0"/>
           <w:lang w:eastAsia="es-PE"/>
-          <w14:ligatures w14:val="none"/>
+          <ns2:ligatures ns2:val="none"/>
         </w:rPr>
       </w:pPr>
       <w:r>
@@ -5824,7 +5604,7 @@
           <w:color w:val="000000"/>
           <w:kern w:val="0"/>
           <w:lang w:eastAsia="es-PE"/>
-          <w14:ligatures w14:val="none"/>
+          <ns2:ligatures ns2:val="none"/>
         </w:rPr>
         <w:t>DÉCIMO:</w:t>
       </w:r>
@@ -5834,14 +5614,14 @@
           <w:color w:val="000000"/>
           <w:kern w:val="0"/>
           <w:lang w:eastAsia="es-PE"/>
-          <w14:ligatures w14:val="none"/>
+          <ns2:ligatures ns2:val="none"/>
         </w:rPr>
         <w:t xml:space="preserve"> poner en conocimiento de las partes que, antes de la emisión de la Resolución Final, tienen la posibilidad de formular su desistimiento o presentar el acuerdo arribado mediante la conciliación, mediación, transacción o cualquier otro que, de forma indubitable, deje constancia que se ha solucionado la controversia materia de denuncia.</w:t>
       </w:r>
       <w:bookmarkStart w:id="13" w:name="h.gjdgxs" w:colFirst="0" w:colLast="0"/>
       <w:bookmarkEnd w:id="13"/>
     </w:p>
-    <w:p>
+    <w:p ns2:paraId="54EC2517" ns2:textId="77777777">
       <w:pPr>
         <w:suppressAutoHyphens/>
         <w:spacing w:after="0" w:line="240" w:lineRule="auto"/>
@@ -5851,11 +5631,11 @@
           <w:color w:val="000000"/>
           <w:kern w:val="0"/>
           <w:lang w:eastAsia="es-PE"/>
-          <w14:ligatures w14:val="none"/>
-        </w:rPr>
-      </w:pPr>
-    </w:p>
-    <w:p>
+          <ns2:ligatures ns2:val="none"/>
+        </w:rPr>
+      </w:pPr>
+    </w:p>
+    <w:p ns2:paraId="0257C2D1" ns2:textId="37B3E11B">
       <w:pPr>
         <w:suppressAutoHyphens/>
         <w:spacing w:after="0" w:line="240" w:lineRule="auto"/>
@@ -5870,7 +5650,7 @@
           <w:b/>
           <w:spacing w:val="-3"/>
           <w:kern w:val="0"/>
-          <w14:ligatures w14:val="none"/>
+          <ns2:ligatures ns2:val="none"/>
         </w:rPr>
         <w:t xml:space="preserve">DÉCIMO PRIMERO: requerir a la señora [APELLIDO] Velásquez y Banco Ripley Perú S.A. para que, dentro del plazo de dos (2) días hábiles siguientes a la fecha en que reciba la notificación en su bandeja de correo electrónico, efectúe la confirmación de recepción de la notificación remitida por este despacho a su correo electrónico, de conformidad con el segundo párrafo del numeral 4 del artículo 20 del Texto Único Ordenado de la Ley del Procedimiento Administrativo General, aprobado mediante Decreto Supremo 006-2026-JUS, bajo apercibimiento de rehacer el acto de notificación y notificarle conforme al numeral 1 del artículo 20 del citado cuerpo normativo.</w:t>
       </w:r>
@@ -5888,7 +5668,7 @@
           <w:b/>
           <w:spacing w:val="-3"/>
           <w:kern w:val="0"/>
-          <w14:ligatures w14:val="none"/>
+          <ns2:ligatures ns2:val="none"/>
         </w:rPr>
         <w:t/>
       </w:r>
@@ -5898,7 +5678,7 @@
           <w:bCs/>
           <w:spacing w:val="-3"/>
           <w:kern w:val="0"/>
-          <w14:ligatures w14:val="none"/>
+          <ns2:ligatures ns2:val="none"/>
         </w:rPr>
         <w:t xml:space="preserve"/>
       </w:r>
@@ -5909,7 +5689,7 @@
           <w:bCs/>
           <w:spacing w:val="-3"/>
           <w:kern w:val="0"/>
-          <w14:ligatures w14:val="none"/>
+          <ns2:ligatures ns2:val="none"/>
         </w:rPr>
         <w:t/>
       </w:r>
@@ -5919,7 +5699,7 @@
           <w:bCs/>
           <w:spacing w:val="-3"/>
           <w:kern w:val="0"/>
-          <w14:ligatures w14:val="none"/>
+          <ns2:ligatures ns2:val="none"/>
         </w:rPr>
         <w:t xml:space="preserve"/>
       </w:r>
@@ -5929,7 +5709,7 @@
           <w:bCs/>
           <w:spacing w:val="-3"/>
           <w:kern w:val="0"/>
-          <w14:ligatures w14:val="none"/>
+          <ns2:ligatures ns2:val="none"/>
         </w:rPr>
         <w:t xml:space="preserve"/>
       </w:r>
@@ -5937,7 +5717,7 @@
         <w:rPr>
           <w:rFonts w:ascii="Arial Narrow" w:eastAsia="Calibri" w:hAnsi="Arial Narrow" w:cs="Arial"/>
           <w:kern w:val="0"/>
-          <w14:ligatures w14:val="none"/>
+          <ns2:ligatures ns2:val="none"/>
         </w:rPr>
         <w:t xml:space="preserve"/>
       </w:r>
@@ -5945,7 +5725,7 @@
         <w:rPr>
           <w:rFonts w:ascii="Arial Narrow" w:eastAsia="Calibri" w:hAnsi="Arial Narrow" w:cs="Arial"/>
           <w:kern w:val="0"/>
-          <w14:ligatures w14:val="none"/>
+          <ns2:ligatures ns2:val="none"/>
         </w:rPr>
         <w:t/>
       </w:r>
@@ -5955,7 +5735,7 @@
           <w:bCs/>
           <w:spacing w:val="-3"/>
           <w:kern w:val="0"/>
-          <w14:ligatures w14:val="none"/>
+          <ns2:ligatures ns2:val="none"/>
         </w:rPr>
         <w:t xml:space="preserve"/>
       </w:r>
@@ -5965,7 +5745,7 @@
           <w:bCs/>
           <w:spacing w:val="-3"/>
           <w:kern w:val="0"/>
-          <w14:ligatures w14:val="none"/>
+          <ns2:ligatures ns2:val="none"/>
         </w:rPr>
         <w:t xml:space="preserve"/>
       </w:r>
@@ -5976,7 +5756,7 @@
           <w:kern w:val="0"/>
           <w:shd w:val="clear" w:color="auto" w:fill="FFFFFF"/>
           <w:lang w:eastAsia="es-PE"/>
-          <w14:ligatures w14:val="none"/>
+          <ns2:ligatures ns2:val="none"/>
         </w:rPr>
         <w:t xml:space="preserve"/>
       </w:r>
@@ -5987,7 +5767,7 @@
           <w:kern w:val="0"/>
           <w:shd w:val="clear" w:color="auto" w:fill="FFFFFF"/>
           <w:lang w:eastAsia="es-PE"/>
-          <w14:ligatures w14:val="none"/>
+          <ns2:ligatures ns2:val="none"/>
         </w:rPr>
         <w:t/>
       </w:r>
@@ -5998,7 +5778,7 @@
           <w:kern w:val="0"/>
           <w:shd w:val="clear" w:color="auto" w:fill="FFFFFF"/>
           <w:lang w:eastAsia="es-PE"/>
-          <w14:ligatures w14:val="none"/>
+          <ns2:ligatures ns2:val="none"/>
         </w:rPr>
         <w:t xml:space="preserve"/>
       </w:r>
@@ -6008,7 +5788,7 @@
           <w:kern w:val="0"/>
           <w:shd w:val="clear" w:color="auto" w:fill="FFFFFF"/>
           <w:lang w:eastAsia="es-PE"/>
-          <w14:ligatures w14:val="none"/>
+          <ns2:ligatures ns2:val="none"/>
         </w:rPr>
         <w:t xml:space="preserve"/>
       </w:r>
@@ -6018,7 +5798,7 @@
           <w:bCs/>
           <w:spacing w:val="-3"/>
           <w:kern w:val="0"/>
-          <w14:ligatures w14:val="none"/>
+          <ns2:ligatures ns2:val="none"/>
         </w:rPr>
         <w:t xml:space="preserve"/>
       </w:r>
@@ -6080,7 +5860,7 @@
       </w:r>
       <w:bookmarkEnd w:id="14"/>
     </w:p>
-    <w:p>
+    <w:p ns2:paraId="7BD98F22" ns2:textId="77777777">
       <w:pPr>
         <w:suppressAutoHyphens/>
         <w:spacing w:after="0" w:line="240" w:lineRule="auto"/>
@@ -6090,7 +5870,7 @@
         </w:rPr>
       </w:pPr>
     </w:p>
-    <w:p>
+    <w:p ns2:paraId="645508EF" ns2:textId="5A5F35BA">
       <w:pPr>
         <w:suppressAutoHyphens/>
         <w:spacing w:after="0" w:line="240" w:lineRule="auto"/>
@@ -6204,7 +5984,7 @@
       </w:r>
       <w:bookmarkEnd w:id="15"/>
     </w:p>
-    <w:p>
+    <w:p ns2:paraId="2D4493DD" ns2:textId="77777777">
       <w:pPr>
         <w:spacing w:after="0" w:line="240" w:lineRule="auto"/>
         <w:jc w:val="both"/>
@@ -6213,67 +5993,67 @@
           <w:b/>
           <w:spacing w:val="-3"/>
           <w:kern w:val="0"/>
-          <w14:ligatures w14:val="none"/>
-        </w:rPr>
-      </w:pPr>
-    </w:p>
-    <w:p>
-      <w:pPr>
-        <w:spacing w:after="0" w:line="240" w:lineRule="auto"/>
-        <w:jc w:val="both"/>
-        <w:rPr>
-          <w:rFonts w:ascii="Arial Narrow" w:eastAsia="Arial Narrow" w:hAnsi="Arial Narrow" w:cs="Arial Narrow"/>
-          <w:b/>
-          <w:color w:val="000000"/>
-          <w:kern w:val="0"/>
-          <w:lang w:eastAsia="es-PE"/>
-          <w14:ligatures w14:val="none"/>
-        </w:rPr>
-      </w:pPr>
-    </w:p>
-    <w:p>
-      <w:pPr>
-        <w:spacing w:after="0" w:line="240" w:lineRule="auto"/>
-        <w:jc w:val="both"/>
-        <w:rPr>
-          <w:rFonts w:ascii="Arial Narrow" w:eastAsia="Arial Narrow" w:hAnsi="Arial Narrow" w:cs="Arial Narrow"/>
-          <w:b/>
-          <w:color w:val="000000"/>
-          <w:kern w:val="0"/>
-          <w:lang w:eastAsia="es-PE"/>
-          <w14:ligatures w14:val="none"/>
-        </w:rPr>
-      </w:pPr>
-    </w:p>
-    <w:p>
-      <w:pPr>
-        <w:spacing w:after="0" w:line="240" w:lineRule="auto"/>
-        <w:jc w:val="both"/>
-        <w:rPr>
-          <w:rFonts w:ascii="Arial Narrow" w:eastAsia="Arial Narrow" w:hAnsi="Arial Narrow" w:cs="Arial Narrow"/>
-          <w:b/>
-          <w:color w:val="000000"/>
-          <w:kern w:val="0"/>
-          <w:lang w:eastAsia="es-PE"/>
-          <w14:ligatures w14:val="none"/>
-        </w:rPr>
-      </w:pPr>
-    </w:p>
-    <w:p>
-      <w:pPr>
-        <w:spacing w:after="0" w:line="240" w:lineRule="auto"/>
-        <w:jc w:val="both"/>
-        <w:rPr>
-          <w:rFonts w:ascii="Arial Narrow" w:eastAsia="Arial Narrow" w:hAnsi="Arial Narrow" w:cs="Arial Narrow"/>
-          <w:b/>
-          <w:color w:val="000000"/>
-          <w:kern w:val="0"/>
-          <w:lang w:eastAsia="es-PE"/>
-          <w14:ligatures w14:val="none"/>
-        </w:rPr>
-      </w:pPr>
-    </w:p>
-    <w:p>
+          <ns2:ligatures ns2:val="none"/>
+        </w:rPr>
+      </w:pPr>
+    </w:p>
+    <w:p ns2:paraId="59FBEC2A" ns2:textId="77777777">
+      <w:pPr>
+        <w:spacing w:after="0" w:line="240" w:lineRule="auto"/>
+        <w:jc w:val="both"/>
+        <w:rPr>
+          <w:rFonts w:ascii="Arial Narrow" w:eastAsia="Arial Narrow" w:hAnsi="Arial Narrow" w:cs="Arial Narrow"/>
+          <w:b/>
+          <w:color w:val="000000"/>
+          <w:kern w:val="0"/>
+          <w:lang w:eastAsia="es-PE"/>
+          <ns2:ligatures ns2:val="none"/>
+        </w:rPr>
+      </w:pPr>
+    </w:p>
+    <w:p ns2:paraId="309FE764" ns2:textId="77777777">
+      <w:pPr>
+        <w:spacing w:after="0" w:line="240" w:lineRule="auto"/>
+        <w:jc w:val="both"/>
+        <w:rPr>
+          <w:rFonts w:ascii="Arial Narrow" w:eastAsia="Arial Narrow" w:hAnsi="Arial Narrow" w:cs="Arial Narrow"/>
+          <w:b/>
+          <w:color w:val="000000"/>
+          <w:kern w:val="0"/>
+          <w:lang w:eastAsia="es-PE"/>
+          <ns2:ligatures ns2:val="none"/>
+        </w:rPr>
+      </w:pPr>
+    </w:p>
+    <w:p ns2:paraId="5275F16C" ns2:textId="77777777">
+      <w:pPr>
+        <w:spacing w:after="0" w:line="240" w:lineRule="auto"/>
+        <w:jc w:val="both"/>
+        <w:rPr>
+          <w:rFonts w:ascii="Arial Narrow" w:eastAsia="Arial Narrow" w:hAnsi="Arial Narrow" w:cs="Arial Narrow"/>
+          <w:b/>
+          <w:color w:val="000000"/>
+          <w:kern w:val="0"/>
+          <w:lang w:eastAsia="es-PE"/>
+          <ns2:ligatures ns2:val="none"/>
+        </w:rPr>
+      </w:pPr>
+    </w:p>
+    <w:p ns2:paraId="68309DC4" ns2:textId="77777777">
+      <w:pPr>
+        <w:spacing w:after="0" w:line="240" w:lineRule="auto"/>
+        <w:jc w:val="both"/>
+        <w:rPr>
+          <w:rFonts w:ascii="Arial Narrow" w:eastAsia="Arial Narrow" w:hAnsi="Arial Narrow" w:cs="Arial Narrow"/>
+          <w:b/>
+          <w:color w:val="000000"/>
+          <w:kern w:val="0"/>
+          <w:lang w:eastAsia="es-PE"/>
+          <ns2:ligatures ns2:val="none"/>
+        </w:rPr>
+      </w:pPr>
+    </w:p>
+    <w:p ns2:paraId="017CC2E5" ns2:textId="77777777">
       <w:pPr>
         <w:shd w:val="clear" w:color="auto" w:fill="FFFFFF"/>
         <w:spacing w:after="0" w:line="240" w:lineRule="auto"/>
@@ -6284,7 +6064,7 @@
           <w:bCs/>
           <w:color w:val="000000"/>
           <w:kern w:val="0"/>
-          <w14:ligatures w14:val="none"/>
+          <ns2:ligatures ns2:val="none"/>
         </w:rPr>
       </w:pPr>
       <w:r>
@@ -6294,12 +6074,12 @@
           <w:bCs/>
           <w:color w:val="000000"/>
           <w:kern w:val="0"/>
-          <w14:ligatures w14:val="none"/>
+          <ns2:ligatures ns2:val="none"/>
         </w:rPr>
         <w:t>EVELING ROA QUISPE</w:t>
       </w:r>
     </w:p>
-    <w:p>
+    <w:p ns2:paraId="2A4D7D52" ns2:textId="77777777">
       <w:pPr>
         <w:shd w:val="clear" w:color="auto" w:fill="FFFFFF"/>
         <w:spacing w:after="0" w:line="240" w:lineRule="auto"/>
@@ -6310,7 +6090,7 @@
           <w:bCs/>
           <w:color w:val="000000"/>
           <w:kern w:val="0"/>
-          <w14:ligatures w14:val="none"/>
+          <ns2:ligatures ns2:val="none"/>
         </w:rPr>
       </w:pPr>
       <w:r>
@@ -6320,12 +6100,12 @@
           <w:bCs/>
           <w:color w:val="000000"/>
           <w:kern w:val="0"/>
-          <w14:ligatures w14:val="none"/>
+          <ns2:ligatures ns2:val="none"/>
         </w:rPr>
         <w:t>Secretaria Técnica</w:t>
       </w:r>
     </w:p>
-    <w:p>
+    <w:p ns2:paraId="79CD7A1E" ns2:textId="77777777">
       <w:pPr>
         <w:shd w:val="clear" w:color="auto" w:fill="FFFFFF"/>
         <w:spacing w:after="0" w:line="240" w:lineRule="auto"/>
@@ -6334,7 +6114,7 @@
           <w:rFonts w:ascii="Arial Narrow" w:eastAsia="Calibri" w:hAnsi="Arial Narrow" w:cs="Times New Roman"/>
           <w:color w:val="000000"/>
           <w:kern w:val="0"/>
-          <w14:ligatures w14:val="none"/>
+          <ns2:ligatures ns2:val="none"/>
         </w:rPr>
       </w:pPr>
       <w:r>
@@ -6344,7 +6124,7 @@
           <w:bCs/>
           <w:color w:val="000000"/>
           <w:kern w:val="0"/>
-          <w14:ligatures w14:val="none"/>
+          <ns2:ligatures ns2:val="none"/>
         </w:rPr>
         <w:t>Comisión </w:t>
       </w:r>
@@ -6356,7 +6136,7 @@
           <w:color w:val="000000"/>
           <w:kern w:val="0"/>
           <w:shd w:val="clear" w:color="auto" w:fill="FFFFFF"/>
-          <w14:ligatures w14:val="none"/>
+          <ns2:ligatures ns2:val="none"/>
         </w:rPr>
         <w:t>de</w:t>
       </w:r>
@@ -6367,49 +6147,49 @@
           <w:bCs/>
           <w:color w:val="000000"/>
           <w:kern w:val="0"/>
-          <w14:ligatures w14:val="none"/>
+          <ns2:ligatures ns2:val="none"/>
         </w:rPr>
         <w:t> Protección al Consumidor 1</w:t>
       </w:r>
     </w:p>
-    <w:p>
-      <w:pPr>
-        <w:spacing w:after="0" w:line="240" w:lineRule="auto"/>
-        <w:jc w:val="both"/>
-        <w:rPr>
-          <w:rFonts w:ascii="Arial Narrow" w:eastAsia="Arial Narrow" w:hAnsi="Arial Narrow" w:cs="Arial Narrow"/>
-          <w:b/>
-          <w:color w:val="000000"/>
-          <w:kern w:val="0"/>
-          <w:lang w:eastAsia="es-PE"/>
-          <w14:ligatures w14:val="none"/>
+    <w:p ns2:paraId="5AD2D99B" ns2:textId="77777777">
+      <w:pPr>
+        <w:spacing w:after="0" w:line="240" w:lineRule="auto"/>
+        <w:jc w:val="both"/>
+        <w:rPr>
+          <w:rFonts w:ascii="Arial Narrow" w:eastAsia="Arial Narrow" w:hAnsi="Arial Narrow" w:cs="Arial Narrow"/>
+          <w:b/>
+          <w:color w:val="000000"/>
+          <w:kern w:val="0"/>
+          <w:lang w:eastAsia="es-PE"/>
+          <ns2:ligatures ns2:val="none"/>
         </w:rPr>
       </w:pPr>
     </w:p>
     <w:bookmarkEnd w:id="0"/>
-    <w:p>
-      <w:pPr>
-        <w:spacing w:after="0" w:line="240" w:lineRule="auto"/>
-        <w:jc w:val="both"/>
-        <w:rPr>
-          <w:rFonts w:ascii="Arial Narrow" w:eastAsia="Arial Narrow" w:hAnsi="Arial Narrow" w:cs="Arial"/>
-          <w:color w:val="000000"/>
-          <w:kern w:val="0"/>
-          <w:sz w:val="16"/>
-          <w:szCs w:val="16"/>
-          <w:lang w:eastAsia="es-PE"/>
-          <w14:ligatures w14:val="none"/>
-        </w:rPr>
-      </w:pPr>
-      <w:r>
-        <w:rPr>
-          <w:rFonts w:ascii="Arial Narrow" w:eastAsia="Arial Narrow" w:hAnsi="Arial Narrow" w:cs="Arial"/>
-          <w:color w:val="000000"/>
-          <w:kern w:val="0"/>
-          <w:sz w:val="16"/>
-          <w:szCs w:val="16"/>
-          <w:lang w:eastAsia="es-PE"/>
-          <w14:ligatures w14:val="none"/>
+    <w:p ns2:paraId="54C814CB" ns2:textId="235F4148">
+      <w:pPr>
+        <w:spacing w:after="0" w:line="240" w:lineRule="auto"/>
+        <w:jc w:val="both"/>
+        <w:rPr>
+          <w:rFonts w:ascii="Arial Narrow" w:eastAsia="Arial Narrow" w:hAnsi="Arial Narrow" w:cs="Arial"/>
+          <w:color w:val="000000"/>
+          <w:kern w:val="0"/>
+          <w:sz w:val="16"/>
+          <w:szCs w:val="16"/>
+          <w:lang w:eastAsia="es-PE"/>
+          <ns2:ligatures ns2:val="none"/>
+        </w:rPr>
+      </w:pPr>
+      <w:r>
+        <w:rPr>
+          <w:rFonts w:ascii="Arial Narrow" w:eastAsia="Arial Narrow" w:hAnsi="Arial Narrow" w:cs="Arial"/>
+          <w:color w:val="000000"/>
+          <w:kern w:val="0"/>
+          <w:sz w:val="16"/>
+          <w:szCs w:val="16"/>
+          <w:lang w:eastAsia="es-PE"/>
+          <ns2:ligatures ns2:val="none"/>
         </w:rPr>
         <w:t>LSM/</w:t>
       </w:r>
@@ -6421,14 +6201,14 @@
           <w:sz w:val="16"/>
           <w:szCs w:val="16"/>
           <w:lang w:eastAsia="es-PE"/>
-          <w14:ligatures w14:val="none"/>
+          <ns2:ligatures ns2:val="none"/>
         </w:rPr>
         <w:t>JCQ</w:t>
       </w:r>
     </w:p>
     <w:sectPr>
-      <w:headerReference w:type="default" r:id="rId8"/>
-      <w:footerReference w:type="default" r:id="rId9"/>
+      <w:headerReference w:type="default" ns3:id="rId8"/>
+      <w:footerReference w:type="default" ns3:id="rId9"/>
       <w:pgSz w:w="11906" w:h="16838"/>
       <w:pgMar w:top="1417" w:right="1701" w:bottom="1417" w:left="1701" w:header="708" w:footer="708" w:gutter="0"/>
       <w:cols w:space="708"/>
